--- a/docs/06_겨울수련회_계획서.docx
+++ b/docs/06_겨울수련회_계획서.docx
@@ -11,7 +11,7 @@
         <w:rPr>
           <w:b w:val="0"/>
         </w:rPr>
-        <w:t>(교회명) 겨울 수련회 기획안</w:t>
+        <w:t>2026년 (교회명) (부서명) 겨울수련회 계획서</w:t>
       </w:r>
     </w:p>
     <w:p>
@@ -22,120 +22,7 @@
         <w:rPr>
           <w:b w:val="0"/>
         </w:rPr>
-        <w:t>1. 개요 및 목적</w:t>
-      </w:r>
-    </w:p>
-    <w:p>
-      <w:pPr>
-        <w:pStyle w:val="ListBullet"/>
-      </w:pPr>
-      <w:r>
-        <w:rPr>
-          <w:b/>
-        </w:rPr>
-        <w:t>주제:</w:t>
-      </w:r>
-      <w:r>
-        <w:rPr>
-          <w:b w:val="0"/>
-        </w:rPr>
-        <w:t xml:space="preserve"> ________________________________________</w:t>
-      </w:r>
-    </w:p>
-    <w:p>
-      <w:pPr>
-        <w:pStyle w:val="ListBullet"/>
-      </w:pPr>
-      <w:r>
-        <w:rPr>
-          <w:b/>
-        </w:rPr>
-        <w:t>주제 성구:</w:t>
-      </w:r>
-      <w:r>
-        <w:rPr>
-          <w:b w:val="0"/>
-        </w:rPr>
-        <w:t xml:space="preserve"> (확인 필요: 예시 - 디모데후서 3:16-17)</w:t>
-      </w:r>
-    </w:p>
-    <w:p>
-      <w:pPr>
-        <w:pStyle w:val="ListBullet"/>
-      </w:pPr>
-      <w:r>
-        <w:rPr>
-          <w:b/>
-        </w:rPr>
-        <w:t>일시:</w:t>
-      </w:r>
-      <w:r>
-        <w:rPr>
-          <w:b w:val="0"/>
-        </w:rPr>
-        <w:t xml:space="preserve"> 20____년 ____월 ____일(____) ~ ____월 ____일(____)</w:t>
-      </w:r>
-    </w:p>
-    <w:p>
-      <w:pPr>
-        <w:pStyle w:val="ListBullet"/>
-      </w:pPr>
-      <w:r>
-        <w:rPr>
-          <w:b/>
-        </w:rPr>
-        <w:t>장소:</w:t>
-      </w:r>
-      <w:r>
-        <w:rPr>
-          <w:b w:val="0"/>
-        </w:rPr>
-        <w:t xml:space="preserve"> ________________________________________ (주소: ________________________)</w:t>
-      </w:r>
-    </w:p>
-    <w:p>
-      <w:pPr>
-        <w:pStyle w:val="ListBullet"/>
-      </w:pPr>
-      <w:r>
-        <w:rPr>
-          <w:b/>
-        </w:rPr>
-        <w:t>대상:</w:t>
-      </w:r>
-      <w:r>
-        <w:rPr>
-          <w:b w:val="0"/>
-        </w:rPr>
-        <w:t xml:space="preserve"> ________________________________________ (예상 인원: ____명)</w:t>
-      </w:r>
-    </w:p>
-    <w:p>
-      <w:pPr>
-        <w:pStyle w:val="ListBullet"/>
-      </w:pPr>
-      <w:r>
-        <w:rPr>
-          <w:b/>
-        </w:rPr>
-        <w:t>교육목표:</w:t>
-      </w:r>
-      <w:r>
-        <w:rPr>
-          <w:b w:val="0"/>
-        </w:rPr>
-        <w:t xml:space="preserve"> ________________________________________</w:t>
-      </w:r>
-    </w:p>
-    <w:p>
-      <w:pPr>
-        <w:pStyle w:val="ListBullet"/>
-      </w:pPr>
-      <w:r>
-        <w:rPr>
-          <w:b/>
-        </w:rPr>
-        <w:t>출발·도착:</w:t>
+        <w:t>개요</w:t>
       </w:r>
     </w:p>
     <w:p>
@@ -146,7 +33,7 @@
         <w:rPr>
           <w:b w:val="0"/>
         </w:rPr>
-        <w:t>출발: ____월 ____일 ____시 (____에서 출발)</w:t>
+        <w:t>주제 : ________</w:t>
       </w:r>
     </w:p>
     <w:p>
@@ -157,7 +44,7 @@
         <w:rPr>
           <w:b w:val="0"/>
         </w:rPr>
-        <w:t>도착: ____월 ____일 ____시 (____에 도착)</w:t>
+        <w:t>주제 말씀 : (예: 요 1:1-5)</w:t>
       </w:r>
     </w:p>
     <w:p>
@@ -166,42 +53,53 @@
       </w:pPr>
       <w:r>
         <w:rPr>
-          <w:b/>
+          <w:b w:val="0"/>
         </w:rPr>
-        <w:t>수련회 목적:</w:t>
+        <w:t>목적 : 겨울철 신앙 공동체 의식 함양 및 말씀 훈련, 안전하고 따뜻한 교제</w:t>
       </w:r>
     </w:p>
     <w:p>
       <w:pPr>
-        <w:pStyle w:val="ListNumber"/>
+        <w:pStyle w:val="ListBullet"/>
       </w:pPr>
       <w:r>
         <w:rPr>
           <w:b w:val="0"/>
         </w:rPr>
-        <w:t>겨울 방학을 맞이하여 공동체가 함께 모여 하나님 말씀을 배우고 영적 재충전을 도모함.</w:t>
+        <w:t>장소 : ________ (난방 시설 및 안전 확인 필요)</w:t>
       </w:r>
     </w:p>
     <w:p>
       <w:pPr>
-        <w:pStyle w:val="ListNumber"/>
+        <w:pStyle w:val="ListBullet"/>
       </w:pPr>
       <w:r>
         <w:rPr>
           <w:b w:val="0"/>
         </w:rPr>
-        <w:t>추운 날씨로 인해 움츠러들기 쉬운 시기에 교제와 나눔을 통해 공동체 의식을 강화함.</w:t>
+        <w:t>일시 : 2026년 0월 0일(요일) ~ 0월 0일(요일), 1박 2일</w:t>
       </w:r>
     </w:p>
     <w:p>
       <w:pPr>
-        <w:pStyle w:val="ListNumber"/>
+        <w:pStyle w:val="ListBullet"/>
       </w:pPr>
       <w:r>
         <w:rPr>
           <w:b w:val="0"/>
         </w:rPr>
-        <w:t>일상을 떠나 하나님과의 깊은 교제 시간을 가짐.</w:t>
+        <w:t>담당 : ________</w:t>
+      </w:r>
+    </w:p>
+    <w:p>
+      <w:pPr>
+        <w:pStyle w:val="ListBullet"/>
+      </w:pPr>
+      <w:r>
+        <w:rPr>
+          <w:b w:val="0"/>
+        </w:rPr>
+        <w:t>대상 : (예상 인원 n명: 학생 n, 교사 n)</w:t>
       </w:r>
     </w:p>
     <w:p>
@@ -212,621 +110,7 @@
         <w:rPr>
           <w:b w:val="0"/>
         </w:rPr>
-        <w:t>2. 겨울 수련회 특화 준비사항 (난방 및 안전)</w:t>
-      </w:r>
-    </w:p>
-    <w:p>
-      <w:r>
-        <w:rPr>
-          <w:b w:val="0"/>
-        </w:rPr>
-        <w:t>작은 교회 사역에서 가장 중요한 것은 '따뜻함'과 '안전'입니다. 다음 사항을 반드시 체크리스트에 반영하십시오.</w:t>
-      </w:r>
-    </w:p>
-    <w:p>
-      <w:pPr>
-        <w:pStyle w:val="ListBullet"/>
-      </w:pPr>
-      <w:r>
-        <w:rPr>
-          <w:b/>
-        </w:rPr>
-        <w:t>난방 및 숙소 점검:</w:t>
-      </w:r>
-    </w:p>
-    <w:p>
-      <w:pPr>
-        <w:pStyle w:val="ListBullet"/>
-      </w:pPr>
-      <w:r>
-        <w:rPr>
-          <w:b w:val="0"/>
-        </w:rPr>
-        <w:t>숙소의 난방 방식(온돌/라디에이터) 확인 및 정상 작동 여부: (확인 필요)</w:t>
-      </w:r>
-    </w:p>
-    <w:p>
-      <w:pPr>
-        <w:pStyle w:val="ListBullet"/>
-      </w:pPr>
-      <w:r>
-        <w:rPr>
-          <w:b w:val="0"/>
-        </w:rPr>
-        <w:t>여벌 담요 및 개인별 핫팩 준비 수량: ____개</w:t>
-      </w:r>
-    </w:p>
-    <w:p>
-      <w:pPr>
-        <w:pStyle w:val="ListBullet"/>
-      </w:pPr>
-      <w:r>
-        <w:rPr>
-          <w:b w:val="0"/>
-        </w:rPr>
-        <w:t>온수 사용 가능 시간 및 용량 확인: (확인 필요)</w:t>
-      </w:r>
-    </w:p>
-    <w:p>
-      <w:pPr>
-        <w:pStyle w:val="ListBullet"/>
-      </w:pPr>
-      <w:r>
-        <w:rPr>
-          <w:b/>
-        </w:rPr>
-        <w:t>이동 및 야외 활동:</w:t>
-      </w:r>
-    </w:p>
-    <w:p>
-      <w:pPr>
-        <w:pStyle w:val="ListBullet"/>
-      </w:pPr>
-      <w:r>
-        <w:rPr>
-          <w:b w:val="0"/>
-        </w:rPr>
-        <w:t>이동 수단(교회 차량 또는 대중교통)의 타이어 상태(스노우타이어 여부/체인 구비): (확인 필요)</w:t>
-      </w:r>
-    </w:p>
-    <w:p>
-      <w:pPr>
-        <w:pStyle w:val="ListBullet"/>
-      </w:pPr>
-      <w:r>
-        <w:rPr>
-          <w:b w:val="0"/>
-        </w:rPr>
-        <w:t>빙판길 미끄럼 사고 방지를 위한 이동 경로 사전 파악.</w:t>
-      </w:r>
-    </w:p>
-    <w:p>
-      <w:pPr>
-        <w:pStyle w:val="ListBullet"/>
-      </w:pPr>
-      <w:r>
-        <w:rPr>
-          <w:b w:val="0"/>
-        </w:rPr>
-        <w:t>야외 프로그램 최소화 및 실내 프로그램 위주 구성(보드게임, 조별 나눔, 성경 공부 등).</w:t>
-      </w:r>
-    </w:p>
-    <w:p>
-      <w:pPr>
-        <w:pStyle w:val="ListBullet"/>
-      </w:pPr>
-      <w:r>
-        <w:rPr>
-          <w:b/>
-        </w:rPr>
-        <w:t>건강 관리:</w:t>
-      </w:r>
-    </w:p>
-    <w:p>
-      <w:pPr>
-        <w:pStyle w:val="ListBullet"/>
-      </w:pPr>
-      <w:r>
-        <w:rPr>
-          <w:b w:val="0"/>
-        </w:rPr>
-        <w:t>상비약(감기약, 소화제, 밴드, 파스 등) 준비: (확인 필요)</w:t>
-      </w:r>
-    </w:p>
-    <w:p>
-      <w:pPr>
-        <w:pStyle w:val="ListBullet"/>
-      </w:pPr>
-      <w:r>
-        <w:rPr>
-          <w:b w:val="0"/>
-        </w:rPr>
-        <w:t>겨울철 유행성 질환 예방을 위한 마스크 및 손소독제 구비.</w:t>
-      </w:r>
-    </w:p>
-    <w:p>
-      <w:pPr>
-        <w:pStyle w:val="Heading2"/>
-      </w:pPr>
-      <w:r>
-        <w:rPr>
-          <w:b w:val="0"/>
-        </w:rPr>
-        <w:t>3. 일정표 (안)</w:t>
-      </w:r>
-    </w:p>
-    <w:tbl>
-      <w:tblPr>
-        <w:tblStyle w:val="TableGrid"/>
-        <w:tblW w:type="auto" w:w="0"/>
-        <w:tblLook w:firstColumn="1" w:firstRow="1" w:lastColumn="0" w:lastRow="0" w:noHBand="0" w:noVBand="1" w:val="04A0"/>
-      </w:tblPr>
-      <w:tblGrid>
-        <w:gridCol w:w="2160"/>
-        <w:gridCol w:w="2160"/>
-        <w:gridCol w:w="2160"/>
-        <w:gridCol w:w="2160"/>
-      </w:tblGrid>
-      <w:tr>
-        <w:tc>
-          <w:tcPr>
-            <w:tcW w:type="dxa" w:w="2160"/>
-          </w:tcPr>
-          <w:p>
-            <w:r>
-              <w:rPr>
-                <w:b/>
-              </w:rPr>
-              <w:t>시간</w:t>
-            </w:r>
-          </w:p>
-        </w:tc>
-        <w:tc>
-          <w:tcPr>
-            <w:tcW w:type="dxa" w:w="2160"/>
-          </w:tcPr>
-          <w:p>
-            <w:r>
-              <w:rPr>
-                <w:b/>
-              </w:rPr>
-              <w:t>____월 ____일 (첫째 날)</w:t>
-            </w:r>
-          </w:p>
-        </w:tc>
-        <w:tc>
-          <w:tcPr>
-            <w:tcW w:type="dxa" w:w="2160"/>
-          </w:tcPr>
-          <w:p>
-            <w:r>
-              <w:rPr>
-                <w:b/>
-              </w:rPr>
-              <w:t>____월 ____일 (둘째 날)</w:t>
-            </w:r>
-          </w:p>
-        </w:tc>
-        <w:tc>
-          <w:tcPr>
-            <w:tcW w:type="dxa" w:w="2160"/>
-          </w:tcPr>
-          <w:p>
-            <w:r>
-              <w:rPr>
-                <w:b/>
-              </w:rPr>
-              <w:t>비고</w:t>
-            </w:r>
-          </w:p>
-        </w:tc>
-      </w:tr>
-      <w:tr>
-        <w:tc>
-          <w:tcPr>
-            <w:tcW w:type="dxa" w:w="2160"/>
-          </w:tcPr>
-          <w:p>
-            <w:r>
-              <w:rPr>
-                <w:b w:val="0"/>
-              </w:rPr>
-              <w:t>오전</w:t>
-            </w:r>
-          </w:p>
-        </w:tc>
-        <w:tc>
-          <w:tcPr>
-            <w:tcW w:type="dxa" w:w="2160"/>
-          </w:tcPr>
-          <w:p>
-            <w:r>
-              <w:rPr>
-                <w:b w:val="0"/>
-              </w:rPr>
-              <w:t>-</w:t>
-            </w:r>
-          </w:p>
-        </w:tc>
-        <w:tc>
-          <w:tcPr>
-            <w:tcW w:type="dxa" w:w="2160"/>
-          </w:tcPr>
-          <w:p>
-            <w:r>
-              <w:rPr>
-                <w:b w:val="0"/>
-              </w:rPr>
-              <w:t>아침 식사 및 묵상</w:t>
-            </w:r>
-          </w:p>
-        </w:tc>
-        <w:tc>
-          <w:tcPr>
-            <w:tcW w:type="dxa" w:w="2160"/>
-          </w:tcPr>
-          <w:p/>
-        </w:tc>
-      </w:tr>
-      <w:tr>
-        <w:tc>
-          <w:tcPr>
-            <w:tcW w:type="dxa" w:w="2160"/>
-          </w:tcPr>
-          <w:p>
-            <w:r>
-              <w:rPr>
-                <w:b w:val="0"/>
-              </w:rPr>
-              <w:t>12:00</w:t>
-            </w:r>
-          </w:p>
-        </w:tc>
-        <w:tc>
-          <w:tcPr>
-            <w:tcW w:type="dxa" w:w="2160"/>
-          </w:tcPr>
-          <w:p>
-            <w:r>
-              <w:rPr>
-                <w:b w:val="0"/>
-              </w:rPr>
-              <w:t>현장 도착 및 접수</w:t>
-            </w:r>
-          </w:p>
-        </w:tc>
-        <w:tc>
-          <w:tcPr>
-            <w:tcW w:type="dxa" w:w="2160"/>
-          </w:tcPr>
-          <w:p>
-            <w:r>
-              <w:rPr>
-                <w:b w:val="0"/>
-              </w:rPr>
-              <w:t>오전 프로그램</w:t>
-            </w:r>
-          </w:p>
-        </w:tc>
-        <w:tc>
-          <w:tcPr>
-            <w:tcW w:type="dxa" w:w="2160"/>
-          </w:tcPr>
-          <w:p/>
-        </w:tc>
-      </w:tr>
-      <w:tr>
-        <w:tc>
-          <w:tcPr>
-            <w:tcW w:type="dxa" w:w="2160"/>
-          </w:tcPr>
-          <w:p>
-            <w:r>
-              <w:rPr>
-                <w:b w:val="0"/>
-              </w:rPr>
-              <w:t>14:00</w:t>
-            </w:r>
-          </w:p>
-        </w:tc>
-        <w:tc>
-          <w:tcPr>
-            <w:tcW w:type="dxa" w:w="2160"/>
-          </w:tcPr>
-          <w:p>
-            <w:r>
-              <w:rPr>
-                <w:b w:val="0"/>
-              </w:rPr>
-              <w:t>아이스브레이킹</w:t>
-            </w:r>
-          </w:p>
-        </w:tc>
-        <w:tc>
-          <w:tcPr>
-            <w:tcW w:type="dxa" w:w="2160"/>
-          </w:tcPr>
-          <w:p>
-            <w:r>
-              <w:rPr>
-                <w:b w:val="0"/>
-              </w:rPr>
-              <w:t>전체 게임/활동</w:t>
-            </w:r>
-          </w:p>
-        </w:tc>
-        <w:tc>
-          <w:tcPr>
-            <w:tcW w:type="dxa" w:w="2160"/>
-          </w:tcPr>
-          <w:p/>
-        </w:tc>
-      </w:tr>
-      <w:tr>
-        <w:tc>
-          <w:tcPr>
-            <w:tcW w:type="dxa" w:w="2160"/>
-          </w:tcPr>
-          <w:p>
-            <w:r>
-              <w:rPr>
-                <w:b w:val="0"/>
-              </w:rPr>
-              <w:t>16:00</w:t>
-            </w:r>
-          </w:p>
-        </w:tc>
-        <w:tc>
-          <w:tcPr>
-            <w:tcW w:type="dxa" w:w="2160"/>
-          </w:tcPr>
-          <w:p>
-            <w:r>
-              <w:rPr>
-                <w:b w:val="0"/>
-              </w:rPr>
-              <w:t>개회 예배</w:t>
-            </w:r>
-          </w:p>
-        </w:tc>
-        <w:tc>
-          <w:tcPr>
-            <w:tcW w:type="dxa" w:w="2160"/>
-          </w:tcPr>
-          <w:p>
-            <w:r>
-              <w:rPr>
-                <w:b w:val="0"/>
-              </w:rPr>
-              <w:t>조별 나눔/간식</w:t>
-            </w:r>
-          </w:p>
-        </w:tc>
-        <w:tc>
-          <w:tcPr>
-            <w:tcW w:type="dxa" w:w="2160"/>
-          </w:tcPr>
-          <w:p/>
-        </w:tc>
-      </w:tr>
-      <w:tr>
-        <w:tc>
-          <w:tcPr>
-            <w:tcW w:type="dxa" w:w="2160"/>
-          </w:tcPr>
-          <w:p>
-            <w:r>
-              <w:rPr>
-                <w:b w:val="0"/>
-              </w:rPr>
-              <w:t>18:00</w:t>
-            </w:r>
-          </w:p>
-        </w:tc>
-        <w:tc>
-          <w:tcPr>
-            <w:tcW w:type="dxa" w:w="2160"/>
-          </w:tcPr>
-          <w:p>
-            <w:r>
-              <w:rPr>
-                <w:b w:val="0"/>
-              </w:rPr>
-              <w:t>저녁 식사</w:t>
-            </w:r>
-          </w:p>
-        </w:tc>
-        <w:tc>
-          <w:tcPr>
-            <w:tcW w:type="dxa" w:w="2160"/>
-          </w:tcPr>
-          <w:p>
-            <w:r>
-              <w:rPr>
-                <w:b w:val="0"/>
-              </w:rPr>
-              <w:t>저녁 식사</w:t>
-            </w:r>
-          </w:p>
-        </w:tc>
-        <w:tc>
-          <w:tcPr>
-            <w:tcW w:type="dxa" w:w="2160"/>
-          </w:tcPr>
-          <w:p/>
-        </w:tc>
-      </w:tr>
-      <w:tr>
-        <w:tc>
-          <w:tcPr>
-            <w:tcW w:type="dxa" w:w="2160"/>
-          </w:tcPr>
-          <w:p>
-            <w:r>
-              <w:rPr>
-                <w:b w:val="0"/>
-              </w:rPr>
-              <w:t>20:00</w:t>
-            </w:r>
-          </w:p>
-        </w:tc>
-        <w:tc>
-          <w:tcPr>
-            <w:tcW w:type="dxa" w:w="2160"/>
-          </w:tcPr>
-          <w:p>
-            <w:r>
-              <w:rPr>
-                <w:b w:val="0"/>
-              </w:rPr>
-              <w:t>저녁 집회/기도회</w:t>
-            </w:r>
-          </w:p>
-        </w:tc>
-        <w:tc>
-          <w:tcPr>
-            <w:tcW w:type="dxa" w:w="2160"/>
-          </w:tcPr>
-          <w:p>
-            <w:r>
-              <w:rPr>
-                <w:b w:val="0"/>
-              </w:rPr>
-              <w:t>파송 예배/귀가</w:t>
-            </w:r>
-          </w:p>
-        </w:tc>
-        <w:tc>
-          <w:tcPr>
-            <w:tcW w:type="dxa" w:w="2160"/>
-          </w:tcPr>
-          <w:p/>
-        </w:tc>
-      </w:tr>
-      <w:tr>
-        <w:tc>
-          <w:tcPr>
-            <w:tcW w:type="dxa" w:w="2160"/>
-          </w:tcPr>
-          <w:p>
-            <w:r>
-              <w:rPr>
-                <w:b w:val="0"/>
-              </w:rPr>
-              <w:t>22:00</w:t>
-            </w:r>
-          </w:p>
-        </w:tc>
-        <w:tc>
-          <w:tcPr>
-            <w:tcW w:type="dxa" w:w="2160"/>
-          </w:tcPr>
-          <w:p>
-            <w:r>
-              <w:rPr>
-                <w:b w:val="0"/>
-              </w:rPr>
-              <w:t>친교 시간(레크리에이션)</w:t>
-            </w:r>
-          </w:p>
-        </w:tc>
-        <w:tc>
-          <w:tcPr>
-            <w:tcW w:type="dxa" w:w="2160"/>
-          </w:tcPr>
-          <w:p>
-            <w:r>
-              <w:rPr>
-                <w:b w:val="0"/>
-              </w:rPr>
-              <w:t>-</w:t>
-            </w:r>
-          </w:p>
-        </w:tc>
-        <w:tc>
-          <w:tcPr>
-            <w:tcW w:type="dxa" w:w="2160"/>
-          </w:tcPr>
-          <w:p/>
-        </w:tc>
-      </w:tr>
-      <w:tr>
-        <w:tc>
-          <w:tcPr>
-            <w:tcW w:type="dxa" w:w="2160"/>
-          </w:tcPr>
-          <w:p>
-            <w:r>
-              <w:rPr>
-                <w:b w:val="0"/>
-              </w:rPr>
-              <w:t>24:00</w:t>
-            </w:r>
-          </w:p>
-        </w:tc>
-        <w:tc>
-          <w:tcPr>
-            <w:tcW w:type="dxa" w:w="2160"/>
-          </w:tcPr>
-          <w:p>
-            <w:r>
-              <w:rPr>
-                <w:b w:val="0"/>
-              </w:rPr>
-              <w:t>취침(점호)</w:t>
-            </w:r>
-          </w:p>
-        </w:tc>
-        <w:tc>
-          <w:tcPr>
-            <w:tcW w:type="dxa" w:w="2160"/>
-          </w:tcPr>
-          <w:p>
-            <w:r>
-              <w:rPr>
-                <w:b w:val="0"/>
-              </w:rPr>
-              <w:t>-</w:t>
-            </w:r>
-          </w:p>
-        </w:tc>
-        <w:tc>
-          <w:tcPr>
-            <w:tcW w:type="dxa" w:w="2160"/>
-          </w:tcPr>
-          <w:p/>
-        </w:tc>
-      </w:tr>
-    </w:tbl>
-    <w:p/>
-    <w:p>
-      <w:pPr>
-        <w:pStyle w:val="ListBullet"/>
-      </w:pPr>
-      <w:r>
-        <w:rPr>
-          <w:b w:val="0"/>
-        </w:rPr>
-        <w:t>*참고: 2박 3일 진행 시 둘째 날에 '지역사회 봉사' 또는 '야외 활동(썰매장/스케이트장 등 안전한 장소)' 추가 가능.*</w:t>
-      </w:r>
-    </w:p>
-    <w:p>
-      <w:pPr>
-        <w:pStyle w:val="Heading2"/>
-      </w:pPr>
-      <w:r>
-        <w:rPr>
-          <w:b w:val="0"/>
-        </w:rPr>
-        <w:t>4. 준비 위원회 및 역할 분담</w:t>
-      </w:r>
-    </w:p>
-    <w:p>
-      <w:r>
-        <w:rPr>
-          <w:b w:val="0"/>
-        </w:rPr>
-        <w:t>리더·교사·부장 중심으로 구성하며, 소규모 인원이므로 1인 다역을 수행할 수 있도록 명확히 지정합니다.</w:t>
+        <w:t>준비물</w:t>
       </w:r>
     </w:p>
     <w:tbl>
@@ -850,7 +134,7 @@
               <w:rPr>
                 <w:b/>
               </w:rPr>
-              <w:t>역할</w:t>
+              <w:t>구분</w:t>
             </w:r>
           </w:p>
         </w:tc>
@@ -863,7 +147,7 @@
               <w:rPr>
                 <w:b/>
               </w:rPr>
-              <w:t>담당자</w:t>
+              <w:t>준비물</w:t>
             </w:r>
           </w:p>
         </w:tc>
@@ -876,89 +160,7 @@
               <w:rPr>
                 <w:b/>
               </w:rPr>
-              <w:t>주요 업무</w:t>
-            </w:r>
-          </w:p>
-        </w:tc>
-      </w:tr>
-      <w:tr>
-        <w:tc>
-          <w:tcPr>
-            <w:tcW w:type="dxa" w:w="2880"/>
-          </w:tcPr>
-          <w:p>
-            <w:r>
-              <w:rPr>
-                <w:b w:val="0"/>
-              </w:rPr>
-              <w:t>총괄</w:t>
-            </w:r>
-          </w:p>
-        </w:tc>
-        <w:tc>
-          <w:tcPr>
-            <w:tcW w:type="dxa" w:w="2880"/>
-          </w:tcPr>
-          <w:p>
-            <w:r>
-              <w:rPr>
-                <w:b w:val="0"/>
-              </w:rPr>
-              <w:t>________</w:t>
-            </w:r>
-          </w:p>
-        </w:tc>
-        <w:tc>
-          <w:tcPr>
-            <w:tcW w:type="dxa" w:w="2880"/>
-          </w:tcPr>
-          <w:p>
-            <w:r>
-              <w:rPr>
-                <w:b w:val="0"/>
-              </w:rPr>
-              <w:t>전체 예산 관리, 숙소 예약, 일정 조율</w:t>
-            </w:r>
-          </w:p>
-        </w:tc>
-      </w:tr>
-      <w:tr>
-        <w:tc>
-          <w:tcPr>
-            <w:tcW w:type="dxa" w:w="2880"/>
-          </w:tcPr>
-          <w:p>
-            <w:r>
-              <w:rPr>
-                <w:b w:val="0"/>
-              </w:rPr>
-              <w:t>말씀/예배</w:t>
-            </w:r>
-          </w:p>
-        </w:tc>
-        <w:tc>
-          <w:tcPr>
-            <w:tcW w:type="dxa" w:w="2880"/>
-          </w:tcPr>
-          <w:p>
-            <w:r>
-              <w:rPr>
-                <w:b w:val="0"/>
-              </w:rPr>
-              <w:t>________</w:t>
-            </w:r>
-          </w:p>
-        </w:tc>
-        <w:tc>
-          <w:tcPr>
-            <w:tcW w:type="dxa" w:w="2880"/>
-          </w:tcPr>
-          <w:p>
-            <w:r>
-              <w:rPr>
-                <w:b w:val="0"/>
-              </w:rPr>
-              <w:t>설교자 섭외, 예배 순서, 찬양 인도</w:t>
+              <w:t>비고</w:t>
             </w:r>
           </w:p>
         </w:tc>
@@ -986,7 +188,28 @@
               <w:rPr>
                 <w:b w:val="0"/>
               </w:rPr>
-              <w:t>________</w:t>
+              <w:t>찬양 악보, 말씀 자료, 필기도구, 소그룹 나눔지</w:t>
+            </w:r>
+          </w:p>
+        </w:tc>
+        <w:tc>
+          <w:tcPr>
+            <w:tcW w:type="dxa" w:w="2880"/>
+          </w:tcPr>
+          <w:p/>
+        </w:tc>
+      </w:tr>
+      <w:tr>
+        <w:tc>
+          <w:tcPr>
+            <w:tcW w:type="dxa" w:w="2880"/>
+          </w:tcPr>
+          <w:p>
+            <w:r>
+              <w:rPr>
+                <w:b w:val="0"/>
+              </w:rPr>
+              <w:t>생활/안전</w:t>
             </w:r>
           </w:p>
         </w:tc>
@@ -999,7 +222,112 @@
               <w:rPr>
                 <w:b w:val="0"/>
               </w:rPr>
-              <w:t>레크리에이션, 조별 활동, 간식 준비</w:t>
+              <w:t>개인 세면도구, 수건, 여벌 옷, 상비약(핫팩/감기약)</w:t>
+            </w:r>
+          </w:p>
+        </w:tc>
+        <w:tc>
+          <w:tcPr>
+            <w:tcW w:type="dxa" w:w="2880"/>
+          </w:tcPr>
+          <w:p/>
+        </w:tc>
+      </w:tr>
+      <w:tr>
+        <w:tc>
+          <w:tcPr>
+            <w:tcW w:type="dxa" w:w="2880"/>
+          </w:tcPr>
+          <w:p>
+            <w:r>
+              <w:rPr>
+                <w:b w:val="0"/>
+              </w:rPr>
+              <w:t>시설/환경</w:t>
+            </w:r>
+          </w:p>
+        </w:tc>
+        <w:tc>
+          <w:tcPr>
+            <w:tcW w:type="dxa" w:w="2880"/>
+          </w:tcPr>
+          <w:p>
+            <w:r>
+              <w:rPr>
+                <w:b w:val="0"/>
+              </w:rPr>
+              <w:t>보조 난방기(확인 필요), 담요, 따뜻한 음료(차/코코아)</w:t>
+            </w:r>
+          </w:p>
+        </w:tc>
+        <w:tc>
+          <w:tcPr>
+            <w:tcW w:type="dxa" w:w="2880"/>
+          </w:tcPr>
+          <w:p/>
+        </w:tc>
+      </w:tr>
+    </w:tbl>
+    <w:p/>
+    <w:p>
+      <w:pPr>
+        <w:pStyle w:val="Heading2"/>
+      </w:pPr>
+      <w:r>
+        <w:rPr>
+          <w:b w:val="0"/>
+        </w:rPr>
+        <w:t>시간표</w:t>
+      </w:r>
+    </w:p>
+    <w:tbl>
+      <w:tblPr>
+        <w:tblStyle w:val="TableGrid"/>
+        <w:tblW w:type="auto" w:w="0"/>
+        <w:tblLook w:firstColumn="1" w:firstRow="1" w:lastColumn="0" w:lastRow="0" w:noHBand="0" w:noVBand="1" w:val="04A0"/>
+      </w:tblPr>
+      <w:tblGrid>
+        <w:gridCol w:w="2880"/>
+        <w:gridCol w:w="2880"/>
+        <w:gridCol w:w="2880"/>
+      </w:tblGrid>
+      <w:tr>
+        <w:tc>
+          <w:tcPr>
+            <w:tcW w:type="dxa" w:w="2880"/>
+          </w:tcPr>
+          <w:p>
+            <w:r>
+              <w:rPr>
+                <w:b/>
+              </w:rPr>
+              <w:t>시간</w:t>
+            </w:r>
+          </w:p>
+        </w:tc>
+        <w:tc>
+          <w:tcPr>
+            <w:tcW w:type="dxa" w:w="2880"/>
+          </w:tcPr>
+          <w:p>
+            <w:r>
+              <w:rPr>
+                <w:b/>
+              </w:rPr>
+              <w:t>1일차</w:t>
+            </w:r>
+          </w:p>
+        </w:tc>
+        <w:tc>
+          <w:tcPr>
+            <w:tcW w:type="dxa" w:w="2880"/>
+          </w:tcPr>
+          <w:p>
+            <w:r>
+              <w:rPr>
+                <w:b/>
+              </w:rPr>
+              <w:t>2일차</w:t>
             </w:r>
           </w:p>
         </w:tc>
@@ -1014,7 +342,7 @@
               <w:rPr>
                 <w:b w:val="0"/>
               </w:rPr>
-              <w:t>안전/시설</w:t>
+              <w:t>10:00</w:t>
             </w:r>
           </w:p>
         </w:tc>
@@ -1027,7 +355,7 @@
               <w:rPr>
                 <w:b w:val="0"/>
               </w:rPr>
-              <w:t>________</w:t>
+              <w:t>등록 및 오리엔테이션</w:t>
             </w:r>
           </w:p>
         </w:tc>
@@ -1040,7 +368,7 @@
               <w:rPr>
                 <w:b w:val="0"/>
               </w:rPr>
-              <w:t>차량 운전, 난방 확인, 상비약 관리</w:t>
+              <w:t>아침 식사</w:t>
             </w:r>
           </w:p>
         </w:tc>
@@ -1055,7 +383,7 @@
               <w:rPr>
                 <w:b w:val="0"/>
               </w:rPr>
-              <w:t>식사/행정</w:t>
+              <w:t>12:00</w:t>
             </w:r>
           </w:p>
         </w:tc>
@@ -1068,7 +396,7 @@
               <w:rPr>
                 <w:b w:val="0"/>
               </w:rPr>
-              <w:t>________</w:t>
+              <w:t>점심 식사</w:t>
             </w:r>
           </w:p>
         </w:tc>
@@ -1081,7 +409,212 @@
               <w:rPr>
                 <w:b w:val="0"/>
               </w:rPr>
-              <w:t>식당 예약/조리, 참가자 연락, 명단 관리</w:t>
+              <w:t>묵상 및 아침기도회</w:t>
+            </w:r>
+          </w:p>
+        </w:tc>
+      </w:tr>
+      <w:tr>
+        <w:tc>
+          <w:tcPr>
+            <w:tcW w:type="dxa" w:w="2880"/>
+          </w:tcPr>
+          <w:p>
+            <w:r>
+              <w:rPr>
+                <w:b w:val="0"/>
+              </w:rPr>
+              <w:t>14:00</w:t>
+            </w:r>
+          </w:p>
+        </w:tc>
+        <w:tc>
+          <w:tcPr>
+            <w:tcW w:type="dxa" w:w="2880"/>
+          </w:tcPr>
+          <w:p>
+            <w:r>
+              <w:rPr>
+                <w:b w:val="0"/>
+              </w:rPr>
+              <w:t>아이스브레이킹(실내)</w:t>
+            </w:r>
+          </w:p>
+        </w:tc>
+        <w:tc>
+          <w:tcPr>
+            <w:tcW w:type="dxa" w:w="2880"/>
+          </w:tcPr>
+          <w:p>
+            <w:r>
+              <w:rPr>
+                <w:b w:val="0"/>
+              </w:rPr>
+              <w:t>교회 대청소 및 정리</w:t>
+            </w:r>
+          </w:p>
+        </w:tc>
+      </w:tr>
+      <w:tr>
+        <w:tc>
+          <w:tcPr>
+            <w:tcW w:type="dxa" w:w="2880"/>
+          </w:tcPr>
+          <w:p>
+            <w:r>
+              <w:rPr>
+                <w:b w:val="0"/>
+              </w:rPr>
+              <w:t>16:00</w:t>
+            </w:r>
+          </w:p>
+        </w:tc>
+        <w:tc>
+          <w:tcPr>
+            <w:tcW w:type="dxa" w:w="2880"/>
+          </w:tcPr>
+          <w:p>
+            <w:r>
+              <w:rPr>
+                <w:b w:val="0"/>
+              </w:rPr>
+              <w:t>주제 말씀 집회 1</w:t>
+            </w:r>
+          </w:p>
+        </w:tc>
+        <w:tc>
+          <w:tcPr>
+            <w:tcW w:type="dxa" w:w="2880"/>
+          </w:tcPr>
+          <w:p>
+            <w:r>
+              <w:rPr>
+                <w:b w:val="0"/>
+              </w:rPr>
+              <w:t>파송 예배</w:t>
+            </w:r>
+          </w:p>
+        </w:tc>
+      </w:tr>
+      <w:tr>
+        <w:tc>
+          <w:tcPr>
+            <w:tcW w:type="dxa" w:w="2880"/>
+          </w:tcPr>
+          <w:p>
+            <w:r>
+              <w:rPr>
+                <w:b w:val="0"/>
+              </w:rPr>
+              <w:t>18:00</w:t>
+            </w:r>
+          </w:p>
+        </w:tc>
+        <w:tc>
+          <w:tcPr>
+            <w:tcW w:type="dxa" w:w="2880"/>
+          </w:tcPr>
+          <w:p>
+            <w:r>
+              <w:rPr>
+                <w:b w:val="0"/>
+              </w:rPr>
+              <w:t>저녁 식사</w:t>
+            </w:r>
+          </w:p>
+        </w:tc>
+        <w:tc>
+          <w:tcPr>
+            <w:tcW w:type="dxa" w:w="2880"/>
+          </w:tcPr>
+          <w:p>
+            <w:r>
+              <w:rPr>
+                <w:b w:val="0"/>
+              </w:rPr>
+              <w:t>귀가</w:t>
+            </w:r>
+          </w:p>
+        </w:tc>
+      </w:tr>
+      <w:tr>
+        <w:tc>
+          <w:tcPr>
+            <w:tcW w:type="dxa" w:w="2880"/>
+          </w:tcPr>
+          <w:p>
+            <w:r>
+              <w:rPr>
+                <w:b w:val="0"/>
+              </w:rPr>
+              <w:t>20:00</w:t>
+            </w:r>
+          </w:p>
+        </w:tc>
+        <w:tc>
+          <w:tcPr>
+            <w:tcW w:type="dxa" w:w="2880"/>
+          </w:tcPr>
+          <w:p>
+            <w:r>
+              <w:rPr>
+                <w:b w:val="0"/>
+              </w:rPr>
+              <w:t>주제 말씀 집회 2 / 기도회</w:t>
+            </w:r>
+          </w:p>
+        </w:tc>
+        <w:tc>
+          <w:tcPr>
+            <w:tcW w:type="dxa" w:w="2880"/>
+          </w:tcPr>
+          <w:p>
+            <w:r>
+              <w:rPr>
+                <w:b w:val="0"/>
+              </w:rPr>
+              <w:t>-</w:t>
+            </w:r>
+          </w:p>
+        </w:tc>
+      </w:tr>
+      <w:tr>
+        <w:tc>
+          <w:tcPr>
+            <w:tcW w:type="dxa" w:w="2880"/>
+          </w:tcPr>
+          <w:p>
+            <w:r>
+              <w:rPr>
+                <w:b w:val="0"/>
+              </w:rPr>
+              <w:t>22:00</w:t>
+            </w:r>
+          </w:p>
+        </w:tc>
+        <w:tc>
+          <w:tcPr>
+            <w:tcW w:type="dxa" w:w="2880"/>
+          </w:tcPr>
+          <w:p>
+            <w:r>
+              <w:rPr>
+                <w:b w:val="0"/>
+              </w:rPr>
+              <w:t>간식 및 나눔</w:t>
+            </w:r>
+          </w:p>
+        </w:tc>
+        <w:tc>
+          <w:tcPr>
+            <w:tcW w:type="dxa" w:w="2880"/>
+          </w:tcPr>
+          <w:p>
+            <w:r>
+              <w:rPr>
+                <w:b w:val="0"/>
+              </w:rPr>
+              <w:t>-</w:t>
             </w:r>
           </w:p>
         </w:tc>
@@ -1096,15 +629,69 @@
         <w:rPr>
           <w:b w:val="0"/>
         </w:rPr>
-        <w:t>5. 교사 기도·심방 계획</w:t>
+        <w:t>특별활동</w:t>
       </w:r>
     </w:p>
     <w:p>
+      <w:pPr>
+        <w:pStyle w:val="ListNumber"/>
+      </w:pPr>
+      <w:r>
+        <w:rPr>
+          <w:b/>
+        </w:rPr>
+        <w:t>말씀 나눔</w:t>
+      </w:r>
       <w:r>
         <w:rPr>
           <w:b w:val="0"/>
         </w:rPr>
-        <w:t>수련회의 은혜와 안전을 위해 사전 준비에 만전을 기합니다.</w:t>
+        <w:t xml:space="preserve"> : 난방이 잘 되는 장소에서 소그룹별로 2026년 비전 나누기</w:t>
+      </w:r>
+    </w:p>
+    <w:p>
+      <w:pPr>
+        <w:pStyle w:val="ListNumber"/>
+      </w:pPr>
+      <w:r>
+        <w:rPr>
+          <w:b/>
+        </w:rPr>
+        <w:t>따뜻한 밤</w:t>
+      </w:r>
+      <w:r>
+        <w:rPr>
+          <w:b w:val="0"/>
+        </w:rPr>
+        <w:t xml:space="preserve"> : 따뜻한 차와 간식을 곁들인 나눔 시간(보드게임 등 실내 놀이)</w:t>
+      </w:r>
+    </w:p>
+    <w:p>
+      <w:pPr>
+        <w:pStyle w:val="ListNumber"/>
+      </w:pPr>
+      <w:r>
+        <w:rPr>
+          <w:b/>
+        </w:rPr>
+        <w:t>겨울철 안전 산책</w:t>
+      </w:r>
+      <w:r>
+        <w:rPr>
+          <w:b w:val="0"/>
+        </w:rPr>
+        <w:t xml:space="preserve"> : 빙판길 주의하며 단체 사진 촬영 및 자연 감사 기도</w:t>
+      </w:r>
+    </w:p>
+    <w:p>
+      <w:pPr>
+        <w:pStyle w:val="Heading2"/>
+      </w:pPr>
+      <w:r>
+        <w:rPr>
+          <w:b w:val="0"/>
+        </w:rPr>
+        <w:t>안전 관리</w:t>
       </w:r>
     </w:p>
     <w:p>
@@ -1115,29 +702,13 @@
         <w:rPr>
           <w:b/>
         </w:rPr>
-        <w:t>교사 기도회:</w:t>
+        <w:t>빙판 이동</w:t>
       </w:r>
-    </w:p>
-    <w:p>
-      <w:pPr>
-        <w:pStyle w:val="ListBullet"/>
-      </w:pPr>
       <w:r>
         <w:rPr>
           <w:b w:val="0"/>
         </w:rPr>
-        <w:t>일시: ____월 ____일(____), ____시</w:t>
-      </w:r>
-    </w:p>
-    <w:p>
-      <w:pPr>
-        <w:pStyle w:val="ListBullet"/>
-      </w:pPr>
-      <w:r>
-        <w:rPr>
-          <w:b w:val="0"/>
-        </w:rPr>
-        <w:t>내용: 프로그램 점검 및 참가자를 위한 중보기도</w:t>
+        <w:t xml:space="preserve"> : 야외 이동 시 담당 교사가 앞뒤에서 인솔(빙판길 사전 점검 필수)</w:t>
       </w:r>
     </w:p>
     <w:p>
@@ -1148,7 +719,13 @@
         <w:rPr>
           <w:b/>
         </w:rPr>
-        <w:t>심방 및 연락:</w:t>
+        <w:t>난방/화재</w:t>
+      </w:r>
+      <w:r>
+        <w:rPr>
+          <w:b w:val="0"/>
+        </w:rPr>
+        <w:t xml:space="preserve"> : 전열 기구 사용 시 멀티탭 과부하 주의, 취침 전 난방 상태 점검</w:t>
       </w:r>
     </w:p>
     <w:p>
@@ -1157,20 +734,15 @@
       </w:pPr>
       <w:r>
         <w:rPr>
-          <w:b w:val="0"/>
+          <w:b/>
         </w:rPr>
-        <w:t>참가 독려 및 상담(____월 ____일까지 완료)</w:t>
+        <w:t>건강</w:t>
       </w:r>
-    </w:p>
-    <w:p>
-      <w:pPr>
-        <w:pStyle w:val="ListBullet"/>
-      </w:pPr>
       <w:r>
         <w:rPr>
           <w:b w:val="0"/>
         </w:rPr>
-        <w:t>특별 관심 대상(미참가 예상자, 새가족) 집중 심방: ____명</w:t>
+        <w:t xml:space="preserve"> : 활동 전후 스트레칭, 감기 기운 있는 학생 즉시 휴식 조치</w:t>
       </w:r>
     </w:p>
     <w:p>
@@ -1181,15 +753,393 @@
         <w:rPr>
           <w:b w:val="0"/>
         </w:rPr>
-        <w:t>6. 예산 계획</w:t>
+        <w:t>예산표</w:t>
       </w:r>
     </w:p>
+    <w:tbl>
+      <w:tblPr>
+        <w:tblStyle w:val="TableGrid"/>
+        <w:tblW w:type="auto" w:w="0"/>
+        <w:tblLook w:firstColumn="1" w:firstRow="1" w:lastColumn="0" w:lastRow="0" w:noHBand="0" w:noVBand="1" w:val="04A0"/>
+      </w:tblPr>
+      <w:tblGrid>
+        <w:gridCol w:w="1728"/>
+        <w:gridCol w:w="1728"/>
+        <w:gridCol w:w="1728"/>
+        <w:gridCol w:w="1728"/>
+        <w:gridCol w:w="1728"/>
+      </w:tblGrid>
+      <w:tr>
+        <w:tc>
+          <w:tcPr>
+            <w:tcW w:type="dxa" w:w="1728"/>
+          </w:tcPr>
+          <w:p>
+            <w:r>
+              <w:rPr>
+                <w:b/>
+              </w:rPr>
+              <w:t>항목</w:t>
+            </w:r>
+          </w:p>
+        </w:tc>
+        <w:tc>
+          <w:tcPr>
+            <w:tcW w:type="dxa" w:w="1728"/>
+          </w:tcPr>
+          <w:p>
+            <w:r>
+              <w:rPr>
+                <w:b/>
+              </w:rPr>
+              <w:t>단가</w:t>
+            </w:r>
+          </w:p>
+        </w:tc>
+        <w:tc>
+          <w:tcPr>
+            <w:tcW w:type="dxa" w:w="1728"/>
+          </w:tcPr>
+          <w:p>
+            <w:r>
+              <w:rPr>
+                <w:b/>
+              </w:rPr>
+              <w:t>수량</w:t>
+            </w:r>
+          </w:p>
+        </w:tc>
+        <w:tc>
+          <w:tcPr>
+            <w:tcW w:type="dxa" w:w="1728"/>
+          </w:tcPr>
+          <w:p>
+            <w:r>
+              <w:rPr>
+                <w:b/>
+              </w:rPr>
+              <w:t>금액</w:t>
+            </w:r>
+          </w:p>
+        </w:tc>
+        <w:tc>
+          <w:tcPr>
+            <w:tcW w:type="dxa" w:w="1728"/>
+          </w:tcPr>
+          <w:p>
+            <w:r>
+              <w:rPr>
+                <w:b/>
+              </w:rPr>
+              <w:t>비고</w:t>
+            </w:r>
+          </w:p>
+        </w:tc>
+      </w:tr>
+      <w:tr>
+        <w:tc>
+          <w:tcPr>
+            <w:tcW w:type="dxa" w:w="1728"/>
+          </w:tcPr>
+          <w:p>
+            <w:r>
+              <w:rPr>
+                <w:b w:val="0"/>
+              </w:rPr>
+              <w:t>식비</w:t>
+            </w:r>
+          </w:p>
+        </w:tc>
+        <w:tc>
+          <w:tcPr>
+            <w:tcW w:type="dxa" w:w="1728"/>
+          </w:tcPr>
+          <w:p>
+            <w:r>
+              <w:rPr>
+                <w:b w:val="0"/>
+              </w:rPr>
+              <w:t>0,000</w:t>
+            </w:r>
+          </w:p>
+        </w:tc>
+        <w:tc>
+          <w:tcPr>
+            <w:tcW w:type="dxa" w:w="1728"/>
+          </w:tcPr>
+          <w:p>
+            <w:r>
+              <w:rPr>
+                <w:b w:val="0"/>
+              </w:rPr>
+              <w:t>00</w:t>
+            </w:r>
+          </w:p>
+        </w:tc>
+        <w:tc>
+          <w:tcPr>
+            <w:tcW w:type="dxa" w:w="1728"/>
+          </w:tcPr>
+          <w:p>
+            <w:r>
+              <w:rPr>
+                <w:b w:val="0"/>
+              </w:rPr>
+              <w:t>000,000</w:t>
+            </w:r>
+          </w:p>
+        </w:tc>
+        <w:tc>
+          <w:tcPr>
+            <w:tcW w:type="dxa" w:w="1728"/>
+          </w:tcPr>
+          <w:p/>
+        </w:tc>
+      </w:tr>
+      <w:tr>
+        <w:tc>
+          <w:tcPr>
+            <w:tcW w:type="dxa" w:w="1728"/>
+          </w:tcPr>
+          <w:p>
+            <w:r>
+              <w:rPr>
+                <w:b w:val="0"/>
+              </w:rPr>
+              <w:t>간식비</w:t>
+            </w:r>
+          </w:p>
+        </w:tc>
+        <w:tc>
+          <w:tcPr>
+            <w:tcW w:type="dxa" w:w="1728"/>
+          </w:tcPr>
+          <w:p>
+            <w:r>
+              <w:rPr>
+                <w:b w:val="0"/>
+              </w:rPr>
+              <w:t>0,000</w:t>
+            </w:r>
+          </w:p>
+        </w:tc>
+        <w:tc>
+          <w:tcPr>
+            <w:tcW w:type="dxa" w:w="1728"/>
+          </w:tcPr>
+          <w:p>
+            <w:r>
+              <w:rPr>
+                <w:b w:val="0"/>
+              </w:rPr>
+              <w:t>00</w:t>
+            </w:r>
+          </w:p>
+        </w:tc>
+        <w:tc>
+          <w:tcPr>
+            <w:tcW w:type="dxa" w:w="1728"/>
+          </w:tcPr>
+          <w:p>
+            <w:r>
+              <w:rPr>
+                <w:b w:val="0"/>
+              </w:rPr>
+              <w:t>000,000</w:t>
+            </w:r>
+          </w:p>
+        </w:tc>
+        <w:tc>
+          <w:tcPr>
+            <w:tcW w:type="dxa" w:w="1728"/>
+          </w:tcPr>
+          <w:p>
+            <w:r>
+              <w:rPr>
+                <w:b w:val="0"/>
+              </w:rPr>
+              <w:t>따뜻한 음료 포함</w:t>
+            </w:r>
+          </w:p>
+        </w:tc>
+      </w:tr>
+      <w:tr>
+        <w:tc>
+          <w:tcPr>
+            <w:tcW w:type="dxa" w:w="1728"/>
+          </w:tcPr>
+          <w:p>
+            <w:r>
+              <w:rPr>
+                <w:b w:val="0"/>
+              </w:rPr>
+              <w:t>프로그램비</w:t>
+            </w:r>
+          </w:p>
+        </w:tc>
+        <w:tc>
+          <w:tcPr>
+            <w:tcW w:type="dxa" w:w="1728"/>
+          </w:tcPr>
+          <w:p>
+            <w:r>
+              <w:rPr>
+                <w:b w:val="0"/>
+              </w:rPr>
+              <w:t>0,000</w:t>
+            </w:r>
+          </w:p>
+        </w:tc>
+        <w:tc>
+          <w:tcPr>
+            <w:tcW w:type="dxa" w:w="1728"/>
+          </w:tcPr>
+          <w:p>
+            <w:r>
+              <w:rPr>
+                <w:b w:val="0"/>
+              </w:rPr>
+              <w:t>00</w:t>
+            </w:r>
+          </w:p>
+        </w:tc>
+        <w:tc>
+          <w:tcPr>
+            <w:tcW w:type="dxa" w:w="1728"/>
+          </w:tcPr>
+          <w:p>
+            <w:r>
+              <w:rPr>
+                <w:b w:val="0"/>
+              </w:rPr>
+              <w:t>000,000</w:t>
+            </w:r>
+          </w:p>
+        </w:tc>
+        <w:tc>
+          <w:tcPr>
+            <w:tcW w:type="dxa" w:w="1728"/>
+          </w:tcPr>
+          <w:p/>
+        </w:tc>
+      </w:tr>
+      <w:tr>
+        <w:tc>
+          <w:tcPr>
+            <w:tcW w:type="dxa" w:w="1728"/>
+          </w:tcPr>
+          <w:p>
+            <w:r>
+              <w:rPr>
+                <w:b w:val="0"/>
+              </w:rPr>
+              <w:t>잡비(난방 등)</w:t>
+            </w:r>
+          </w:p>
+        </w:tc>
+        <w:tc>
+          <w:tcPr>
+            <w:tcW w:type="dxa" w:w="1728"/>
+          </w:tcPr>
+          <w:p>
+            <w:r>
+              <w:rPr>
+                <w:b w:val="0"/>
+              </w:rPr>
+              <w:t>0,000</w:t>
+            </w:r>
+          </w:p>
+        </w:tc>
+        <w:tc>
+          <w:tcPr>
+            <w:tcW w:type="dxa" w:w="1728"/>
+          </w:tcPr>
+          <w:p>
+            <w:r>
+              <w:rPr>
+                <w:b w:val="0"/>
+              </w:rPr>
+              <w:t>00</w:t>
+            </w:r>
+          </w:p>
+        </w:tc>
+        <w:tc>
+          <w:tcPr>
+            <w:tcW w:type="dxa" w:w="1728"/>
+          </w:tcPr>
+          <w:p>
+            <w:r>
+              <w:rPr>
+                <w:b w:val="0"/>
+              </w:rPr>
+              <w:t>000,000</w:t>
+            </w:r>
+          </w:p>
+        </w:tc>
+        <w:tc>
+          <w:tcPr>
+            <w:tcW w:type="dxa" w:w="1728"/>
+          </w:tcPr>
+          <w:p/>
+        </w:tc>
+      </w:tr>
+      <w:tr>
+        <w:tc>
+          <w:tcPr>
+            <w:tcW w:type="dxa" w:w="1728"/>
+          </w:tcPr>
+          <w:p>
+            <w:r>
+              <w:rPr>
+                <w:b/>
+              </w:rPr>
+              <w:t>합계</w:t>
+            </w:r>
+          </w:p>
+        </w:tc>
+        <w:tc>
+          <w:tcPr>
+            <w:tcW w:type="dxa" w:w="1728"/>
+          </w:tcPr>
+          <w:p/>
+        </w:tc>
+        <w:tc>
+          <w:tcPr>
+            <w:tcW w:type="dxa" w:w="1728"/>
+          </w:tcPr>
+          <w:p/>
+        </w:tc>
+        <w:tc>
+          <w:tcPr>
+            <w:tcW w:type="dxa" w:w="1728"/>
+          </w:tcPr>
+          <w:p>
+            <w:r>
+              <w:rPr>
+                <w:b/>
+              </w:rPr>
+              <w:t>0,000,000</w:t>
+            </w:r>
+          </w:p>
+        </w:tc>
+        <w:tc>
+          <w:tcPr>
+            <w:tcW w:type="dxa" w:w="1728"/>
+          </w:tcPr>
+          <w:p/>
+        </w:tc>
+      </w:tr>
+    </w:tbl>
+    <w:p/>
     <w:p>
+      <w:pPr>
+        <w:pStyle w:val="Heading2"/>
+      </w:pPr>
       <w:r>
         <w:rPr>
           <w:b w:val="0"/>
         </w:rPr>
-        <w:t>(단위: 원)</w:t>
+        <w:t>구입 목록</w:t>
       </w:r>
     </w:p>
     <w:tbl>
@@ -1214,7 +1164,7 @@
               <w:rPr>
                 <w:b/>
               </w:rPr>
-              <w:t>항목</w:t>
+              <w:t>품목</w:t>
             </w:r>
           </w:p>
         </w:tc>
@@ -1227,7 +1177,7 @@
               <w:rPr>
                 <w:b/>
               </w:rPr>
-              <w:t>세부 내역</w:t>
+              <w:t>수량</w:t>
             </w:r>
           </w:p>
         </w:tc>
@@ -1240,7 +1190,7 @@
               <w:rPr>
                 <w:b/>
               </w:rPr>
-              <w:t>금액</w:t>
+              <w:t>구입처</w:t>
             </w:r>
           </w:p>
         </w:tc>
@@ -1253,7 +1203,7 @@
               <w:rPr>
                 <w:b/>
               </w:rPr>
-              <w:t>비고</w:t>
+              <w:t>담당</w:t>
             </w:r>
           </w:p>
         </w:tc>
@@ -1268,7 +1218,7 @@
               <w:rPr>
                 <w:b w:val="0"/>
               </w:rPr>
-              <w:t>숙박비</w:t>
+              <w:t>간식류</w:t>
             </w:r>
           </w:p>
         </w:tc>
@@ -1281,7 +1231,20 @@
               <w:rPr>
                 <w:b w:val="0"/>
               </w:rPr>
-              <w:t>1박 ____실</w:t>
+              <w:t>0</w:t>
+            </w:r>
+          </w:p>
+        </w:tc>
+        <w:tc>
+          <w:tcPr>
+            <w:tcW w:type="dxa" w:w="2160"/>
+          </w:tcPr>
+          <w:p>
+            <w:r>
+              <w:rPr>
+                <w:b w:val="0"/>
+              </w:rPr>
+              <w:t>(마트명)</w:t>
             </w:r>
           </w:p>
         </w:tc>
@@ -1298,19 +1261,6 @@
             </w:r>
           </w:p>
         </w:tc>
-        <w:tc>
-          <w:tcPr>
-            <w:tcW w:type="dxa" w:w="2160"/>
-          </w:tcPr>
-          <w:p>
-            <w:r>
-              <w:rPr>
-                <w:b w:val="0"/>
-              </w:rPr>
-              <w:t>(확인 필요)</w:t>
-            </w:r>
-          </w:p>
-        </w:tc>
       </w:tr>
       <w:tr>
         <w:tc>
@@ -1322,7 +1272,7 @@
               <w:rPr>
                 <w:b w:val="0"/>
               </w:rPr>
-              <w:t>식대</w:t>
+              <w:t>문구류</w:t>
             </w:r>
           </w:p>
         </w:tc>
@@ -1335,7 +1285,20 @@
               <w:rPr>
                 <w:b w:val="0"/>
               </w:rPr>
-              <w:t>____끼 × ____명</w:t>
+              <w:t>0</w:t>
+            </w:r>
+          </w:p>
+        </w:tc>
+        <w:tc>
+          <w:tcPr>
+            <w:tcW w:type="dxa" w:w="2160"/>
+          </w:tcPr>
+          <w:p>
+            <w:r>
+              <w:rPr>
+                <w:b w:val="0"/>
+              </w:rPr>
+              <w:t>(다이소/문구점)</w:t>
             </w:r>
           </w:p>
         </w:tc>
@@ -1352,267 +1315,9 @@
             </w:r>
           </w:p>
         </w:tc>
-        <w:tc>
-          <w:tcPr>
-            <w:tcW w:type="dxa" w:w="2160"/>
-          </w:tcPr>
-          <w:p/>
-        </w:tc>
-      </w:tr>
-      <w:tr>
-        <w:tc>
-          <w:tcPr>
-            <w:tcW w:type="dxa" w:w="2160"/>
-          </w:tcPr>
-          <w:p>
-            <w:r>
-              <w:rPr>
-                <w:b w:val="0"/>
-              </w:rPr>
-              <w:t>간식비</w:t>
-            </w:r>
-          </w:p>
-        </w:tc>
-        <w:tc>
-          <w:tcPr>
-            <w:tcW w:type="dxa" w:w="2160"/>
-          </w:tcPr>
-          <w:p>
-            <w:r>
-              <w:rPr>
-                <w:b w:val="0"/>
-              </w:rPr>
-              <w:t>야식, 다과</w:t>
-            </w:r>
-          </w:p>
-        </w:tc>
-        <w:tc>
-          <w:tcPr>
-            <w:tcW w:type="dxa" w:w="2160"/>
-          </w:tcPr>
-          <w:p>
-            <w:r>
-              <w:rPr>
-                <w:b w:val="0"/>
-              </w:rPr>
-              <w:t>________</w:t>
-            </w:r>
-          </w:p>
-        </w:tc>
-        <w:tc>
-          <w:tcPr>
-            <w:tcW w:type="dxa" w:w="2160"/>
-          </w:tcPr>
-          <w:p/>
-        </w:tc>
-      </w:tr>
-      <w:tr>
-        <w:tc>
-          <w:tcPr>
-            <w:tcW w:type="dxa" w:w="2160"/>
-          </w:tcPr>
-          <w:p>
-            <w:r>
-              <w:rPr>
-                <w:b w:val="0"/>
-              </w:rPr>
-              <w:t>차량비</w:t>
-            </w:r>
-          </w:p>
-        </w:tc>
-        <w:tc>
-          <w:tcPr>
-            <w:tcW w:type="dxa" w:w="2160"/>
-          </w:tcPr>
-          <w:p>
-            <w:r>
-              <w:rPr>
-                <w:b w:val="0"/>
-              </w:rPr>
-              <w:t>유류비, 톨게이트</w:t>
-            </w:r>
-          </w:p>
-        </w:tc>
-        <w:tc>
-          <w:tcPr>
-            <w:tcW w:type="dxa" w:w="2160"/>
-          </w:tcPr>
-          <w:p>
-            <w:r>
-              <w:rPr>
-                <w:b w:val="0"/>
-              </w:rPr>
-              <w:t>________</w:t>
-            </w:r>
-          </w:p>
-        </w:tc>
-        <w:tc>
-          <w:tcPr>
-            <w:tcW w:type="dxa" w:w="2160"/>
-          </w:tcPr>
-          <w:p/>
-        </w:tc>
-      </w:tr>
-      <w:tr>
-        <w:tc>
-          <w:tcPr>
-            <w:tcW w:type="dxa" w:w="2160"/>
-          </w:tcPr>
-          <w:p>
-            <w:r>
-              <w:rPr>
-                <w:b w:val="0"/>
-              </w:rPr>
-              <w:t>행사비</w:t>
-            </w:r>
-          </w:p>
-        </w:tc>
-        <w:tc>
-          <w:tcPr>
-            <w:tcW w:type="dxa" w:w="2160"/>
-          </w:tcPr>
-          <w:p>
-            <w:r>
-              <w:rPr>
-                <w:b w:val="0"/>
-              </w:rPr>
-              <w:t>프로그램 재료, 상품</w:t>
-            </w:r>
-          </w:p>
-        </w:tc>
-        <w:tc>
-          <w:tcPr>
-            <w:tcW w:type="dxa" w:w="2160"/>
-          </w:tcPr>
-          <w:p>
-            <w:r>
-              <w:rPr>
-                <w:b w:val="0"/>
-              </w:rPr>
-              <w:t>________</w:t>
-            </w:r>
-          </w:p>
-        </w:tc>
-        <w:tc>
-          <w:tcPr>
-            <w:tcW w:type="dxa" w:w="2160"/>
-          </w:tcPr>
-          <w:p/>
-        </w:tc>
-      </w:tr>
-      <w:tr>
-        <w:tc>
-          <w:tcPr>
-            <w:tcW w:type="dxa" w:w="2160"/>
-          </w:tcPr>
-          <w:p>
-            <w:r>
-              <w:rPr>
-                <w:b w:val="0"/>
-              </w:rPr>
-              <w:t>예비비</w:t>
-            </w:r>
-          </w:p>
-        </w:tc>
-        <w:tc>
-          <w:tcPr>
-            <w:tcW w:type="dxa" w:w="2160"/>
-          </w:tcPr>
-          <w:p>
-            <w:r>
-              <w:rPr>
-                <w:b w:val="0"/>
-              </w:rPr>
-              <w:t>비상금</w:t>
-            </w:r>
-          </w:p>
-        </w:tc>
-        <w:tc>
-          <w:tcPr>
-            <w:tcW w:type="dxa" w:w="2160"/>
-          </w:tcPr>
-          <w:p>
-            <w:r>
-              <w:rPr>
-                <w:b w:val="0"/>
-              </w:rPr>
-              <w:t>________</w:t>
-            </w:r>
-          </w:p>
-        </w:tc>
-        <w:tc>
-          <w:tcPr>
-            <w:tcW w:type="dxa" w:w="2160"/>
-          </w:tcPr>
-          <w:p>
-            <w:r>
-              <w:rPr>
-                <w:b w:val="0"/>
-              </w:rPr>
-              <w:t>전체 예산의 10% 권장</w:t>
-            </w:r>
-          </w:p>
-        </w:tc>
-      </w:tr>
-      <w:tr>
-        <w:tc>
-          <w:tcPr>
-            <w:tcW w:type="dxa" w:w="2160"/>
-          </w:tcPr>
-          <w:p>
-            <w:r>
-              <w:rPr>
-                <w:b/>
-              </w:rPr>
-              <w:t>합계</w:t>
-            </w:r>
-          </w:p>
-        </w:tc>
-        <w:tc>
-          <w:tcPr>
-            <w:tcW w:type="dxa" w:w="2160"/>
-          </w:tcPr>
-          <w:p/>
-        </w:tc>
-        <w:tc>
-          <w:tcPr>
-            <w:tcW w:type="dxa" w:w="2160"/>
-          </w:tcPr>
-          <w:p>
-            <w:r>
-              <w:rPr>
-                <w:b/>
-              </w:rPr>
-              <w:t>________</w:t>
-            </w:r>
-          </w:p>
-        </w:tc>
-        <w:tc>
-          <w:tcPr>
-            <w:tcW w:type="dxa" w:w="2160"/>
-          </w:tcPr>
-          <w:p/>
-        </w:tc>
       </w:tr>
     </w:tbl>
     <w:p/>
-    <w:p>
-      <w:pPr>
-        <w:pStyle w:val="ListBullet"/>
-      </w:pPr>
-      <w:r>
-        <w:rPr>
-          <w:b/>
-        </w:rPr>
-        <w:t>수입원:</w:t>
-      </w:r>
-      <w:r>
-        <w:rPr>
-          <w:b w:val="0"/>
-        </w:rPr>
-        <w:t xml:space="preserve"> 교회 지원금(________), 참가비(________), 외부 후원(________)</w:t>
-      </w:r>
-    </w:p>
     <w:p>
       <w:pPr>
         <w:pStyle w:val="Heading2"/>
@@ -1621,18 +1326,15 @@
         <w:rPr>
           <w:b w:val="0"/>
         </w:rPr>
-        <w:t>7. 안전 관리 및 위기 대응</w:t>
+        <w:t>[붙임] 참가 신청서 및 동의서</w:t>
       </w:r>
     </w:p>
     <w:p>
-      <w:pPr>
-        <w:pStyle w:val="ListBullet"/>
-      </w:pPr>
       <w:r>
         <w:rPr>
-          <w:b/>
+          <w:b w:val="0"/>
         </w:rPr>
-        <w:t>비상 연락망:</w:t>
+        <w:t>본인은 (교회명) 겨울수련회에 참가를 신청합니다.</w:t>
       </w:r>
     </w:p>
     <w:p>
@@ -1643,7 +1345,7 @@
         <w:rPr>
           <w:b w:val="0"/>
         </w:rPr>
-        <w:t>인근 병원 및 응급실 연락처: ________________________</w:t>
+        <w:t>학생 이름 : ________ (생년월일: ________)</w:t>
       </w:r>
     </w:p>
     <w:p>
@@ -1654,7 +1356,7 @@
         <w:rPr>
           <w:b w:val="0"/>
         </w:rPr>
-        <w:t>소방서 및 경찰서 연락처: ________________________</w:t>
+        <w:t>보호자 성명 : ________ (연락처: ________)</w:t>
       </w:r>
     </w:p>
     <w:p>
@@ -1665,18 +1367,7 @@
         <w:rPr>
           <w:b w:val="0"/>
         </w:rPr>
-        <w:t>주요 학부모/비상 연락처 목록: (별도 문서로 출력하여 비치)</w:t>
-      </w:r>
-    </w:p>
-    <w:p>
-      <w:pPr>
-        <w:pStyle w:val="ListBullet"/>
-      </w:pPr>
-      <w:r>
-        <w:rPr>
-          <w:b/>
-        </w:rPr>
-        <w:t>차량 안전:</w:t>
+        <w:t>보호자 서명 : ____________ (인)</w:t>
       </w:r>
     </w:p>
     <w:p>
@@ -1687,70 +1378,7 @@
         <w:rPr>
           <w:b w:val="0"/>
         </w:rPr>
-        <w:t>운전자는 2시간 이상 운전 시 반드시 15분 휴식.</w:t>
-      </w:r>
-    </w:p>
-    <w:p>
-      <w:pPr>
-        <w:pStyle w:val="ListBullet"/>
-      </w:pPr>
-      <w:r>
-        <w:rPr>
-          <w:b w:val="0"/>
-        </w:rPr>
-        <w:t>폭설/한파 주의보 발령 시 즉시 실내 일정으로 전환.</w:t>
-      </w:r>
-    </w:p>
-    <w:p>
-      <w:pPr>
-        <w:pStyle w:val="ListBullet"/>
-      </w:pPr>
-      <w:r>
-        <w:rPr>
-          <w:b/>
-        </w:rPr>
-        <w:t>긴급 상황 매뉴얼:</w:t>
-      </w:r>
-    </w:p>
-    <w:p>
-      <w:pPr>
-        <w:pStyle w:val="ListBullet"/>
-      </w:pPr>
-      <w:r>
-        <w:rPr>
-          <w:b w:val="0"/>
-        </w:rPr>
-        <w:t>사고 발생 시 가장 먼저 '총괄' 담당자에게 보고.</w:t>
-      </w:r>
-    </w:p>
-    <w:p>
-      <w:pPr>
-        <w:pStyle w:val="ListBullet"/>
-      </w:pPr>
-      <w:r>
-        <w:rPr>
-          <w:b w:val="0"/>
-        </w:rPr>
-        <w:t>심각한 부상 시 즉시 119 신고 및 보호자 연락.</w:t>
-      </w:r>
-    </w:p>
-    <w:p>
-      <w:pPr>
-        <w:pStyle w:val="Heading2"/>
-      </w:pPr>
-      <w:r>
-        <w:rPr>
-          <w:b w:val="0"/>
-        </w:rPr>
-        <w:t>8. 수련회 참가 신청서</w:t>
-      </w:r>
-    </w:p>
-    <w:p>
-      <w:r>
-        <w:rPr>
-          <w:b/>
-        </w:rPr>
-        <w:t>(교회명) 겨울 수련회 참가 신청서</w:t>
+        <w:t>개인정보 수집 및 이용에 동의합니다(□).</w:t>
       </w:r>
     </w:p>
     <w:p>
@@ -1758,153 +1386,7 @@
         <w:rPr>
           <w:b w:val="0"/>
         </w:rPr>
-        <w:t>본인은 20____년 (교회명) 겨울 수련회에 참가를 신청합니다.</w:t>
-      </w:r>
-    </w:p>
-    <w:p>
-      <w:pPr>
-        <w:pStyle w:val="ListBullet"/>
-      </w:pPr>
-      <w:r>
-        <w:rPr>
-          <w:b/>
-        </w:rPr>
-        <w:t>인적 사항:</w:t>
-      </w:r>
-    </w:p>
-    <w:p>
-      <w:pPr>
-        <w:pStyle w:val="ListBullet"/>
-      </w:pPr>
-      <w:r>
-        <w:rPr>
-          <w:b w:val="0"/>
-        </w:rPr>
-        <w:t>이름: ________________</w:t>
-      </w:r>
-    </w:p>
-    <w:p>
-      <w:pPr>
-        <w:pStyle w:val="ListBullet"/>
-      </w:pPr>
-      <w:r>
-        <w:rPr>
-          <w:b w:val="0"/>
-        </w:rPr>
-        <w:t>생년월일: ________________</w:t>
-      </w:r>
-    </w:p>
-    <w:p>
-      <w:pPr>
-        <w:pStyle w:val="ListBullet"/>
-      </w:pPr>
-      <w:r>
-        <w:rPr>
-          <w:b w:val="0"/>
-        </w:rPr>
-        <w:t>연락처(본인): ________________</w:t>
-      </w:r>
-    </w:p>
-    <w:p>
-      <w:pPr>
-        <w:pStyle w:val="ListBullet"/>
-      </w:pPr>
-      <w:r>
-        <w:rPr>
-          <w:b w:val="0"/>
-        </w:rPr>
-        <w:t>연락처(보호자): ________________</w:t>
-      </w:r>
-    </w:p>
-    <w:p>
-      <w:pPr>
-        <w:pStyle w:val="ListBullet"/>
-      </w:pPr>
-      <w:r>
-        <w:rPr>
-          <w:b/>
-        </w:rPr>
-        <w:t>건강 정보:</w:t>
-      </w:r>
-    </w:p>
-    <w:p>
-      <w:pPr>
-        <w:pStyle w:val="ListBullet"/>
-      </w:pPr>
-      <w:r>
-        <w:rPr>
-          <w:b w:val="0"/>
-        </w:rPr>
-        <w:t>알레르기 여부: (있음: ________ / 없음)</w:t>
-      </w:r>
-    </w:p>
-    <w:p>
-      <w:pPr>
-        <w:pStyle w:val="ListBullet"/>
-      </w:pPr>
-      <w:r>
-        <w:rPr>
-          <w:b w:val="0"/>
-        </w:rPr>
-        <w:t>복용 중인 약 또는 주의사항: ________________________</w:t>
-      </w:r>
-    </w:p>
-    <w:p>
-      <w:pPr>
-        <w:pStyle w:val="ListBullet"/>
-      </w:pPr>
-      <w:r>
-        <w:rPr>
-          <w:b/>
-        </w:rPr>
-        <w:t>참가비:</w:t>
-      </w:r>
-      <w:r>
-        <w:rPr>
-          <w:b w:val="0"/>
-        </w:rPr>
-        <w:t xml:space="preserve"> ________원 (납부 방법: ________________________)</w:t>
-      </w:r>
-    </w:p>
-    <w:p>
-      <w:pPr>
-        <w:pStyle w:val="ListBullet"/>
-      </w:pPr>
-      <w:r>
-        <w:rPr>
-          <w:b/>
-        </w:rPr>
-        <w:t>개인정보 수집 동의:</w:t>
-      </w:r>
-      <w:r>
-        <w:rPr>
-          <w:b w:val="0"/>
-        </w:rPr>
-        <w:t xml:space="preserve"> 수련회 기간 내 안전 관리 및 긴급 연락을 위해 위 개인정보를 수집하는 것에 동의합니다.</w:t>
-      </w:r>
-    </w:p>
-    <w:p>
-      <w:r>
-        <w:rPr>
-          <w:b w:val="0"/>
-        </w:rPr>
-        <w:t>20____년 ____월 ____일</w:t>
-      </w:r>
-    </w:p>
-    <w:p>
-      <w:r>
-        <w:rPr>
-          <w:b w:val="0"/>
-        </w:rPr>
-        <w:t>신청자: ____________ (서명)</w:t>
-      </w:r>
-    </w:p>
-    <w:p>
-      <w:r>
-        <w:rPr>
-          <w:b w:val="0"/>
-        </w:rPr>
-        <w:t>보호자: ____________ (서명)</w:t>
+        <w:t>※ 위 양식은 보호자의 서명을 받아 교사에게 제출 바랍니다.</w:t>
       </w:r>
     </w:p>
     <w:sectPr>

--- a/docs/06_겨울수련회_계획서.docx
+++ b/docs/06_겨울수련회_계획서.docx
@@ -11,108 +11,131 @@
         <w:rPr>
           <w:b w:val="0"/>
         </w:rPr>
-        <w:t>2026년 (교회명) (부서명) 겨울수련회 계획서</w:t>
+        <w:t>[연도] (교회명) (부서명) 겨울수련회 계획서</w:t>
       </w:r>
     </w:p>
-    <w:p>
-      <w:pPr>
-        <w:pStyle w:val="Heading2"/>
-      </w:pPr>
-      <w:r>
-        <w:rPr>
-          <w:b w:val="0"/>
-        </w:rPr>
-        <w:t>개요</w:t>
-      </w:r>
-    </w:p>
-    <w:p>
-      <w:pPr>
-        <w:pStyle w:val="ListBullet"/>
-      </w:pPr>
-      <w:r>
-        <w:rPr>
-          <w:b w:val="0"/>
-        </w:rPr>
-        <w:t>주제 : ________</w:t>
-      </w:r>
-    </w:p>
-    <w:p>
-      <w:pPr>
-        <w:pStyle w:val="ListBullet"/>
-      </w:pPr>
-      <w:r>
-        <w:rPr>
-          <w:b w:val="0"/>
-        </w:rPr>
-        <w:t>주제 말씀 : (예: 요 1:1-5)</w:t>
-      </w:r>
-    </w:p>
-    <w:p>
-      <w:pPr>
-        <w:pStyle w:val="ListBullet"/>
-      </w:pPr>
-      <w:r>
-        <w:rPr>
-          <w:b w:val="0"/>
-        </w:rPr>
-        <w:t>목적 : 겨울철 신앙 공동체 의식 함양 및 말씀 훈련, 안전하고 따뜻한 교제</w:t>
-      </w:r>
-    </w:p>
-    <w:p>
-      <w:pPr>
-        <w:pStyle w:val="ListBullet"/>
-      </w:pPr>
-      <w:r>
-        <w:rPr>
-          <w:b w:val="0"/>
-        </w:rPr>
-        <w:t>장소 : ________ (난방 시설 및 안전 확인 필요)</w:t>
-      </w:r>
-    </w:p>
-    <w:p>
-      <w:pPr>
-        <w:pStyle w:val="ListBullet"/>
-      </w:pPr>
-      <w:r>
-        <w:rPr>
-          <w:b w:val="0"/>
-        </w:rPr>
-        <w:t>일시 : 2026년 0월 0일(요일) ~ 0월 0일(요일), 1박 2일</w:t>
-      </w:r>
-    </w:p>
-    <w:p>
-      <w:pPr>
-        <w:pStyle w:val="ListBullet"/>
-      </w:pPr>
-      <w:r>
-        <w:rPr>
-          <w:b w:val="0"/>
-        </w:rPr>
-        <w:t>담당 : ________</w:t>
-      </w:r>
-    </w:p>
-    <w:p>
-      <w:pPr>
-        <w:pStyle w:val="ListBullet"/>
-      </w:pPr>
-      <w:r>
-        <w:rPr>
-          <w:b w:val="0"/>
-        </w:rPr>
-        <w:t>대상 : (예상 인원 n명: 학생 n, 교사 n)</w:t>
-      </w:r>
-    </w:p>
-    <w:p>
-      <w:pPr>
-        <w:pStyle w:val="Heading2"/>
-      </w:pPr>
-      <w:r>
-        <w:rPr>
-          <w:b w:val="0"/>
-        </w:rPr>
-        <w:t>준비물</w:t>
-      </w:r>
-    </w:p>
+    <w:tbl>
+      <w:tblPr>
+        <w:tblStyle w:val="TableGrid"/>
+        <w:tblW w:type="auto" w:w="0"/>
+        <w:tblLook w:firstColumn="1" w:firstRow="1" w:lastColumn="0" w:lastRow="0" w:noHBand="0" w:noVBand="1" w:val="04A0"/>
+      </w:tblPr>
+      <w:tblGrid>
+        <w:gridCol w:w="2160"/>
+        <w:gridCol w:w="2160"/>
+        <w:gridCol w:w="2160"/>
+        <w:gridCol w:w="2160"/>
+      </w:tblGrid>
+      <w:tr>
+        <w:tc>
+          <w:tcPr>
+            <w:tcW w:type="dxa" w:w="2160"/>
+          </w:tcPr>
+          <w:p>
+            <w:r>
+              <w:rPr>
+                <w:b/>
+              </w:rPr>
+              <w:t>작성일</w:t>
+            </w:r>
+          </w:p>
+        </w:tc>
+        <w:tc>
+          <w:tcPr>
+            <w:tcW w:type="dxa" w:w="2160"/>
+          </w:tcPr>
+          <w:p>
+            <w:r>
+              <w:rPr>
+                <w:b/>
+              </w:rPr>
+              <w:t>작성자</w:t>
+            </w:r>
+          </w:p>
+        </w:tc>
+        <w:tc>
+          <w:tcPr>
+            <w:tcW w:type="dxa" w:w="2160"/>
+          </w:tcPr>
+          <w:p>
+            <w:r>
+              <w:rPr>
+                <w:b/>
+              </w:rPr>
+              <w:t>부서</w:t>
+            </w:r>
+          </w:p>
+        </w:tc>
+        <w:tc>
+          <w:tcPr>
+            <w:tcW w:type="dxa" w:w="2160"/>
+          </w:tcPr>
+          <w:p>
+            <w:r>
+              <w:rPr>
+                <w:b/>
+              </w:rPr>
+              <w:t>문서 상태(초안/확정)</w:t>
+            </w:r>
+          </w:p>
+        </w:tc>
+      </w:tr>
+      <w:tr>
+        <w:tc>
+          <w:tcPr>
+            <w:tcW w:type="dxa" w:w="2160"/>
+          </w:tcPr>
+          <w:p>
+            <w:r>
+              <w:rPr>
+                <w:b w:val="0"/>
+              </w:rPr>
+              <w:t>________</w:t>
+            </w:r>
+          </w:p>
+        </w:tc>
+        <w:tc>
+          <w:tcPr>
+            <w:tcW w:type="dxa" w:w="2160"/>
+          </w:tcPr>
+          <w:p>
+            <w:r>
+              <w:rPr>
+                <w:b w:val="0"/>
+              </w:rPr>
+              <w:t>________</w:t>
+            </w:r>
+          </w:p>
+        </w:tc>
+        <w:tc>
+          <w:tcPr>
+            <w:tcW w:type="dxa" w:w="2160"/>
+          </w:tcPr>
+          <w:p>
+            <w:r>
+              <w:rPr>
+                <w:b w:val="0"/>
+              </w:rPr>
+              <w:t>(부서명)</w:t>
+            </w:r>
+          </w:p>
+        </w:tc>
+        <w:tc>
+          <w:tcPr>
+            <w:tcW w:type="dxa" w:w="2160"/>
+          </w:tcPr>
+          <w:p>
+            <w:r>
+              <w:rPr>
+                <w:b w:val="0"/>
+              </w:rPr>
+              <w:t>________</w:t>
+            </w:r>
+          </w:p>
+        </w:tc>
+      </w:tr>
+    </w:tbl>
+    <w:p/>
     <w:tbl>
       <w:tblPr>
         <w:tblStyle w:val="TableGrid"/>
@@ -134,7 +157,7 @@
               <w:rPr>
                 <w:b/>
               </w:rPr>
-              <w:t>구분</w:t>
+              <w:t>작성</w:t>
             </w:r>
           </w:p>
         </w:tc>
@@ -147,7 +170,7 @@
               <w:rPr>
                 <w:b/>
               </w:rPr>
-              <w:t>준비물</w:t>
+              <w:t>검토</w:t>
             </w:r>
           </w:p>
         </w:tc>
@@ -160,7 +183,7 @@
               <w:rPr>
                 <w:b/>
               </w:rPr>
-              <w:t>비고</w:t>
+              <w:t>승인</w:t>
             </w:r>
           </w:p>
         </w:tc>
@@ -175,7 +198,7 @@
               <w:rPr>
                 <w:b w:val="0"/>
               </w:rPr>
-              <w:t>프로그램</w:t>
+              <w:t>________</w:t>
             </w:r>
           </w:p>
         </w:tc>
@@ -188,7 +211,7 @@
               <w:rPr>
                 <w:b w:val="0"/>
               </w:rPr>
-              <w:t>찬양 악보, 말씀 자료, 필기도구, 소그룹 나눔지</w:t>
+              <w:t>________</w:t>
             </w:r>
           </w:p>
         </w:tc>
@@ -196,491 +219,56 @@
           <w:tcPr>
             <w:tcW w:type="dxa" w:w="2880"/>
           </w:tcPr>
-          <w:p/>
-        </w:tc>
-      </w:tr>
-      <w:tr>
-        <w:tc>
-          <w:tcPr>
-            <w:tcW w:type="dxa" w:w="2880"/>
-          </w:tcPr>
-          <w:p>
-            <w:r>
-              <w:rPr>
-                <w:b w:val="0"/>
-              </w:rPr>
-              <w:t>생활/안전</w:t>
-            </w:r>
-          </w:p>
-        </w:tc>
-        <w:tc>
-          <w:tcPr>
-            <w:tcW w:type="dxa" w:w="2880"/>
-          </w:tcPr>
-          <w:p>
-            <w:r>
-              <w:rPr>
-                <w:b w:val="0"/>
-              </w:rPr>
-              <w:t>개인 세면도구, 수건, 여벌 옷, 상비약(핫팩/감기약)</w:t>
-            </w:r>
-          </w:p>
-        </w:tc>
-        <w:tc>
-          <w:tcPr>
-            <w:tcW w:type="dxa" w:w="2880"/>
-          </w:tcPr>
-          <w:p/>
-        </w:tc>
-      </w:tr>
-      <w:tr>
-        <w:tc>
-          <w:tcPr>
-            <w:tcW w:type="dxa" w:w="2880"/>
-          </w:tcPr>
-          <w:p>
-            <w:r>
-              <w:rPr>
-                <w:b w:val="0"/>
-              </w:rPr>
-              <w:t>시설/환경</w:t>
-            </w:r>
-          </w:p>
-        </w:tc>
-        <w:tc>
-          <w:tcPr>
-            <w:tcW w:type="dxa" w:w="2880"/>
-          </w:tcPr>
-          <w:p>
-            <w:r>
-              <w:rPr>
-                <w:b w:val="0"/>
-              </w:rPr>
-              <w:t>보조 난방기(확인 필요), 담요, 따뜻한 음료(차/코코아)</w:t>
-            </w:r>
-          </w:p>
-        </w:tc>
-        <w:tc>
-          <w:tcPr>
-            <w:tcW w:type="dxa" w:w="2880"/>
-          </w:tcPr>
-          <w:p/>
+          <w:p>
+            <w:r>
+              <w:rPr>
+                <w:b w:val="0"/>
+              </w:rPr>
+              <w:t>________</w:t>
+            </w:r>
+          </w:p>
         </w:tc>
       </w:tr>
     </w:tbl>
     <w:p/>
     <w:p>
-      <w:pPr>
-        <w:pStyle w:val="Heading2"/>
-      </w:pPr>
+      <w:r>
+        <w:rPr>
+          <w:b/>
+        </w:rPr>
+        <w:t>요약</w:t>
+      </w:r>
+    </w:p>
+    <w:p>
       <w:r>
         <w:rPr>
           <w:b w:val="0"/>
         </w:rPr>
-        <w:t>시간표</w:t>
+        <w:t>본 계획의 수련회 운영, 예산 및 안전관리 사항에 대한 승인을 요청합니다.</w:t>
       </w:r>
     </w:p>
-    <w:tbl>
-      <w:tblPr>
-        <w:tblStyle w:val="TableGrid"/>
-        <w:tblW w:type="auto" w:w="0"/>
-        <w:tblLook w:firstColumn="1" w:firstRow="1" w:lastColumn="0" w:lastRow="0" w:noHBand="0" w:noVBand="1" w:val="04A0"/>
-      </w:tblPr>
-      <w:tblGrid>
-        <w:gridCol w:w="2880"/>
-        <w:gridCol w:w="2880"/>
-        <w:gridCol w:w="2880"/>
-      </w:tblGrid>
-      <w:tr>
-        <w:tc>
-          <w:tcPr>
-            <w:tcW w:type="dxa" w:w="2880"/>
-          </w:tcPr>
-          <w:p>
-            <w:r>
-              <w:rPr>
-                <w:b/>
-              </w:rPr>
-              <w:t>시간</w:t>
-            </w:r>
-          </w:p>
-        </w:tc>
-        <w:tc>
-          <w:tcPr>
-            <w:tcW w:type="dxa" w:w="2880"/>
-          </w:tcPr>
-          <w:p>
-            <w:r>
-              <w:rPr>
-                <w:b/>
-              </w:rPr>
-              <w:t>1일차</w:t>
-            </w:r>
-          </w:p>
-        </w:tc>
-        <w:tc>
-          <w:tcPr>
-            <w:tcW w:type="dxa" w:w="2880"/>
-          </w:tcPr>
-          <w:p>
-            <w:r>
-              <w:rPr>
-                <w:b/>
-              </w:rPr>
-              <w:t>2일차</w:t>
-            </w:r>
-          </w:p>
-        </w:tc>
-      </w:tr>
-      <w:tr>
-        <w:tc>
-          <w:tcPr>
-            <w:tcW w:type="dxa" w:w="2880"/>
-          </w:tcPr>
-          <w:p>
-            <w:r>
-              <w:rPr>
-                <w:b w:val="0"/>
-              </w:rPr>
-              <w:t>10:00</w:t>
-            </w:r>
-          </w:p>
-        </w:tc>
-        <w:tc>
-          <w:tcPr>
-            <w:tcW w:type="dxa" w:w="2880"/>
-          </w:tcPr>
-          <w:p>
-            <w:r>
-              <w:rPr>
-                <w:b w:val="0"/>
-              </w:rPr>
-              <w:t>등록 및 오리엔테이션</w:t>
-            </w:r>
-          </w:p>
-        </w:tc>
-        <w:tc>
-          <w:tcPr>
-            <w:tcW w:type="dxa" w:w="2880"/>
-          </w:tcPr>
-          <w:p>
-            <w:r>
-              <w:rPr>
-                <w:b w:val="0"/>
-              </w:rPr>
-              <w:t>아침 식사</w:t>
-            </w:r>
-          </w:p>
-        </w:tc>
-      </w:tr>
-      <w:tr>
-        <w:tc>
-          <w:tcPr>
-            <w:tcW w:type="dxa" w:w="2880"/>
-          </w:tcPr>
-          <w:p>
-            <w:r>
-              <w:rPr>
-                <w:b w:val="0"/>
-              </w:rPr>
-              <w:t>12:00</w:t>
-            </w:r>
-          </w:p>
-        </w:tc>
-        <w:tc>
-          <w:tcPr>
-            <w:tcW w:type="dxa" w:w="2880"/>
-          </w:tcPr>
-          <w:p>
-            <w:r>
-              <w:rPr>
-                <w:b w:val="0"/>
-              </w:rPr>
-              <w:t>점심 식사</w:t>
-            </w:r>
-          </w:p>
-        </w:tc>
-        <w:tc>
-          <w:tcPr>
-            <w:tcW w:type="dxa" w:w="2880"/>
-          </w:tcPr>
-          <w:p>
-            <w:r>
-              <w:rPr>
-                <w:b w:val="0"/>
-              </w:rPr>
-              <w:t>묵상 및 아침기도회</w:t>
-            </w:r>
-          </w:p>
-        </w:tc>
-      </w:tr>
-      <w:tr>
-        <w:tc>
-          <w:tcPr>
-            <w:tcW w:type="dxa" w:w="2880"/>
-          </w:tcPr>
-          <w:p>
-            <w:r>
-              <w:rPr>
-                <w:b w:val="0"/>
-              </w:rPr>
-              <w:t>14:00</w:t>
-            </w:r>
-          </w:p>
-        </w:tc>
-        <w:tc>
-          <w:tcPr>
-            <w:tcW w:type="dxa" w:w="2880"/>
-          </w:tcPr>
-          <w:p>
-            <w:r>
-              <w:rPr>
-                <w:b w:val="0"/>
-              </w:rPr>
-              <w:t>아이스브레이킹(실내)</w:t>
-            </w:r>
-          </w:p>
-        </w:tc>
-        <w:tc>
-          <w:tcPr>
-            <w:tcW w:type="dxa" w:w="2880"/>
-          </w:tcPr>
-          <w:p>
-            <w:r>
-              <w:rPr>
-                <w:b w:val="0"/>
-              </w:rPr>
-              <w:t>교회 대청소 및 정리</w:t>
-            </w:r>
-          </w:p>
-        </w:tc>
-      </w:tr>
-      <w:tr>
-        <w:tc>
-          <w:tcPr>
-            <w:tcW w:type="dxa" w:w="2880"/>
-          </w:tcPr>
-          <w:p>
-            <w:r>
-              <w:rPr>
-                <w:b w:val="0"/>
-              </w:rPr>
-              <w:t>16:00</w:t>
-            </w:r>
-          </w:p>
-        </w:tc>
-        <w:tc>
-          <w:tcPr>
-            <w:tcW w:type="dxa" w:w="2880"/>
-          </w:tcPr>
-          <w:p>
-            <w:r>
-              <w:rPr>
-                <w:b w:val="0"/>
-              </w:rPr>
-              <w:t>주제 말씀 집회 1</w:t>
-            </w:r>
-          </w:p>
-        </w:tc>
-        <w:tc>
-          <w:tcPr>
-            <w:tcW w:type="dxa" w:w="2880"/>
-          </w:tcPr>
-          <w:p>
-            <w:r>
-              <w:rPr>
-                <w:b w:val="0"/>
-              </w:rPr>
-              <w:t>파송 예배</w:t>
-            </w:r>
-          </w:p>
-        </w:tc>
-      </w:tr>
-      <w:tr>
-        <w:tc>
-          <w:tcPr>
-            <w:tcW w:type="dxa" w:w="2880"/>
-          </w:tcPr>
-          <w:p>
-            <w:r>
-              <w:rPr>
-                <w:b w:val="0"/>
-              </w:rPr>
-              <w:t>18:00</w:t>
-            </w:r>
-          </w:p>
-        </w:tc>
-        <w:tc>
-          <w:tcPr>
-            <w:tcW w:type="dxa" w:w="2880"/>
-          </w:tcPr>
-          <w:p>
-            <w:r>
-              <w:rPr>
-                <w:b w:val="0"/>
-              </w:rPr>
-              <w:t>저녁 식사</w:t>
-            </w:r>
-          </w:p>
-        </w:tc>
-        <w:tc>
-          <w:tcPr>
-            <w:tcW w:type="dxa" w:w="2880"/>
-          </w:tcPr>
-          <w:p>
-            <w:r>
-              <w:rPr>
-                <w:b w:val="0"/>
-              </w:rPr>
-              <w:t>귀가</w:t>
-            </w:r>
-          </w:p>
-        </w:tc>
-      </w:tr>
-      <w:tr>
-        <w:tc>
-          <w:tcPr>
-            <w:tcW w:type="dxa" w:w="2880"/>
-          </w:tcPr>
-          <w:p>
-            <w:r>
-              <w:rPr>
-                <w:b w:val="0"/>
-              </w:rPr>
-              <w:t>20:00</w:t>
-            </w:r>
-          </w:p>
-        </w:tc>
-        <w:tc>
-          <w:tcPr>
-            <w:tcW w:type="dxa" w:w="2880"/>
-          </w:tcPr>
-          <w:p>
-            <w:r>
-              <w:rPr>
-                <w:b w:val="0"/>
-              </w:rPr>
-              <w:t>주제 말씀 집회 2 / 기도회</w:t>
-            </w:r>
-          </w:p>
-        </w:tc>
-        <w:tc>
-          <w:tcPr>
-            <w:tcW w:type="dxa" w:w="2880"/>
-          </w:tcPr>
-          <w:p>
-            <w:r>
-              <w:rPr>
-                <w:b w:val="0"/>
-              </w:rPr>
-              <w:t>-</w:t>
-            </w:r>
-          </w:p>
-        </w:tc>
-      </w:tr>
-      <w:tr>
-        <w:tc>
-          <w:tcPr>
-            <w:tcW w:type="dxa" w:w="2880"/>
-          </w:tcPr>
-          <w:p>
-            <w:r>
-              <w:rPr>
-                <w:b w:val="0"/>
-              </w:rPr>
-              <w:t>22:00</w:t>
-            </w:r>
-          </w:p>
-        </w:tc>
-        <w:tc>
-          <w:tcPr>
-            <w:tcW w:type="dxa" w:w="2880"/>
-          </w:tcPr>
-          <w:p>
-            <w:r>
-              <w:rPr>
-                <w:b w:val="0"/>
-              </w:rPr>
-              <w:t>간식 및 나눔</w:t>
-            </w:r>
-          </w:p>
-        </w:tc>
-        <w:tc>
-          <w:tcPr>
-            <w:tcW w:type="dxa" w:w="2880"/>
-          </w:tcPr>
-          <w:p>
-            <w:r>
-              <w:rPr>
-                <w:b w:val="0"/>
-              </w:rPr>
-              <w:t>-</w:t>
-            </w:r>
-          </w:p>
-        </w:tc>
-      </w:tr>
-    </w:tbl>
-    <w:p/>
     <w:p>
-      <w:pPr>
-        <w:pStyle w:val="Heading2"/>
-      </w:pPr>
       <w:r>
         <w:rPr>
           <w:b w:val="0"/>
         </w:rPr>
-        <w:t>특별활동</w:t>
+        <w:t>수련회는 ________부터 ________까지 1박 2일간 (장소명)에서 진행하며, 예정 인원은 ________명입니다.</w:t>
       </w:r>
     </w:p>
     <w:p>
-      <w:pPr>
-        <w:pStyle w:val="ListNumber"/>
-      </w:pPr>
-      <w:r>
-        <w:rPr>
-          <w:b/>
-        </w:rPr>
-        <w:t>말씀 나눔</w:t>
-      </w:r>
       <w:r>
         <w:rPr>
           <w:b w:val="0"/>
         </w:rPr>
-        <w:t xml:space="preserve"> : 난방이 잘 되는 장소에서 소그룹별로 2026년 비전 나누기</w:t>
+        <w:t>말씀·기도·공동체 활동을 중심으로 운영하고, 겨울철 기상과 난방 상태를 고려하여 실내 프로그램을 준비합니다.</w:t>
       </w:r>
     </w:p>
     <w:p>
-      <w:pPr>
-        <w:pStyle w:val="ListNumber"/>
-      </w:pPr>
-      <w:r>
-        <w:rPr>
-          <w:b/>
-        </w:rPr>
-        <w:t>따뜻한 밤</w:t>
-      </w:r>
       <w:r>
         <w:rPr>
           <w:b w:val="0"/>
         </w:rPr>
-        <w:t xml:space="preserve"> : 따뜻한 차와 간식을 곁들인 나눔 시간(보드게임 등 실내 놀이)</w:t>
-      </w:r>
-    </w:p>
-    <w:p>
-      <w:pPr>
-        <w:pStyle w:val="ListNumber"/>
-      </w:pPr>
-      <w:r>
-        <w:rPr>
-          <w:b/>
-        </w:rPr>
-        <w:t>겨울철 안전 산책</w:t>
-      </w:r>
-      <w:r>
-        <w:rPr>
-          <w:b w:val="0"/>
-        </w:rPr>
-        <w:t xml:space="preserve"> : 빙판길 주의하며 단체 사진 촬영 및 자연 감사 기도</w:t>
+        <w:t>예산 총액은 금________원(금________)이며, 승인 후 신청 접수와 장소·이동 수단 예약을 진행합니다.</w:t>
       </w:r>
     </w:p>
     <w:p>
@@ -691,58 +279,31 @@
         <w:rPr>
           <w:b w:val="0"/>
         </w:rPr>
-        <w:t>안전 관리</w:t>
+        <w:t>1. 추진 배경 및 필요성</w:t>
       </w:r>
     </w:p>
     <w:p>
-      <w:pPr>
-        <w:pStyle w:val="ListBullet"/>
-      </w:pPr>
-      <w:r>
-        <w:rPr>
-          <w:b/>
-        </w:rPr>
-        <w:t>빙판 이동</w:t>
-      </w:r>
       <w:r>
         <w:rPr>
           <w:b w:val="0"/>
         </w:rPr>
-        <w:t xml:space="preserve"> : 야외 이동 시 담당 교사가 앞뒤에서 인솔(빙판길 사전 점검 필수)</w:t>
+        <w:t>가. 겨울방학 기간에 말씀과 기도에 집중하며 신앙생활을 돌아보고, 공동체 안에서 서로를 이해하는 시간이 필요합니다.</w:t>
       </w:r>
     </w:p>
     <w:p>
-      <w:pPr>
-        <w:pStyle w:val="ListBullet"/>
-      </w:pPr>
-      <w:r>
-        <w:rPr>
-          <w:b/>
-        </w:rPr>
-        <w:t>난방/화재</w:t>
-      </w:r>
       <w:r>
         <w:rPr>
           <w:b w:val="0"/>
         </w:rPr>
-        <w:t xml:space="preserve"> : 전열 기구 사용 시 멀티탭 과부하 주의, 취침 전 난방 상태 점검</w:t>
+        <w:t>나. 사역자 유무와 관계없이 평신도 리더가 운영할 수 있도록 진행 절차와 역할을 명확히 하고, 교회의 지도·승인 체계를 확인합니다.</w:t>
       </w:r>
     </w:p>
     <w:p>
-      <w:pPr>
-        <w:pStyle w:val="ListBullet"/>
-      </w:pPr>
-      <w:r>
-        <w:rPr>
-          <w:b/>
-        </w:rPr>
-        <w:t>건강</w:t>
-      </w:r>
       <w:r>
         <w:rPr>
           <w:b w:val="0"/>
         </w:rPr>
-        <w:t xml:space="preserve"> : 활동 전후 스트레칭, 감기 기운 있는 학생 즉시 휴식 조치</w:t>
+        <w:t>다. 한파·적설·빙판 및 난방기 사용에 따른 위험에 대비하여 실내 중심 일정과 이동·귀가 기준을 사전에 정합니다.</w:t>
       </w:r>
     </w:p>
     <w:p>
@@ -753,7 +314,7 @@
         <w:rPr>
           <w:b w:val="0"/>
         </w:rPr>
-        <w:t>예산표</w:t>
+        <w:t>2. 목적 및 목표</w:t>
       </w:r>
     </w:p>
     <w:tbl>
@@ -779,7 +340,7 @@
               <w:rPr>
                 <w:b/>
               </w:rPr>
-              <w:t>항목</w:t>
+              <w:t>구분</w:t>
             </w:r>
           </w:p>
         </w:tc>
@@ -792,7 +353,7 @@
               <w:rPr>
                 <w:b/>
               </w:rPr>
-              <w:t>단가</w:t>
+              <w:t>내용</w:t>
             </w:r>
           </w:p>
         </w:tc>
@@ -805,7 +366,7 @@
               <w:rPr>
                 <w:b/>
               </w:rPr>
-              <w:t>수량</w:t>
+              <w:t>확인 방법</w:t>
             </w:r>
           </w:p>
         </w:tc>
@@ -818,7 +379,7 @@
               <w:rPr>
                 <w:b/>
               </w:rPr>
-              <w:t>금액</w:t>
+              <w:t>담당</w:t>
             </w:r>
           </w:p>
         </w:tc>
@@ -831,7 +392,7 @@
               <w:rPr>
                 <w:b/>
               </w:rPr>
-              <w:t>비고</w:t>
+              <w:t>기한</w:t>
             </w:r>
           </w:p>
         </w:tc>
@@ -846,7 +407,7 @@
               <w:rPr>
                 <w:b w:val="0"/>
               </w:rPr>
-              <w:t>식비</w:t>
+              <w:t>신앙적 목적</w:t>
             </w:r>
           </w:p>
         </w:tc>
@@ -859,7 +420,7 @@
               <w:rPr>
                 <w:b w:val="0"/>
               </w:rPr>
-              <w:t>0,000</w:t>
+              <w:t>말씀을 배우고 기도하며 일상에서의 신앙 실천을 돌아봄</w:t>
             </w:r>
           </w:p>
         </w:tc>
@@ -872,7 +433,7 @@
               <w:rPr>
                 <w:b w:val="0"/>
               </w:rPr>
-              <w:t>00</w:t>
+              <w:t>나눔 및 자율 소감 확인</w:t>
             </w:r>
           </w:p>
         </w:tc>
@@ -885,7 +446,7 @@
               <w:rPr>
                 <w:b w:val="0"/>
               </w:rPr>
-              <w:t>000,000</w:t>
+              <w:t>________</w:t>
             </w:r>
           </w:p>
         </w:tc>
@@ -893,7 +454,14 @@
           <w:tcPr>
             <w:tcW w:type="dxa" w:w="1728"/>
           </w:tcPr>
-          <w:p/>
+          <w:p>
+            <w:r>
+              <w:rPr>
+                <w:b w:val="0"/>
+              </w:rPr>
+              <w:t>________</w:t>
+            </w:r>
+          </w:p>
         </w:tc>
       </w:tr>
       <w:tr>
@@ -906,7 +474,7 @@
               <w:rPr>
                 <w:b w:val="0"/>
               </w:rPr>
-              <w:t>간식비</w:t>
+              <w:t>신앙적 목적</w:t>
             </w:r>
           </w:p>
         </w:tc>
@@ -919,7 +487,7 @@
               <w:rPr>
                 <w:b w:val="0"/>
               </w:rPr>
-              <w:t>0,000</w:t>
+              <w:t>서로를 존중하고 돌보는 공동체 관계 형성</w:t>
             </w:r>
           </w:p>
         </w:tc>
@@ -932,7 +500,7 @@
               <w:rPr>
                 <w:b w:val="0"/>
               </w:rPr>
-              <w:t>00</w:t>
+              <w:t>모둠별 나눔 및 교사 평가</w:t>
             </w:r>
           </w:p>
         </w:tc>
@@ -945,7 +513,7 @@
               <w:rPr>
                 <w:b w:val="0"/>
               </w:rPr>
-              <w:t>000,000</w:t>
+              <w:t>________</w:t>
             </w:r>
           </w:p>
         </w:tc>
@@ -958,7 +526,7 @@
               <w:rPr>
                 <w:b w:val="0"/>
               </w:rPr>
-              <w:t>따뜻한 음료 포함</w:t>
+              <w:t>________</w:t>
             </w:r>
           </w:p>
         </w:tc>
@@ -973,7 +541,7 @@
               <w:rPr>
                 <w:b w:val="0"/>
               </w:rPr>
-              <w:t>프로그램비</w:t>
+              <w:t>확인 가능한 목표</w:t>
             </w:r>
           </w:p>
         </w:tc>
@@ -986,7 +554,7 @@
               <w:rPr>
                 <w:b w:val="0"/>
               </w:rPr>
-              <w:t>0,000</w:t>
+              <w:t>참석 예정 ________명 중 실제 참석 ________명 이상</w:t>
             </w:r>
           </w:p>
         </w:tc>
@@ -999,7 +567,7 @@
               <w:rPr>
                 <w:b w:val="0"/>
               </w:rPr>
-              <w:t>00</w:t>
+              <w:t>출석 집계</w:t>
             </w:r>
           </w:p>
         </w:tc>
@@ -1012,7 +580,7 @@
               <w:rPr>
                 <w:b w:val="0"/>
               </w:rPr>
-              <w:t>000,000</w:t>
+              <w:t>________</w:t>
             </w:r>
           </w:p>
         </w:tc>
@@ -1020,7 +588,14 @@
           <w:tcPr>
             <w:tcW w:type="dxa" w:w="1728"/>
           </w:tcPr>
-          <w:p/>
+          <w:p>
+            <w:r>
+              <w:rPr>
+                <w:b w:val="0"/>
+              </w:rPr>
+              <w:t>________</w:t>
+            </w:r>
+          </w:p>
         </w:tc>
       </w:tr>
       <w:tr>
@@ -1033,7 +608,7 @@
               <w:rPr>
                 <w:b w:val="0"/>
               </w:rPr>
-              <w:t>잡비(난방 등)</w:t>
+              <w:t>확인 가능한 목표</w:t>
             </w:r>
           </w:p>
         </w:tc>
@@ -1046,7 +621,7 @@
               <w:rPr>
                 <w:b w:val="0"/>
               </w:rPr>
-              <w:t>0,000</w:t>
+              <w:t>안전교육 참석자 전원 이수 및 이동 전후 인원 확인</w:t>
             </w:r>
           </w:p>
         </w:tc>
@@ -1059,7 +634,7 @@
               <w:rPr>
                 <w:b w:val="0"/>
               </w:rPr>
-              <w:t>00</w:t>
+              <w:t>교육·인원 점검 기록</w:t>
             </w:r>
           </w:p>
         </w:tc>
@@ -1072,7 +647,7 @@
               <w:rPr>
                 <w:b w:val="0"/>
               </w:rPr>
-              <w:t>000,000</w:t>
+              <w:t>________</w:t>
             </w:r>
           </w:p>
         </w:tc>
@@ -1080,7 +655,14 @@
           <w:tcPr>
             <w:tcW w:type="dxa" w:w="1728"/>
           </w:tcPr>
-          <w:p/>
+          <w:p>
+            <w:r>
+              <w:rPr>
+                <w:b w:val="0"/>
+              </w:rPr>
+              <w:t>________</w:t>
+            </w:r>
+          </w:p>
         </w:tc>
       </w:tr>
       <w:tr>
@@ -1091,9 +673,9 @@
           <w:p>
             <w:r>
               <w:rPr>
-                <w:b/>
-              </w:rPr>
-              <w:t>합계</w:t>
+                <w:b w:val="0"/>
+              </w:rPr>
+              <w:t>확인 가능한 목표</w:t>
             </w:r>
           </w:p>
         </w:tc>
@@ -1101,13 +683,27 @@
           <w:tcPr>
             <w:tcW w:type="dxa" w:w="1728"/>
           </w:tcPr>
-          <w:p/>
+          <w:p>
+            <w:r>
+              <w:rPr>
+                <w:b w:val="0"/>
+              </w:rPr>
+              <w:t>참가자 만족도 ________점 이상/5점, 후속 실천계획 ________건 수합</w:t>
+            </w:r>
+          </w:p>
         </w:tc>
         <w:tc>
           <w:tcPr>
             <w:tcW w:type="dxa" w:w="1728"/>
           </w:tcPr>
-          <w:p/>
+          <w:p>
+            <w:r>
+              <w:rPr>
+                <w:b w:val="0"/>
+              </w:rPr>
+              <w:t>익명 설문·실천계획 집계</w:t>
+            </w:r>
+          </w:p>
         </w:tc>
         <w:tc>
           <w:tcPr>
@@ -1116,9 +712,9 @@
           <w:p>
             <w:r>
               <w:rPr>
-                <w:b/>
-              </w:rPr>
-              <w:t>0,000,000</w:t>
+                <w:b w:val="0"/>
+              </w:rPr>
+              <w:t>________</w:t>
             </w:r>
           </w:p>
         </w:tc>
@@ -1126,11 +722,26 @@
           <w:tcPr>
             <w:tcW w:type="dxa" w:w="1728"/>
           </w:tcPr>
-          <w:p/>
+          <w:p>
+            <w:r>
+              <w:rPr>
+                <w:b w:val="0"/>
+              </w:rPr>
+              <w:t>________</w:t>
+            </w:r>
+          </w:p>
         </w:tc>
       </w:tr>
     </w:tbl>
     <w:p/>
+    <w:p>
+      <w:r>
+        <w:rPr>
+          <w:b w:val="0"/>
+        </w:rPr>
+        <w:t>※ 신앙의 성숙 정도를 참석률이나 만족도 점수만으로 판단하지 않습니다.</w:t>
+      </w:r>
+    </w:p>
     <w:p>
       <w:pPr>
         <w:pStyle w:val="Heading2"/>
@@ -1139,7 +750,1533 @@
         <w:rPr>
           <w:b w:val="0"/>
         </w:rPr>
-        <w:t>구입 목록</w:t>
+        <w:t>3. 행사 개요</w:t>
+      </w:r>
+    </w:p>
+    <w:tbl>
+      <w:tblPr>
+        <w:tblStyle w:val="TableGrid"/>
+        <w:tblW w:type="auto" w:w="0"/>
+        <w:tblLook w:firstColumn="1" w:firstRow="1" w:lastColumn="0" w:lastRow="0" w:noHBand="0" w:noVBand="1" w:val="04A0"/>
+      </w:tblPr>
+      <w:tblGrid>
+        <w:gridCol w:w="4320"/>
+        <w:gridCol w:w="4320"/>
+      </w:tblGrid>
+      <w:tr>
+        <w:tc>
+          <w:tcPr>
+            <w:tcW w:type="dxa" w:w="4320"/>
+          </w:tcPr>
+          <w:p>
+            <w:r>
+              <w:rPr>
+                <w:b/>
+              </w:rPr>
+              <w:t>항목</w:t>
+            </w:r>
+          </w:p>
+        </w:tc>
+        <w:tc>
+          <w:tcPr>
+            <w:tcW w:type="dxa" w:w="4320"/>
+          </w:tcPr>
+          <w:p>
+            <w:r>
+              <w:rPr>
+                <w:b/>
+              </w:rPr>
+              <w:t>내용</w:t>
+            </w:r>
+          </w:p>
+        </w:tc>
+      </w:tr>
+      <w:tr>
+        <w:tc>
+          <w:tcPr>
+            <w:tcW w:type="dxa" w:w="4320"/>
+          </w:tcPr>
+          <w:p>
+            <w:r>
+              <w:rPr>
+                <w:b w:val="0"/>
+              </w:rPr>
+              <w:t>행사명</w:t>
+            </w:r>
+          </w:p>
+        </w:tc>
+        <w:tc>
+          <w:tcPr>
+            <w:tcW w:type="dxa" w:w="4320"/>
+          </w:tcPr>
+          <w:p>
+            <w:r>
+              <w:rPr>
+                <w:b w:val="0"/>
+              </w:rPr>
+              <w:t>[연도] (부서명) 겨울수련회</w:t>
+            </w:r>
+          </w:p>
+        </w:tc>
+      </w:tr>
+      <w:tr>
+        <w:tc>
+          <w:tcPr>
+            <w:tcW w:type="dxa" w:w="4320"/>
+          </w:tcPr>
+          <w:p>
+            <w:r>
+              <w:rPr>
+                <w:b w:val="0"/>
+              </w:rPr>
+              <w:t>주제</w:t>
+            </w:r>
+          </w:p>
+        </w:tc>
+        <w:tc>
+          <w:tcPr>
+            <w:tcW w:type="dxa" w:w="4320"/>
+          </w:tcPr>
+          <w:p>
+            <w:r>
+              <w:rPr>
+                <w:b w:val="0"/>
+              </w:rPr>
+              <w:t>________</w:t>
+            </w:r>
+          </w:p>
+        </w:tc>
+      </w:tr>
+      <w:tr>
+        <w:tc>
+          <w:tcPr>
+            <w:tcW w:type="dxa" w:w="4320"/>
+          </w:tcPr>
+          <w:p>
+            <w:r>
+              <w:rPr>
+                <w:b w:val="0"/>
+              </w:rPr>
+              <w:t>주제 말씀</w:t>
+            </w:r>
+          </w:p>
+        </w:tc>
+        <w:tc>
+          <w:tcPr>
+            <w:tcW w:type="dxa" w:w="4320"/>
+          </w:tcPr>
+          <w:p>
+            <w:r>
+              <w:rPr>
+                <w:b w:val="0"/>
+              </w:rPr>
+              <w:t>________ ________:________</w:t>
+            </w:r>
+          </w:p>
+        </w:tc>
+      </w:tr>
+      <w:tr>
+        <w:tc>
+          <w:tcPr>
+            <w:tcW w:type="dxa" w:w="4320"/>
+          </w:tcPr>
+          <w:p>
+            <w:r>
+              <w:rPr>
+                <w:b w:val="0"/>
+              </w:rPr>
+              <w:t>일시</w:t>
+            </w:r>
+          </w:p>
+        </w:tc>
+        <w:tc>
+          <w:tcPr>
+            <w:tcW w:type="dxa" w:w="4320"/>
+          </w:tcPr>
+          <w:p>
+            <w:r>
+              <w:rPr>
+                <w:b w:val="0"/>
+              </w:rPr>
+              <w:t>________부터 ________까지, 1박 2일</w:t>
+            </w:r>
+          </w:p>
+        </w:tc>
+      </w:tr>
+      <w:tr>
+        <w:tc>
+          <w:tcPr>
+            <w:tcW w:type="dxa" w:w="4320"/>
+          </w:tcPr>
+          <w:p>
+            <w:r>
+              <w:rPr>
+                <w:b w:val="0"/>
+              </w:rPr>
+              <w:t>장소</w:t>
+            </w:r>
+          </w:p>
+        </w:tc>
+        <w:tc>
+          <w:tcPr>
+            <w:tcW w:type="dxa" w:w="4320"/>
+          </w:tcPr>
+          <w:p>
+            <w:r>
+              <w:rPr>
+                <w:b w:val="0"/>
+              </w:rPr>
+              <w:t>(장소명) / 소재지: ________</w:t>
+            </w:r>
+          </w:p>
+        </w:tc>
+      </w:tr>
+      <w:tr>
+        <w:tc>
+          <w:tcPr>
+            <w:tcW w:type="dxa" w:w="4320"/>
+          </w:tcPr>
+          <w:p>
+            <w:r>
+              <w:rPr>
+                <w:b w:val="0"/>
+              </w:rPr>
+              <w:t>대상</w:t>
+            </w:r>
+          </w:p>
+        </w:tc>
+        <w:tc>
+          <w:tcPr>
+            <w:tcW w:type="dxa" w:w="4320"/>
+          </w:tcPr>
+          <w:p>
+            <w:r>
+              <w:rPr>
+                <w:b w:val="0"/>
+              </w:rPr>
+              <w:t>(부서명) 소속 ________</w:t>
+            </w:r>
+          </w:p>
+        </w:tc>
+      </w:tr>
+      <w:tr>
+        <w:tc>
+          <w:tcPr>
+            <w:tcW w:type="dxa" w:w="4320"/>
+          </w:tcPr>
+          <w:p>
+            <w:r>
+              <w:rPr>
+                <w:b w:val="0"/>
+              </w:rPr>
+              <w:t>인원</w:t>
+            </w:r>
+          </w:p>
+        </w:tc>
+        <w:tc>
+          <w:tcPr>
+            <w:tcW w:type="dxa" w:w="4320"/>
+          </w:tcPr>
+          <w:p>
+            <w:r>
+              <w:rPr>
+                <w:b w:val="0"/>
+              </w:rPr>
+              <w:t>참가자 ________명, 교사·운영진 ________명, 합계 ________명</w:t>
+            </w:r>
+          </w:p>
+        </w:tc>
+      </w:tr>
+      <w:tr>
+        <w:tc>
+          <w:tcPr>
+            <w:tcW w:type="dxa" w:w="4320"/>
+          </w:tcPr>
+          <w:p>
+            <w:r>
+              <w:rPr>
+                <w:b w:val="0"/>
+              </w:rPr>
+              <w:t>주관</w:t>
+            </w:r>
+          </w:p>
+        </w:tc>
+        <w:tc>
+          <w:tcPr>
+            <w:tcW w:type="dxa" w:w="4320"/>
+          </w:tcPr>
+          <w:p>
+            <w:r>
+              <w:rPr>
+                <w:b w:val="0"/>
+              </w:rPr>
+              <w:t>(교회명) (부서명)</w:t>
+            </w:r>
+          </w:p>
+        </w:tc>
+      </w:tr>
+      <w:tr>
+        <w:tc>
+          <w:tcPr>
+            <w:tcW w:type="dxa" w:w="4320"/>
+          </w:tcPr>
+          <w:p>
+            <w:r>
+              <w:rPr>
+                <w:b w:val="0"/>
+              </w:rPr>
+              <w:t>총괄 담당</w:t>
+            </w:r>
+          </w:p>
+        </w:tc>
+        <w:tc>
+          <w:tcPr>
+            <w:tcW w:type="dxa" w:w="4320"/>
+          </w:tcPr>
+          <w:p>
+            <w:r>
+              <w:rPr>
+                <w:b w:val="0"/>
+              </w:rPr>
+              <w:t>________</w:t>
+            </w:r>
+          </w:p>
+        </w:tc>
+      </w:tr>
+      <w:tr>
+        <w:tc>
+          <w:tcPr>
+            <w:tcW w:type="dxa" w:w="4320"/>
+          </w:tcPr>
+          <w:p>
+            <w:r>
+              <w:rPr>
+                <w:b w:val="0"/>
+              </w:rPr>
+              <w:t>참가비</w:t>
+            </w:r>
+          </w:p>
+        </w:tc>
+        <w:tc>
+          <w:tcPr>
+            <w:tcW w:type="dxa" w:w="4320"/>
+          </w:tcPr>
+          <w:p>
+            <w:r>
+              <w:rPr>
+                <w:b w:val="0"/>
+              </w:rPr>
+              <w:t>1인당 금________원(금________)</w:t>
+            </w:r>
+          </w:p>
+        </w:tc>
+      </w:tr>
+      <w:tr>
+        <w:tc>
+          <w:tcPr>
+            <w:tcW w:type="dxa" w:w="4320"/>
+          </w:tcPr>
+          <w:p>
+            <w:r>
+              <w:rPr>
+                <w:b w:val="0"/>
+              </w:rPr>
+              <w:t>신청 기한</w:t>
+            </w:r>
+          </w:p>
+        </w:tc>
+        <w:tc>
+          <w:tcPr>
+            <w:tcW w:type="dxa" w:w="4320"/>
+          </w:tcPr>
+          <w:p>
+            <w:r>
+              <w:rPr>
+                <w:b w:val="0"/>
+              </w:rPr>
+              <w:t>________</w:t>
+            </w:r>
+          </w:p>
+        </w:tc>
+      </w:tr>
+      <w:tr>
+        <w:tc>
+          <w:tcPr>
+            <w:tcW w:type="dxa" w:w="4320"/>
+          </w:tcPr>
+          <w:p>
+            <w:r>
+              <w:rPr>
+                <w:b w:val="0"/>
+              </w:rPr>
+              <w:t>이동 방법</w:t>
+            </w:r>
+          </w:p>
+        </w:tc>
+        <w:tc>
+          <w:tcPr>
+            <w:tcW w:type="dxa" w:w="4320"/>
+          </w:tcPr>
+          <w:p>
+            <w:r>
+              <w:rPr>
+                <w:b w:val="0"/>
+              </w:rPr>
+              <w:t>________</w:t>
+            </w:r>
+          </w:p>
+        </w:tc>
+      </w:tr>
+      <w:tr>
+        <w:tc>
+          <w:tcPr>
+            <w:tcW w:type="dxa" w:w="4320"/>
+          </w:tcPr>
+          <w:p>
+            <w:r>
+              <w:rPr>
+                <w:b w:val="0"/>
+              </w:rPr>
+              <w:t>기상 악화 시 대안</w:t>
+            </w:r>
+          </w:p>
+        </w:tc>
+        <w:tc>
+          <w:tcPr>
+            <w:tcW w:type="dxa" w:w="4320"/>
+          </w:tcPr>
+          <w:p>
+            <w:r>
+              <w:rPr>
+                <w:b w:val="0"/>
+              </w:rPr>
+              <w:t>교회 내 실내 일정 전환 / 일정 연기 / 취소 중 ________</w:t>
+            </w:r>
+          </w:p>
+        </w:tc>
+      </w:tr>
+    </w:tbl>
+    <w:p/>
+    <w:p>
+      <w:r>
+        <w:rPr>
+          <w:b w:val="0"/>
+        </w:rPr>
+        <w:t>※ 날짜는 ‘2026. 10. 24.(토)’, 시간은 ‘09:00’ 형식으로 작성합니다. 장소 예약·차량·보험·지도자 배치 등 미확정 사항에는 ‘(확인 필요)’를 표시합니다.</w:t>
+      </w:r>
+    </w:p>
+    <w:p>
+      <w:pPr>
+        <w:pStyle w:val="Heading2"/>
+      </w:pPr>
+      <w:r>
+        <w:rPr>
+          <w:b w:val="0"/>
+        </w:rPr>
+        <w:t>4. 세부 추진 계획</w:t>
+      </w:r>
+    </w:p>
+    <w:p>
+      <w:r>
+        <w:rPr>
+          <w:b w:val="0"/>
+        </w:rPr>
+        <w:t>가. 시간표</w:t>
+      </w:r>
+    </w:p>
+    <w:tbl>
+      <w:tblPr>
+        <w:tblStyle w:val="TableGrid"/>
+        <w:tblW w:type="auto" w:w="0"/>
+        <w:tblLook w:firstColumn="1" w:firstRow="1" w:lastColumn="0" w:lastRow="0" w:noHBand="0" w:noVBand="1" w:val="04A0"/>
+      </w:tblPr>
+      <w:tblGrid>
+        <w:gridCol w:w="1728"/>
+        <w:gridCol w:w="1728"/>
+        <w:gridCol w:w="1728"/>
+        <w:gridCol w:w="1728"/>
+        <w:gridCol w:w="1728"/>
+      </w:tblGrid>
+      <w:tr>
+        <w:tc>
+          <w:tcPr>
+            <w:tcW w:type="dxa" w:w="1728"/>
+          </w:tcPr>
+          <w:p>
+            <w:r>
+              <w:rPr>
+                <w:b/>
+              </w:rPr>
+              <w:t>구분</w:t>
+            </w:r>
+          </w:p>
+        </w:tc>
+        <w:tc>
+          <w:tcPr>
+            <w:tcW w:type="dxa" w:w="1728"/>
+          </w:tcPr>
+          <w:p>
+            <w:r>
+              <w:rPr>
+                <w:b/>
+              </w:rPr>
+              <w:t>시간</w:t>
+            </w:r>
+          </w:p>
+        </w:tc>
+        <w:tc>
+          <w:tcPr>
+            <w:tcW w:type="dxa" w:w="1728"/>
+          </w:tcPr>
+          <w:p>
+            <w:r>
+              <w:rPr>
+                <w:b/>
+              </w:rPr>
+              <w:t>프로그램 및 운영 내용</w:t>
+            </w:r>
+          </w:p>
+        </w:tc>
+        <w:tc>
+          <w:tcPr>
+            <w:tcW w:type="dxa" w:w="1728"/>
+          </w:tcPr>
+          <w:p>
+            <w:r>
+              <w:rPr>
+                <w:b/>
+              </w:rPr>
+              <w:t>담당</w:t>
+            </w:r>
+          </w:p>
+        </w:tc>
+        <w:tc>
+          <w:tcPr>
+            <w:tcW w:type="dxa" w:w="1728"/>
+          </w:tcPr>
+          <w:p>
+            <w:r>
+              <w:rPr>
+                <w:b/>
+              </w:rPr>
+              <w:t>준비·확인 기한</w:t>
+            </w:r>
+          </w:p>
+        </w:tc>
+      </w:tr>
+      <w:tr>
+        <w:tc>
+          <w:tcPr>
+            <w:tcW w:type="dxa" w:w="1728"/>
+          </w:tcPr>
+          <w:p>
+            <w:r>
+              <w:rPr>
+                <w:b w:val="0"/>
+              </w:rPr>
+              <w:t>첫째 날</w:t>
+            </w:r>
+          </w:p>
+        </w:tc>
+        <w:tc>
+          <w:tcPr>
+            <w:tcW w:type="dxa" w:w="1728"/>
+          </w:tcPr>
+          <w:p>
+            <w:r>
+              <w:rPr>
+                <w:b w:val="0"/>
+              </w:rPr>
+              <w:t>09:00~09:30</w:t>
+            </w:r>
+          </w:p>
+        </w:tc>
+        <w:tc>
+          <w:tcPr>
+            <w:tcW w:type="dxa" w:w="1728"/>
+          </w:tcPr>
+          <w:p>
+            <w:r>
+              <w:rPr>
+                <w:b w:val="0"/>
+              </w:rPr>
+              <w:t>등록, 출석 확인, 안전교육</w:t>
+            </w:r>
+          </w:p>
+        </w:tc>
+        <w:tc>
+          <w:tcPr>
+            <w:tcW w:type="dxa" w:w="1728"/>
+          </w:tcPr>
+          <w:p>
+            <w:r>
+              <w:rPr>
+                <w:b w:val="0"/>
+              </w:rPr>
+              <w:t>________</w:t>
+            </w:r>
+          </w:p>
+        </w:tc>
+        <w:tc>
+          <w:tcPr>
+            <w:tcW w:type="dxa" w:w="1728"/>
+          </w:tcPr>
+          <w:p>
+            <w:r>
+              <w:rPr>
+                <w:b w:val="0"/>
+              </w:rPr>
+              <w:t>________</w:t>
+            </w:r>
+          </w:p>
+        </w:tc>
+      </w:tr>
+      <w:tr>
+        <w:tc>
+          <w:tcPr>
+            <w:tcW w:type="dxa" w:w="1728"/>
+          </w:tcPr>
+          <w:p>
+            <w:r>
+              <w:rPr>
+                <w:b w:val="0"/>
+              </w:rPr>
+              <w:t>첫째 날</w:t>
+            </w:r>
+          </w:p>
+        </w:tc>
+        <w:tc>
+          <w:tcPr>
+            <w:tcW w:type="dxa" w:w="1728"/>
+          </w:tcPr>
+          <w:p>
+            <w:r>
+              <w:rPr>
+                <w:b w:val="0"/>
+              </w:rPr>
+              <w:t>09:30~11:00</w:t>
+            </w:r>
+          </w:p>
+        </w:tc>
+        <w:tc>
+          <w:tcPr>
+            <w:tcW w:type="dxa" w:w="1728"/>
+          </w:tcPr>
+          <w:p>
+            <w:r>
+              <w:rPr>
+                <w:b w:val="0"/>
+              </w:rPr>
+              <w:t>이동, 도착 후 인원·시설 확인</w:t>
+            </w:r>
+          </w:p>
+        </w:tc>
+        <w:tc>
+          <w:tcPr>
+            <w:tcW w:type="dxa" w:w="1728"/>
+          </w:tcPr>
+          <w:p>
+            <w:r>
+              <w:rPr>
+                <w:b w:val="0"/>
+              </w:rPr>
+              <w:t>________</w:t>
+            </w:r>
+          </w:p>
+        </w:tc>
+        <w:tc>
+          <w:tcPr>
+            <w:tcW w:type="dxa" w:w="1728"/>
+          </w:tcPr>
+          <w:p>
+            <w:r>
+              <w:rPr>
+                <w:b w:val="0"/>
+              </w:rPr>
+              <w:t>________</w:t>
+            </w:r>
+          </w:p>
+        </w:tc>
+      </w:tr>
+      <w:tr>
+        <w:tc>
+          <w:tcPr>
+            <w:tcW w:type="dxa" w:w="1728"/>
+          </w:tcPr>
+          <w:p>
+            <w:r>
+              <w:rPr>
+                <w:b w:val="0"/>
+              </w:rPr>
+              <w:t>첫째 날</w:t>
+            </w:r>
+          </w:p>
+        </w:tc>
+        <w:tc>
+          <w:tcPr>
+            <w:tcW w:type="dxa" w:w="1728"/>
+          </w:tcPr>
+          <w:p>
+            <w:r>
+              <w:rPr>
+                <w:b w:val="0"/>
+              </w:rPr>
+              <w:t>11:00~12:00</w:t>
+            </w:r>
+          </w:p>
+        </w:tc>
+        <w:tc>
+          <w:tcPr>
+            <w:tcW w:type="dxa" w:w="1728"/>
+          </w:tcPr>
+          <w:p>
+            <w:r>
+              <w:rPr>
+                <w:b w:val="0"/>
+              </w:rPr>
+              <w:t>개회예배 및 일정 안내</w:t>
+            </w:r>
+          </w:p>
+        </w:tc>
+        <w:tc>
+          <w:tcPr>
+            <w:tcW w:type="dxa" w:w="1728"/>
+          </w:tcPr>
+          <w:p>
+            <w:r>
+              <w:rPr>
+                <w:b w:val="0"/>
+              </w:rPr>
+              <w:t>________</w:t>
+            </w:r>
+          </w:p>
+        </w:tc>
+        <w:tc>
+          <w:tcPr>
+            <w:tcW w:type="dxa" w:w="1728"/>
+          </w:tcPr>
+          <w:p>
+            <w:r>
+              <w:rPr>
+                <w:b w:val="0"/>
+              </w:rPr>
+              <w:t>________</w:t>
+            </w:r>
+          </w:p>
+        </w:tc>
+      </w:tr>
+      <w:tr>
+        <w:tc>
+          <w:tcPr>
+            <w:tcW w:type="dxa" w:w="1728"/>
+          </w:tcPr>
+          <w:p>
+            <w:r>
+              <w:rPr>
+                <w:b w:val="0"/>
+              </w:rPr>
+              <w:t>첫째 날</w:t>
+            </w:r>
+          </w:p>
+        </w:tc>
+        <w:tc>
+          <w:tcPr>
+            <w:tcW w:type="dxa" w:w="1728"/>
+          </w:tcPr>
+          <w:p>
+            <w:r>
+              <w:rPr>
+                <w:b w:val="0"/>
+              </w:rPr>
+              <w:t>12:00~13:00</w:t>
+            </w:r>
+          </w:p>
+        </w:tc>
+        <w:tc>
+          <w:tcPr>
+            <w:tcW w:type="dxa" w:w="1728"/>
+          </w:tcPr>
+          <w:p>
+            <w:r>
+              <w:rPr>
+                <w:b w:val="0"/>
+              </w:rPr>
+              <w:t>점심 및 휴식</w:t>
+            </w:r>
+          </w:p>
+        </w:tc>
+        <w:tc>
+          <w:tcPr>
+            <w:tcW w:type="dxa" w:w="1728"/>
+          </w:tcPr>
+          <w:p>
+            <w:r>
+              <w:rPr>
+                <w:b w:val="0"/>
+              </w:rPr>
+              <w:t>________</w:t>
+            </w:r>
+          </w:p>
+        </w:tc>
+        <w:tc>
+          <w:tcPr>
+            <w:tcW w:type="dxa" w:w="1728"/>
+          </w:tcPr>
+          <w:p>
+            <w:r>
+              <w:rPr>
+                <w:b w:val="0"/>
+              </w:rPr>
+              <w:t>________</w:t>
+            </w:r>
+          </w:p>
+        </w:tc>
+      </w:tr>
+      <w:tr>
+        <w:tc>
+          <w:tcPr>
+            <w:tcW w:type="dxa" w:w="1728"/>
+          </w:tcPr>
+          <w:p>
+            <w:r>
+              <w:rPr>
+                <w:b w:val="0"/>
+              </w:rPr>
+              <w:t>첫째 날</w:t>
+            </w:r>
+          </w:p>
+        </w:tc>
+        <w:tc>
+          <w:tcPr>
+            <w:tcW w:type="dxa" w:w="1728"/>
+          </w:tcPr>
+          <w:p>
+            <w:r>
+              <w:rPr>
+                <w:b w:val="0"/>
+              </w:rPr>
+              <w:t>13:00~15:00</w:t>
+            </w:r>
+          </w:p>
+        </w:tc>
+        <w:tc>
+          <w:tcPr>
+            <w:tcW w:type="dxa" w:w="1728"/>
+          </w:tcPr>
+          <w:p>
+            <w:r>
+              <w:rPr>
+                <w:b w:val="0"/>
+              </w:rPr>
+              <w:t>실내 공동체 활동</w:t>
+            </w:r>
+          </w:p>
+        </w:tc>
+        <w:tc>
+          <w:tcPr>
+            <w:tcW w:type="dxa" w:w="1728"/>
+          </w:tcPr>
+          <w:p>
+            <w:r>
+              <w:rPr>
+                <w:b w:val="0"/>
+              </w:rPr>
+              <w:t>________</w:t>
+            </w:r>
+          </w:p>
+        </w:tc>
+        <w:tc>
+          <w:tcPr>
+            <w:tcW w:type="dxa" w:w="1728"/>
+          </w:tcPr>
+          <w:p>
+            <w:r>
+              <w:rPr>
+                <w:b w:val="0"/>
+              </w:rPr>
+              <w:t>________</w:t>
+            </w:r>
+          </w:p>
+        </w:tc>
+      </w:tr>
+      <w:tr>
+        <w:tc>
+          <w:tcPr>
+            <w:tcW w:type="dxa" w:w="1728"/>
+          </w:tcPr>
+          <w:p>
+            <w:r>
+              <w:rPr>
+                <w:b w:val="0"/>
+              </w:rPr>
+              <w:t>첫째 날</w:t>
+            </w:r>
+          </w:p>
+        </w:tc>
+        <w:tc>
+          <w:tcPr>
+            <w:tcW w:type="dxa" w:w="1728"/>
+          </w:tcPr>
+          <w:p>
+            <w:r>
+              <w:rPr>
+                <w:b w:val="0"/>
+              </w:rPr>
+              <w:t>15:00~17:00</w:t>
+            </w:r>
+          </w:p>
+        </w:tc>
+        <w:tc>
+          <w:tcPr>
+            <w:tcW w:type="dxa" w:w="1728"/>
+          </w:tcPr>
+          <w:p>
+            <w:r>
+              <w:rPr>
+                <w:b w:val="0"/>
+              </w:rPr>
+              <w:t>말씀 배움 및 모둠 나눔</w:t>
+            </w:r>
+          </w:p>
+        </w:tc>
+        <w:tc>
+          <w:tcPr>
+            <w:tcW w:type="dxa" w:w="1728"/>
+          </w:tcPr>
+          <w:p>
+            <w:r>
+              <w:rPr>
+                <w:b w:val="0"/>
+              </w:rPr>
+              <w:t>________</w:t>
+            </w:r>
+          </w:p>
+        </w:tc>
+        <w:tc>
+          <w:tcPr>
+            <w:tcW w:type="dxa" w:w="1728"/>
+          </w:tcPr>
+          <w:p>
+            <w:r>
+              <w:rPr>
+                <w:b w:val="0"/>
+              </w:rPr>
+              <w:t>________</w:t>
+            </w:r>
+          </w:p>
+        </w:tc>
+      </w:tr>
+      <w:tr>
+        <w:tc>
+          <w:tcPr>
+            <w:tcW w:type="dxa" w:w="1728"/>
+          </w:tcPr>
+          <w:p>
+            <w:r>
+              <w:rPr>
+                <w:b w:val="0"/>
+              </w:rPr>
+              <w:t>첫째 날</w:t>
+            </w:r>
+          </w:p>
+        </w:tc>
+        <w:tc>
+          <w:tcPr>
+            <w:tcW w:type="dxa" w:w="1728"/>
+          </w:tcPr>
+          <w:p>
+            <w:r>
+              <w:rPr>
+                <w:b w:val="0"/>
+              </w:rPr>
+              <w:t>17:00~19:00</w:t>
+            </w:r>
+          </w:p>
+        </w:tc>
+        <w:tc>
+          <w:tcPr>
+            <w:tcW w:type="dxa" w:w="1728"/>
+          </w:tcPr>
+          <w:p>
+            <w:r>
+              <w:rPr>
+                <w:b w:val="0"/>
+              </w:rPr>
+              <w:t>저녁 및 개인 정비</w:t>
+            </w:r>
+          </w:p>
+        </w:tc>
+        <w:tc>
+          <w:tcPr>
+            <w:tcW w:type="dxa" w:w="1728"/>
+          </w:tcPr>
+          <w:p>
+            <w:r>
+              <w:rPr>
+                <w:b w:val="0"/>
+              </w:rPr>
+              <w:t>________</w:t>
+            </w:r>
+          </w:p>
+        </w:tc>
+        <w:tc>
+          <w:tcPr>
+            <w:tcW w:type="dxa" w:w="1728"/>
+          </w:tcPr>
+          <w:p>
+            <w:r>
+              <w:rPr>
+                <w:b w:val="0"/>
+              </w:rPr>
+              <w:t>________</w:t>
+            </w:r>
+          </w:p>
+        </w:tc>
+      </w:tr>
+      <w:tr>
+        <w:tc>
+          <w:tcPr>
+            <w:tcW w:type="dxa" w:w="1728"/>
+          </w:tcPr>
+          <w:p>
+            <w:r>
+              <w:rPr>
+                <w:b w:val="0"/>
+              </w:rPr>
+              <w:t>첫째 날</w:t>
+            </w:r>
+          </w:p>
+        </w:tc>
+        <w:tc>
+          <w:tcPr>
+            <w:tcW w:type="dxa" w:w="1728"/>
+          </w:tcPr>
+          <w:p>
+            <w:r>
+              <w:rPr>
+                <w:b w:val="0"/>
+              </w:rPr>
+              <w:t>19:00~21:00</w:t>
+            </w:r>
+          </w:p>
+        </w:tc>
+        <w:tc>
+          <w:tcPr>
+            <w:tcW w:type="dxa" w:w="1728"/>
+          </w:tcPr>
+          <w:p>
+            <w:r>
+              <w:rPr>
+                <w:b w:val="0"/>
+              </w:rPr>
+              <w:t>저녁예배·기도·나눔</w:t>
+            </w:r>
+          </w:p>
+        </w:tc>
+        <w:tc>
+          <w:tcPr>
+            <w:tcW w:type="dxa" w:w="1728"/>
+          </w:tcPr>
+          <w:p>
+            <w:r>
+              <w:rPr>
+                <w:b w:val="0"/>
+              </w:rPr>
+              <w:t>________</w:t>
+            </w:r>
+          </w:p>
+        </w:tc>
+        <w:tc>
+          <w:tcPr>
+            <w:tcW w:type="dxa" w:w="1728"/>
+          </w:tcPr>
+          <w:p>
+            <w:r>
+              <w:rPr>
+                <w:b w:val="0"/>
+              </w:rPr>
+              <w:t>________</w:t>
+            </w:r>
+          </w:p>
+        </w:tc>
+      </w:tr>
+      <w:tr>
+        <w:tc>
+          <w:tcPr>
+            <w:tcW w:type="dxa" w:w="1728"/>
+          </w:tcPr>
+          <w:p>
+            <w:r>
+              <w:rPr>
+                <w:b w:val="0"/>
+              </w:rPr>
+              <w:t>첫째 날</w:t>
+            </w:r>
+          </w:p>
+        </w:tc>
+        <w:tc>
+          <w:tcPr>
+            <w:tcW w:type="dxa" w:w="1728"/>
+          </w:tcPr>
+          <w:p>
+            <w:r>
+              <w:rPr>
+                <w:b w:val="0"/>
+              </w:rPr>
+              <w:t>21:00~22:00</w:t>
+            </w:r>
+          </w:p>
+        </w:tc>
+        <w:tc>
+          <w:tcPr>
+            <w:tcW w:type="dxa" w:w="1728"/>
+          </w:tcPr>
+          <w:p>
+            <w:r>
+              <w:rPr>
+                <w:b w:val="0"/>
+              </w:rPr>
+              <w:t>취침 준비, 인원·난방·출입문 점검</w:t>
+            </w:r>
+          </w:p>
+        </w:tc>
+        <w:tc>
+          <w:tcPr>
+            <w:tcW w:type="dxa" w:w="1728"/>
+          </w:tcPr>
+          <w:p>
+            <w:r>
+              <w:rPr>
+                <w:b w:val="0"/>
+              </w:rPr>
+              <w:t>________</w:t>
+            </w:r>
+          </w:p>
+        </w:tc>
+        <w:tc>
+          <w:tcPr>
+            <w:tcW w:type="dxa" w:w="1728"/>
+          </w:tcPr>
+          <w:p>
+            <w:r>
+              <w:rPr>
+                <w:b w:val="0"/>
+              </w:rPr>
+              <w:t>________</w:t>
+            </w:r>
+          </w:p>
+        </w:tc>
+      </w:tr>
+      <w:tr>
+        <w:tc>
+          <w:tcPr>
+            <w:tcW w:type="dxa" w:w="1728"/>
+          </w:tcPr>
+          <w:p>
+            <w:r>
+              <w:rPr>
+                <w:b w:val="0"/>
+              </w:rPr>
+              <w:t>첫째 날</w:t>
+            </w:r>
+          </w:p>
+        </w:tc>
+        <w:tc>
+          <w:tcPr>
+            <w:tcW w:type="dxa" w:w="1728"/>
+          </w:tcPr>
+          <w:p>
+            <w:r>
+              <w:rPr>
+                <w:b w:val="0"/>
+              </w:rPr>
+              <w:t>22:00~다음 날 07:00</w:t>
+            </w:r>
+          </w:p>
+        </w:tc>
+        <w:tc>
+          <w:tcPr>
+            <w:tcW w:type="dxa" w:w="1728"/>
+          </w:tcPr>
+          <w:p>
+            <w:r>
+              <w:rPr>
+                <w:b w:val="0"/>
+              </w:rPr>
+              <w:t>취침 및 야간 비상 대응</w:t>
+            </w:r>
+          </w:p>
+        </w:tc>
+        <w:tc>
+          <w:tcPr>
+            <w:tcW w:type="dxa" w:w="1728"/>
+          </w:tcPr>
+          <w:p>
+            <w:r>
+              <w:rPr>
+                <w:b w:val="0"/>
+              </w:rPr>
+              <w:t>________</w:t>
+            </w:r>
+          </w:p>
+        </w:tc>
+        <w:tc>
+          <w:tcPr>
+            <w:tcW w:type="dxa" w:w="1728"/>
+          </w:tcPr>
+          <w:p>
+            <w:r>
+              <w:rPr>
+                <w:b w:val="0"/>
+              </w:rPr>
+              <w:t>________</w:t>
+            </w:r>
+          </w:p>
+        </w:tc>
+      </w:tr>
+      <w:tr>
+        <w:tc>
+          <w:tcPr>
+            <w:tcW w:type="dxa" w:w="1728"/>
+          </w:tcPr>
+          <w:p>
+            <w:r>
+              <w:rPr>
+                <w:b w:val="0"/>
+              </w:rPr>
+              <w:t>둘째 날</w:t>
+            </w:r>
+          </w:p>
+        </w:tc>
+        <w:tc>
+          <w:tcPr>
+            <w:tcW w:type="dxa" w:w="1728"/>
+          </w:tcPr>
+          <w:p>
+            <w:r>
+              <w:rPr>
+                <w:b w:val="0"/>
+              </w:rPr>
+              <w:t>07:00~09:00</w:t>
+            </w:r>
+          </w:p>
+        </w:tc>
+        <w:tc>
+          <w:tcPr>
+            <w:tcW w:type="dxa" w:w="1728"/>
+          </w:tcPr>
+          <w:p>
+            <w:r>
+              <w:rPr>
+                <w:b w:val="0"/>
+              </w:rPr>
+              <w:t>기상, 아침 묵상, 아침 식사</w:t>
+            </w:r>
+          </w:p>
+        </w:tc>
+        <w:tc>
+          <w:tcPr>
+            <w:tcW w:type="dxa" w:w="1728"/>
+          </w:tcPr>
+          <w:p>
+            <w:r>
+              <w:rPr>
+                <w:b w:val="0"/>
+              </w:rPr>
+              <w:t>________</w:t>
+            </w:r>
+          </w:p>
+        </w:tc>
+        <w:tc>
+          <w:tcPr>
+            <w:tcW w:type="dxa" w:w="1728"/>
+          </w:tcPr>
+          <w:p>
+            <w:r>
+              <w:rPr>
+                <w:b w:val="0"/>
+              </w:rPr>
+              <w:t>________</w:t>
+            </w:r>
+          </w:p>
+        </w:tc>
+      </w:tr>
+      <w:tr>
+        <w:tc>
+          <w:tcPr>
+            <w:tcW w:type="dxa" w:w="1728"/>
+          </w:tcPr>
+          <w:p>
+            <w:r>
+              <w:rPr>
+                <w:b w:val="0"/>
+              </w:rPr>
+              <w:t>둘째 날</w:t>
+            </w:r>
+          </w:p>
+        </w:tc>
+        <w:tc>
+          <w:tcPr>
+            <w:tcW w:type="dxa" w:w="1728"/>
+          </w:tcPr>
+          <w:p>
+            <w:r>
+              <w:rPr>
+                <w:b w:val="0"/>
+              </w:rPr>
+              <w:t>09:00~11:00</w:t>
+            </w:r>
+          </w:p>
+        </w:tc>
+        <w:tc>
+          <w:tcPr>
+            <w:tcW w:type="dxa" w:w="1728"/>
+          </w:tcPr>
+          <w:p>
+            <w:r>
+              <w:rPr>
+                <w:b w:val="0"/>
+              </w:rPr>
+              <w:t>실내 적용 활동 및 실천계획 작성</w:t>
+            </w:r>
+          </w:p>
+        </w:tc>
+        <w:tc>
+          <w:tcPr>
+            <w:tcW w:type="dxa" w:w="1728"/>
+          </w:tcPr>
+          <w:p>
+            <w:r>
+              <w:rPr>
+                <w:b w:val="0"/>
+              </w:rPr>
+              <w:t>________</w:t>
+            </w:r>
+          </w:p>
+        </w:tc>
+        <w:tc>
+          <w:tcPr>
+            <w:tcW w:type="dxa" w:w="1728"/>
+          </w:tcPr>
+          <w:p>
+            <w:r>
+              <w:rPr>
+                <w:b w:val="0"/>
+              </w:rPr>
+              <w:t>________</w:t>
+            </w:r>
+          </w:p>
+        </w:tc>
+      </w:tr>
+      <w:tr>
+        <w:tc>
+          <w:tcPr>
+            <w:tcW w:type="dxa" w:w="1728"/>
+          </w:tcPr>
+          <w:p>
+            <w:r>
+              <w:rPr>
+                <w:b w:val="0"/>
+              </w:rPr>
+              <w:t>둘째 날</w:t>
+            </w:r>
+          </w:p>
+        </w:tc>
+        <w:tc>
+          <w:tcPr>
+            <w:tcW w:type="dxa" w:w="1728"/>
+          </w:tcPr>
+          <w:p>
+            <w:r>
+              <w:rPr>
+                <w:b w:val="0"/>
+              </w:rPr>
+              <w:t>11:00~12:00</w:t>
+            </w:r>
+          </w:p>
+        </w:tc>
+        <w:tc>
+          <w:tcPr>
+            <w:tcW w:type="dxa" w:w="1728"/>
+          </w:tcPr>
+          <w:p>
+            <w:r>
+              <w:rPr>
+                <w:b w:val="0"/>
+              </w:rPr>
+              <w:t>폐회예배, 설문, 정리·퇴실 점검</w:t>
+            </w:r>
+          </w:p>
+        </w:tc>
+        <w:tc>
+          <w:tcPr>
+            <w:tcW w:type="dxa" w:w="1728"/>
+          </w:tcPr>
+          <w:p>
+            <w:r>
+              <w:rPr>
+                <w:b w:val="0"/>
+              </w:rPr>
+              <w:t>________</w:t>
+            </w:r>
+          </w:p>
+        </w:tc>
+        <w:tc>
+          <w:tcPr>
+            <w:tcW w:type="dxa" w:w="1728"/>
+          </w:tcPr>
+          <w:p>
+            <w:r>
+              <w:rPr>
+                <w:b w:val="0"/>
+              </w:rPr>
+              <w:t>________</w:t>
+            </w:r>
+          </w:p>
+        </w:tc>
+      </w:tr>
+      <w:tr>
+        <w:tc>
+          <w:tcPr>
+            <w:tcW w:type="dxa" w:w="1728"/>
+          </w:tcPr>
+          <w:p>
+            <w:r>
+              <w:rPr>
+                <w:b w:val="0"/>
+              </w:rPr>
+              <w:t>둘째 날</w:t>
+            </w:r>
+          </w:p>
+        </w:tc>
+        <w:tc>
+          <w:tcPr>
+            <w:tcW w:type="dxa" w:w="1728"/>
+          </w:tcPr>
+          <w:p>
+            <w:r>
+              <w:rPr>
+                <w:b w:val="0"/>
+              </w:rPr>
+              <w:t>12:00~13:00</w:t>
+            </w:r>
+          </w:p>
+        </w:tc>
+        <w:tc>
+          <w:tcPr>
+            <w:tcW w:type="dxa" w:w="1728"/>
+          </w:tcPr>
+          <w:p>
+            <w:r>
+              <w:rPr>
+                <w:b w:val="0"/>
+              </w:rPr>
+              <w:t>점심 및 귀가 준비</w:t>
+            </w:r>
+          </w:p>
+        </w:tc>
+        <w:tc>
+          <w:tcPr>
+            <w:tcW w:type="dxa" w:w="1728"/>
+          </w:tcPr>
+          <w:p>
+            <w:r>
+              <w:rPr>
+                <w:b w:val="0"/>
+              </w:rPr>
+              <w:t>________</w:t>
+            </w:r>
+          </w:p>
+        </w:tc>
+        <w:tc>
+          <w:tcPr>
+            <w:tcW w:type="dxa" w:w="1728"/>
+          </w:tcPr>
+          <w:p>
+            <w:r>
+              <w:rPr>
+                <w:b w:val="0"/>
+              </w:rPr>
+              <w:t>________</w:t>
+            </w:r>
+          </w:p>
+        </w:tc>
+      </w:tr>
+      <w:tr>
+        <w:tc>
+          <w:tcPr>
+            <w:tcW w:type="dxa" w:w="1728"/>
+          </w:tcPr>
+          <w:p>
+            <w:r>
+              <w:rPr>
+                <w:b w:val="0"/>
+              </w:rPr>
+              <w:t>둘째 날</w:t>
+            </w:r>
+          </w:p>
+        </w:tc>
+        <w:tc>
+          <w:tcPr>
+            <w:tcW w:type="dxa" w:w="1728"/>
+          </w:tcPr>
+          <w:p>
+            <w:r>
+              <w:rPr>
+                <w:b w:val="0"/>
+              </w:rPr>
+              <w:t>13:00~15:00</w:t>
+            </w:r>
+          </w:p>
+        </w:tc>
+        <w:tc>
+          <w:tcPr>
+            <w:tcW w:type="dxa" w:w="1728"/>
+          </w:tcPr>
+          <w:p>
+            <w:r>
+              <w:rPr>
+                <w:b w:val="0"/>
+              </w:rPr>
+              <w:t>이동, 인원 확인, 보호자 인계</w:t>
+            </w:r>
+          </w:p>
+        </w:tc>
+        <w:tc>
+          <w:tcPr>
+            <w:tcW w:type="dxa" w:w="1728"/>
+          </w:tcPr>
+          <w:p>
+            <w:r>
+              <w:rPr>
+                <w:b w:val="0"/>
+              </w:rPr>
+              <w:t>________</w:t>
+            </w:r>
+          </w:p>
+        </w:tc>
+        <w:tc>
+          <w:tcPr>
+            <w:tcW w:type="dxa" w:w="1728"/>
+          </w:tcPr>
+          <w:p>
+            <w:r>
+              <w:rPr>
+                <w:b w:val="0"/>
+              </w:rPr>
+              <w:t>________</w:t>
+            </w:r>
+          </w:p>
+        </w:tc>
+      </w:tr>
+    </w:tbl>
+    <w:p/>
+    <w:p>
+      <w:r>
+        <w:rPr>
+          <w:b w:val="0"/>
+        </w:rPr>
+        <w:t>나. 업무분장</w:t>
       </w:r>
     </w:p>
     <w:tbl>
@@ -1164,7 +2301,7 @@
               <w:rPr>
                 <w:b/>
               </w:rPr>
-              <w:t>품목</w:t>
+              <w:t>업무</w:t>
             </w:r>
           </w:p>
         </w:tc>
@@ -1177,7 +2314,7 @@
               <w:rPr>
                 <w:b/>
               </w:rPr>
-              <w:t>수량</w:t>
+              <w:t>담당</w:t>
             </w:r>
           </w:p>
         </w:tc>
@@ -1190,7 +2327,7 @@
               <w:rPr>
                 <w:b/>
               </w:rPr>
-              <w:t>구입처</w:t>
+              <w:t>기한</w:t>
             </w:r>
           </w:p>
         </w:tc>
@@ -1203,7 +2340,7 @@
               <w:rPr>
                 <w:b/>
               </w:rPr>
-              <w:t>담당</w:t>
+              <w:t>확인</w:t>
             </w:r>
           </w:p>
         </w:tc>
@@ -1218,7 +2355,7 @@
               <w:rPr>
                 <w:b w:val="0"/>
               </w:rPr>
-              <w:t>간식류</w:t>
+              <w:t>전체 운영 및 교회 승인 확인</w:t>
             </w:r>
           </w:p>
         </w:tc>
@@ -1231,7 +2368,7 @@
               <w:rPr>
                 <w:b w:val="0"/>
               </w:rPr>
-              <w:t>0</w:t>
+              <w:t>________</w:t>
             </w:r>
           </w:p>
         </w:tc>
@@ -1244,7 +2381,7 @@
               <w:rPr>
                 <w:b w:val="0"/>
               </w:rPr>
-              <w:t>(마트명)</w:t>
+              <w:t>________</w:t>
             </w:r>
           </w:p>
         </w:tc>
@@ -1272,7 +2409,7 @@
               <w:rPr>
                 <w:b w:val="0"/>
               </w:rPr>
-              <w:t>문구류</w:t>
+              <w:t>말씀 지도·예배 진행자 확정</w:t>
             </w:r>
           </w:p>
         </w:tc>
@@ -1285,7 +2422,7 @@
               <w:rPr>
                 <w:b w:val="0"/>
               </w:rPr>
-              <w:t>0</w:t>
+              <w:t>________</w:t>
             </w:r>
           </w:p>
         </w:tc>
@@ -1298,7 +2435,439 @@
               <w:rPr>
                 <w:b w:val="0"/>
               </w:rPr>
-              <w:t>(다이소/문구점)</w:t>
+              <w:t>________</w:t>
+            </w:r>
+          </w:p>
+        </w:tc>
+        <w:tc>
+          <w:tcPr>
+            <w:tcW w:type="dxa" w:w="2160"/>
+          </w:tcPr>
+          <w:p>
+            <w:r>
+              <w:rPr>
+                <w:b w:val="0"/>
+              </w:rPr>
+              <w:t>________</w:t>
+            </w:r>
+          </w:p>
+        </w:tc>
+      </w:tr>
+      <w:tr>
+        <w:tc>
+          <w:tcPr>
+            <w:tcW w:type="dxa" w:w="2160"/>
+          </w:tcPr>
+          <w:p>
+            <w:r>
+              <w:rPr>
+                <w:b w:val="0"/>
+              </w:rPr>
+              <w:t>장소 예약·난방·소방·숙소 확인</w:t>
+            </w:r>
+          </w:p>
+        </w:tc>
+        <w:tc>
+          <w:tcPr>
+            <w:tcW w:type="dxa" w:w="2160"/>
+          </w:tcPr>
+          <w:p>
+            <w:r>
+              <w:rPr>
+                <w:b w:val="0"/>
+              </w:rPr>
+              <w:t>________</w:t>
+            </w:r>
+          </w:p>
+        </w:tc>
+        <w:tc>
+          <w:tcPr>
+            <w:tcW w:type="dxa" w:w="2160"/>
+          </w:tcPr>
+          <w:p>
+            <w:r>
+              <w:rPr>
+                <w:b w:val="0"/>
+              </w:rPr>
+              <w:t>________</w:t>
+            </w:r>
+          </w:p>
+        </w:tc>
+        <w:tc>
+          <w:tcPr>
+            <w:tcW w:type="dxa" w:w="2160"/>
+          </w:tcPr>
+          <w:p>
+            <w:r>
+              <w:rPr>
+                <w:b w:val="0"/>
+              </w:rPr>
+              <w:t>________</w:t>
+            </w:r>
+          </w:p>
+        </w:tc>
+      </w:tr>
+      <w:tr>
+        <w:tc>
+          <w:tcPr>
+            <w:tcW w:type="dxa" w:w="2160"/>
+          </w:tcPr>
+          <w:p>
+            <w:r>
+              <w:rPr>
+                <w:b w:val="0"/>
+              </w:rPr>
+              <w:t>차량·운전자·이동 경로 확인</w:t>
+            </w:r>
+          </w:p>
+        </w:tc>
+        <w:tc>
+          <w:tcPr>
+            <w:tcW w:type="dxa" w:w="2160"/>
+          </w:tcPr>
+          <w:p>
+            <w:r>
+              <w:rPr>
+                <w:b w:val="0"/>
+              </w:rPr>
+              <w:t>________</w:t>
+            </w:r>
+          </w:p>
+        </w:tc>
+        <w:tc>
+          <w:tcPr>
+            <w:tcW w:type="dxa" w:w="2160"/>
+          </w:tcPr>
+          <w:p>
+            <w:r>
+              <w:rPr>
+                <w:b w:val="0"/>
+              </w:rPr>
+              <w:t>________</w:t>
+            </w:r>
+          </w:p>
+        </w:tc>
+        <w:tc>
+          <w:tcPr>
+            <w:tcW w:type="dxa" w:w="2160"/>
+          </w:tcPr>
+          <w:p>
+            <w:r>
+              <w:rPr>
+                <w:b w:val="0"/>
+              </w:rPr>
+              <w:t>________</w:t>
+            </w:r>
+          </w:p>
+        </w:tc>
+      </w:tr>
+      <w:tr>
+        <w:tc>
+          <w:tcPr>
+            <w:tcW w:type="dxa" w:w="2160"/>
+          </w:tcPr>
+          <w:p>
+            <w:r>
+              <w:rPr>
+                <w:b w:val="0"/>
+              </w:rPr>
+              <w:t>신청서 수합·참가자 명단 별도 관리</w:t>
+            </w:r>
+          </w:p>
+        </w:tc>
+        <w:tc>
+          <w:tcPr>
+            <w:tcW w:type="dxa" w:w="2160"/>
+          </w:tcPr>
+          <w:p>
+            <w:r>
+              <w:rPr>
+                <w:b w:val="0"/>
+              </w:rPr>
+              <w:t>________</w:t>
+            </w:r>
+          </w:p>
+        </w:tc>
+        <w:tc>
+          <w:tcPr>
+            <w:tcW w:type="dxa" w:w="2160"/>
+          </w:tcPr>
+          <w:p>
+            <w:r>
+              <w:rPr>
+                <w:b w:val="0"/>
+              </w:rPr>
+              <w:t>________</w:t>
+            </w:r>
+          </w:p>
+        </w:tc>
+        <w:tc>
+          <w:tcPr>
+            <w:tcW w:type="dxa" w:w="2160"/>
+          </w:tcPr>
+          <w:p>
+            <w:r>
+              <w:rPr>
+                <w:b w:val="0"/>
+              </w:rPr>
+              <w:t>________</w:t>
+            </w:r>
+          </w:p>
+        </w:tc>
+      </w:tr>
+      <w:tr>
+        <w:tc>
+          <w:tcPr>
+            <w:tcW w:type="dxa" w:w="2160"/>
+          </w:tcPr>
+          <w:p>
+            <w:r>
+              <w:rPr>
+                <w:b w:val="0"/>
+              </w:rPr>
+              <w:t>실내 프로그램·대체 일정 준비</w:t>
+            </w:r>
+          </w:p>
+        </w:tc>
+        <w:tc>
+          <w:tcPr>
+            <w:tcW w:type="dxa" w:w="2160"/>
+          </w:tcPr>
+          <w:p>
+            <w:r>
+              <w:rPr>
+                <w:b w:val="0"/>
+              </w:rPr>
+              <w:t>________</w:t>
+            </w:r>
+          </w:p>
+        </w:tc>
+        <w:tc>
+          <w:tcPr>
+            <w:tcW w:type="dxa" w:w="2160"/>
+          </w:tcPr>
+          <w:p>
+            <w:r>
+              <w:rPr>
+                <w:b w:val="0"/>
+              </w:rPr>
+              <w:t>________</w:t>
+            </w:r>
+          </w:p>
+        </w:tc>
+        <w:tc>
+          <w:tcPr>
+            <w:tcW w:type="dxa" w:w="2160"/>
+          </w:tcPr>
+          <w:p>
+            <w:r>
+              <w:rPr>
+                <w:b w:val="0"/>
+              </w:rPr>
+              <w:t>________</w:t>
+            </w:r>
+          </w:p>
+        </w:tc>
+      </w:tr>
+      <w:tr>
+        <w:tc>
+          <w:tcPr>
+            <w:tcW w:type="dxa" w:w="2160"/>
+          </w:tcPr>
+          <w:p>
+            <w:r>
+              <w:rPr>
+                <w:b w:val="0"/>
+              </w:rPr>
+              <w:t>식사·간식·알레르기 개별 확인</w:t>
+            </w:r>
+          </w:p>
+        </w:tc>
+        <w:tc>
+          <w:tcPr>
+            <w:tcW w:type="dxa" w:w="2160"/>
+          </w:tcPr>
+          <w:p>
+            <w:r>
+              <w:rPr>
+                <w:b w:val="0"/>
+              </w:rPr>
+              <w:t>________</w:t>
+            </w:r>
+          </w:p>
+        </w:tc>
+        <w:tc>
+          <w:tcPr>
+            <w:tcW w:type="dxa" w:w="2160"/>
+          </w:tcPr>
+          <w:p>
+            <w:r>
+              <w:rPr>
+                <w:b w:val="0"/>
+              </w:rPr>
+              <w:t>________</w:t>
+            </w:r>
+          </w:p>
+        </w:tc>
+        <w:tc>
+          <w:tcPr>
+            <w:tcW w:type="dxa" w:w="2160"/>
+          </w:tcPr>
+          <w:p>
+            <w:r>
+              <w:rPr>
+                <w:b w:val="0"/>
+              </w:rPr>
+              <w:t>________</w:t>
+            </w:r>
+          </w:p>
+        </w:tc>
+      </w:tr>
+      <w:tr>
+        <w:tc>
+          <w:tcPr>
+            <w:tcW w:type="dxa" w:w="2160"/>
+          </w:tcPr>
+          <w:p>
+            <w:r>
+              <w:rPr>
+                <w:b w:val="0"/>
+              </w:rPr>
+              <w:t>안전교육·응급물품·비상연락망 준비</w:t>
+            </w:r>
+          </w:p>
+        </w:tc>
+        <w:tc>
+          <w:tcPr>
+            <w:tcW w:type="dxa" w:w="2160"/>
+          </w:tcPr>
+          <w:p>
+            <w:r>
+              <w:rPr>
+                <w:b w:val="0"/>
+              </w:rPr>
+              <w:t>________</w:t>
+            </w:r>
+          </w:p>
+        </w:tc>
+        <w:tc>
+          <w:tcPr>
+            <w:tcW w:type="dxa" w:w="2160"/>
+          </w:tcPr>
+          <w:p>
+            <w:r>
+              <w:rPr>
+                <w:b w:val="0"/>
+              </w:rPr>
+              <w:t>________</w:t>
+            </w:r>
+          </w:p>
+        </w:tc>
+        <w:tc>
+          <w:tcPr>
+            <w:tcW w:type="dxa" w:w="2160"/>
+          </w:tcPr>
+          <w:p>
+            <w:r>
+              <w:rPr>
+                <w:b w:val="0"/>
+              </w:rPr>
+              <w:t>________</w:t>
+            </w:r>
+          </w:p>
+        </w:tc>
+      </w:tr>
+      <w:tr>
+        <w:tc>
+          <w:tcPr>
+            <w:tcW w:type="dxa" w:w="2160"/>
+          </w:tcPr>
+          <w:p>
+            <w:r>
+              <w:rPr>
+                <w:b w:val="0"/>
+              </w:rPr>
+              <w:t>수입·지출 기록 및 증빙 정리</w:t>
+            </w:r>
+          </w:p>
+        </w:tc>
+        <w:tc>
+          <w:tcPr>
+            <w:tcW w:type="dxa" w:w="2160"/>
+          </w:tcPr>
+          <w:p>
+            <w:r>
+              <w:rPr>
+                <w:b w:val="0"/>
+              </w:rPr>
+              <w:t>________</w:t>
+            </w:r>
+          </w:p>
+        </w:tc>
+        <w:tc>
+          <w:tcPr>
+            <w:tcW w:type="dxa" w:w="2160"/>
+          </w:tcPr>
+          <w:p>
+            <w:r>
+              <w:rPr>
+                <w:b w:val="0"/>
+              </w:rPr>
+              <w:t>________</w:t>
+            </w:r>
+          </w:p>
+        </w:tc>
+        <w:tc>
+          <w:tcPr>
+            <w:tcW w:type="dxa" w:w="2160"/>
+          </w:tcPr>
+          <w:p>
+            <w:r>
+              <w:rPr>
+                <w:b w:val="0"/>
+              </w:rPr>
+              <w:t>________</w:t>
+            </w:r>
+          </w:p>
+        </w:tc>
+      </w:tr>
+      <w:tr>
+        <w:tc>
+          <w:tcPr>
+            <w:tcW w:type="dxa" w:w="2160"/>
+          </w:tcPr>
+          <w:p>
+            <w:r>
+              <w:rPr>
+                <w:b w:val="0"/>
+              </w:rPr>
+              <w:t>설문·결과보고·정산서 작성</w:t>
+            </w:r>
+          </w:p>
+        </w:tc>
+        <w:tc>
+          <w:tcPr>
+            <w:tcW w:type="dxa" w:w="2160"/>
+          </w:tcPr>
+          <w:p>
+            <w:r>
+              <w:rPr>
+                <w:b w:val="0"/>
+              </w:rPr>
+              <w:t>________</w:t>
+            </w:r>
+          </w:p>
+        </w:tc>
+        <w:tc>
+          <w:tcPr>
+            <w:tcW w:type="dxa" w:w="2160"/>
+          </w:tcPr>
+          <w:p>
+            <w:r>
+              <w:rPr>
+                <w:b w:val="0"/>
+              </w:rPr>
+              <w:t>________</w:t>
             </w:r>
           </w:p>
         </w:tc>
@@ -1326,7 +2895,438 @@
         <w:rPr>
           <w:b w:val="0"/>
         </w:rPr>
-        <w:t>[붙임] 참가 신청서 및 동의서</w:t>
+        <w:t>5. 안전관리 계획</w:t>
+      </w:r>
+    </w:p>
+    <w:tbl>
+      <w:tblPr>
+        <w:tblStyle w:val="TableGrid"/>
+        <w:tblW w:type="auto" w:w="0"/>
+        <w:tblLook w:firstColumn="1" w:firstRow="1" w:lastColumn="0" w:lastRow="0" w:noHBand="0" w:noVBand="1" w:val="04A0"/>
+      </w:tblPr>
+      <w:tblGrid>
+        <w:gridCol w:w="2880"/>
+        <w:gridCol w:w="2880"/>
+        <w:gridCol w:w="2880"/>
+      </w:tblGrid>
+      <w:tr>
+        <w:tc>
+          <w:tcPr>
+            <w:tcW w:type="dxa" w:w="2880"/>
+          </w:tcPr>
+          <w:p>
+            <w:r>
+              <w:rPr>
+                <w:b/>
+              </w:rPr>
+              <w:t>위험요인</w:t>
+            </w:r>
+          </w:p>
+        </w:tc>
+        <w:tc>
+          <w:tcPr>
+            <w:tcW w:type="dxa" w:w="2880"/>
+          </w:tcPr>
+          <w:p>
+            <w:r>
+              <w:rPr>
+                <w:b/>
+              </w:rPr>
+              <w:t>예방조치</w:t>
+            </w:r>
+          </w:p>
+        </w:tc>
+        <w:tc>
+          <w:tcPr>
+            <w:tcW w:type="dxa" w:w="2880"/>
+          </w:tcPr>
+          <w:p>
+            <w:r>
+              <w:rPr>
+                <w:b/>
+              </w:rPr>
+              <w:t>담당</w:t>
+            </w:r>
+          </w:p>
+        </w:tc>
+      </w:tr>
+      <w:tr>
+        <w:tc>
+          <w:tcPr>
+            <w:tcW w:type="dxa" w:w="2880"/>
+          </w:tcPr>
+          <w:p>
+            <w:r>
+              <w:rPr>
+                <w:b w:val="0"/>
+              </w:rPr>
+              <w:t>한파·난방 불량</w:t>
+            </w:r>
+          </w:p>
+        </w:tc>
+        <w:tc>
+          <w:tcPr>
+            <w:tcW w:type="dxa" w:w="2880"/>
+          </w:tcPr>
+          <w:p>
+            <w:r>
+              <w:rPr>
+                <w:b w:val="0"/>
+              </w:rPr>
+              <w:t>사전 답사 시 난방 작동·온수·침구 확인, 방한용품 안내. 확인 기한: ________</w:t>
+            </w:r>
+          </w:p>
+        </w:tc>
+        <w:tc>
+          <w:tcPr>
+            <w:tcW w:type="dxa" w:w="2880"/>
+          </w:tcPr>
+          <w:p>
+            <w:r>
+              <w:rPr>
+                <w:b w:val="0"/>
+              </w:rPr>
+              <w:t>________</w:t>
+            </w:r>
+          </w:p>
+        </w:tc>
+      </w:tr>
+      <w:tr>
+        <w:tc>
+          <w:tcPr>
+            <w:tcW w:type="dxa" w:w="2880"/>
+          </w:tcPr>
+          <w:p>
+            <w:r>
+              <w:rPr>
+                <w:b w:val="0"/>
+              </w:rPr>
+              <w:t>난방기 화재·일산화탄소</w:t>
+            </w:r>
+          </w:p>
+        </w:tc>
+        <w:tc>
+          <w:tcPr>
+            <w:tcW w:type="dxa" w:w="2880"/>
+          </w:tcPr>
+          <w:p>
+            <w:r>
+              <w:rPr>
+                <w:b w:val="0"/>
+              </w:rPr>
+              <w:t>숙박시설의 감지기·소화기·환기·피난로 확인, 개인 전열기 사용 제한. 확인 기한: ________</w:t>
+            </w:r>
+          </w:p>
+        </w:tc>
+        <w:tc>
+          <w:tcPr>
+            <w:tcW w:type="dxa" w:w="2880"/>
+          </w:tcPr>
+          <w:p>
+            <w:r>
+              <w:rPr>
+                <w:b w:val="0"/>
+              </w:rPr>
+              <w:t>________</w:t>
+            </w:r>
+          </w:p>
+        </w:tc>
+      </w:tr>
+      <w:tr>
+        <w:tc>
+          <w:tcPr>
+            <w:tcW w:type="dxa" w:w="2880"/>
+          </w:tcPr>
+          <w:p>
+            <w:r>
+              <w:rPr>
+                <w:b w:val="0"/>
+              </w:rPr>
+              <w:t>빙판·적설 이동</w:t>
+            </w:r>
+          </w:p>
+        </w:tc>
+        <w:tc>
+          <w:tcPr>
+            <w:tcW w:type="dxa" w:w="2880"/>
+          </w:tcPr>
+          <w:p>
+            <w:r>
+              <w:rPr>
+                <w:b w:val="0"/>
+              </w:rPr>
+              <w:t>미끄럼 방지 신발 안내, 제설 상태 확인, 위험 구간 통제 및 인솔자 배치. 확인 기한: ________</w:t>
+            </w:r>
+          </w:p>
+        </w:tc>
+        <w:tc>
+          <w:tcPr>
+            <w:tcW w:type="dxa" w:w="2880"/>
+          </w:tcPr>
+          <w:p>
+            <w:r>
+              <w:rPr>
+                <w:b w:val="0"/>
+              </w:rPr>
+              <w:t>________</w:t>
+            </w:r>
+          </w:p>
+        </w:tc>
+      </w:tr>
+      <w:tr>
+        <w:tc>
+          <w:tcPr>
+            <w:tcW w:type="dxa" w:w="2880"/>
+          </w:tcPr>
+          <w:p>
+            <w:r>
+              <w:rPr>
+                <w:b w:val="0"/>
+              </w:rPr>
+              <w:t>폭설·도로 결빙</w:t>
+            </w:r>
+          </w:p>
+        </w:tc>
+        <w:tc>
+          <w:tcPr>
+            <w:tcW w:type="dxa" w:w="2880"/>
+          </w:tcPr>
+          <w:p>
+            <w:r>
+              <w:rPr>
+                <w:b w:val="0"/>
+              </w:rPr>
+              <w:t>기상·도로 상황 확인 후 총괄 담당이 승인권자와 협의하여 출발·연기·취소 결정. 결정 기한: ________</w:t>
+            </w:r>
+          </w:p>
+        </w:tc>
+        <w:tc>
+          <w:tcPr>
+            <w:tcW w:type="dxa" w:w="2880"/>
+          </w:tcPr>
+          <w:p>
+            <w:r>
+              <w:rPr>
+                <w:b w:val="0"/>
+              </w:rPr>
+              <w:t>________</w:t>
+            </w:r>
+          </w:p>
+        </w:tc>
+      </w:tr>
+      <w:tr>
+        <w:tc>
+          <w:tcPr>
+            <w:tcW w:type="dxa" w:w="2880"/>
+          </w:tcPr>
+          <w:p>
+            <w:r>
+              <w:rPr>
+                <w:b w:val="0"/>
+              </w:rPr>
+              <w:t>실내 활동 중 충돌·낙상</w:t>
+            </w:r>
+          </w:p>
+        </w:tc>
+        <w:tc>
+          <w:tcPr>
+            <w:tcW w:type="dxa" w:w="2880"/>
+          </w:tcPr>
+          <w:p>
+            <w:r>
+              <w:rPr>
+                <w:b w:val="0"/>
+              </w:rPr>
+              <w:t>바닥·전선·가구 점검, 공간에 맞는 활동 운영, 무리한 신체활동 제한. 확인 기한: ________</w:t>
+            </w:r>
+          </w:p>
+        </w:tc>
+        <w:tc>
+          <w:tcPr>
+            <w:tcW w:type="dxa" w:w="2880"/>
+          </w:tcPr>
+          <w:p>
+            <w:r>
+              <w:rPr>
+                <w:b w:val="0"/>
+              </w:rPr>
+              <w:t>________</w:t>
+            </w:r>
+          </w:p>
+        </w:tc>
+      </w:tr>
+      <w:tr>
+        <w:tc>
+          <w:tcPr>
+            <w:tcW w:type="dxa" w:w="2880"/>
+          </w:tcPr>
+          <w:p>
+            <w:r>
+              <w:rPr>
+                <w:b w:val="0"/>
+              </w:rPr>
+              <w:t>질병·알레르기·복약</w:t>
+            </w:r>
+          </w:p>
+        </w:tc>
+        <w:tc>
+          <w:tcPr>
+            <w:tcW w:type="dxa" w:w="2880"/>
+          </w:tcPr>
+          <w:p>
+            <w:r>
+              <w:rPr>
+                <w:b w:val="0"/>
+              </w:rPr>
+              <w:t>별도 신청서로 필요한 사항만 확인, 개별 대응 협의 및 식사 담당에게 최소 정보 전달. 확인 기한: ________</w:t>
+            </w:r>
+          </w:p>
+        </w:tc>
+        <w:tc>
+          <w:tcPr>
+            <w:tcW w:type="dxa" w:w="2880"/>
+          </w:tcPr>
+          <w:p>
+            <w:r>
+              <w:rPr>
+                <w:b w:val="0"/>
+              </w:rPr>
+              <w:t>________</w:t>
+            </w:r>
+          </w:p>
+        </w:tc>
+      </w:tr>
+      <w:tr>
+        <w:tc>
+          <w:tcPr>
+            <w:tcW w:type="dxa" w:w="2880"/>
+          </w:tcPr>
+          <w:p>
+            <w:r>
+              <w:rPr>
+                <w:b w:val="0"/>
+              </w:rPr>
+              <w:t>숙소·생활 안전</w:t>
+            </w:r>
+          </w:p>
+        </w:tc>
+        <w:tc>
+          <w:tcPr>
+            <w:tcW w:type="dxa" w:w="2880"/>
+          </w:tcPr>
+          <w:p>
+            <w:r>
+              <w:rPr>
+                <w:b w:val="0"/>
+              </w:rPr>
+              <w:t>숙소·화장실 배정, 지도자 배치, 사생활 보호 및 야간 순회 기준 확정. 확정 기한: ________</w:t>
+            </w:r>
+          </w:p>
+        </w:tc>
+        <w:tc>
+          <w:tcPr>
+            <w:tcW w:type="dxa" w:w="2880"/>
+          </w:tcPr>
+          <w:p>
+            <w:r>
+              <w:rPr>
+                <w:b w:val="0"/>
+              </w:rPr>
+              <w:t>________</w:t>
+            </w:r>
+          </w:p>
+        </w:tc>
+      </w:tr>
+      <w:tr>
+        <w:tc>
+          <w:tcPr>
+            <w:tcW w:type="dxa" w:w="2880"/>
+          </w:tcPr>
+          <w:p>
+            <w:r>
+              <w:rPr>
+                <w:b w:val="0"/>
+              </w:rPr>
+              <w:t>이탈·귀가 인계 누락</w:t>
+            </w:r>
+          </w:p>
+        </w:tc>
+        <w:tc>
+          <w:tcPr>
+            <w:tcW w:type="dxa" w:w="2880"/>
+          </w:tcPr>
+          <w:p>
+            <w:r>
+              <w:rPr>
+                <w:b w:val="0"/>
+              </w:rPr>
+              <w:t>출발·도착·프로그램 전환·귀가 시 인원 확인, 미성년자는 보호자 인계 확인. 실시 기한: 각 이동 직전·직후</w:t>
+            </w:r>
+          </w:p>
+        </w:tc>
+        <w:tc>
+          <w:tcPr>
+            <w:tcW w:type="dxa" w:w="2880"/>
+          </w:tcPr>
+          <w:p>
+            <w:r>
+              <w:rPr>
+                <w:b w:val="0"/>
+              </w:rPr>
+              <w:t>________</w:t>
+            </w:r>
+          </w:p>
+        </w:tc>
+      </w:tr>
+      <w:tr>
+        <w:tc>
+          <w:tcPr>
+            <w:tcW w:type="dxa" w:w="2880"/>
+          </w:tcPr>
+          <w:p>
+            <w:r>
+              <w:rPr>
+                <w:b w:val="0"/>
+              </w:rPr>
+              <w:t>응급상황</w:t>
+            </w:r>
+          </w:p>
+        </w:tc>
+        <w:tc>
+          <w:tcPr>
+            <w:tcW w:type="dxa" w:w="2880"/>
+          </w:tcPr>
+          <w:p>
+            <w:r>
+              <w:rPr>
+                <w:b w:val="0"/>
+              </w:rPr>
+              <w:t>현장 안전 확보→119 신고→총괄 보고→보호자 연락→필요 시 동행. 인근 응급의료기관·차량 확인 기한: ________</w:t>
+            </w:r>
+          </w:p>
+        </w:tc>
+        <w:tc>
+          <w:tcPr>
+            <w:tcW w:type="dxa" w:w="2880"/>
+          </w:tcPr>
+          <w:p>
+            <w:r>
+              <w:rPr>
+                <w:b w:val="0"/>
+              </w:rPr>
+              <w:t>________</w:t>
+            </w:r>
+          </w:p>
+        </w:tc>
+      </w:tr>
+    </w:tbl>
+    <w:p/>
+    <w:p>
+      <w:r>
+        <w:rPr>
+          <w:b w:val="0"/>
+        </w:rPr>
+        <w:t>가. 비상연락망과 건강 관련 정보는 공개 계획서에 기재하지 않고 별도 보관하며, 총괄·안전 담당 등 필요한 인원만 열람합니다.</w:t>
       </w:r>
     </w:p>
     <w:p>
@@ -1334,51 +3334,588 @@
         <w:rPr>
           <w:b w:val="0"/>
         </w:rPr>
-        <w:t>본인은 (교회명) 겨울수련회에 참가를 신청합니다.</w:t>
+        <w:t>나. 사고·근접사고는 발생 시각, 조치 내용 및 후속조치를 기록합니다. 기록 담당: ________, 보고 기한: ________.</w:t>
       </w:r>
     </w:p>
     <w:p>
       <w:pPr>
-        <w:pStyle w:val="ListBullet"/>
+        <w:pStyle w:val="Heading2"/>
       </w:pPr>
       <w:r>
         <w:rPr>
           <w:b w:val="0"/>
         </w:rPr>
-        <w:t>학생 이름 : ________ (생년월일: ________)</w:t>
+        <w:t>6. 소요 예산 및 재원</w:t>
       </w:r>
     </w:p>
     <w:p>
-      <w:pPr>
-        <w:pStyle w:val="ListBullet"/>
-      </w:pPr>
+      <w:r>
+        <w:rPr>
+          <w:b/>
+        </w:rPr>
+        <w:t>(단위: 원)</w:t>
+      </w:r>
+    </w:p>
+    <w:tbl>
+      <w:tblPr>
+        <w:tblStyle w:val="TableGrid"/>
+        <w:tblW w:type="auto" w:w="0"/>
+        <w:tblLook w:firstColumn="1" w:firstRow="1" w:lastColumn="0" w:lastRow="0" w:noHBand="0" w:noVBand="1" w:val="04A0"/>
+      </w:tblPr>
+      <w:tblGrid>
+        <w:gridCol w:w="2160"/>
+        <w:gridCol w:w="2160"/>
+        <w:gridCol w:w="2160"/>
+        <w:gridCol w:w="2160"/>
+      </w:tblGrid>
+      <w:tr>
+        <w:tc>
+          <w:tcPr>
+            <w:tcW w:type="dxa" w:w="2160"/>
+          </w:tcPr>
+          <w:p>
+            <w:r>
+              <w:rPr>
+                <w:b/>
+              </w:rPr>
+              <w:t>항목</w:t>
+            </w:r>
+          </w:p>
+        </w:tc>
+        <w:tc>
+          <w:tcPr>
+            <w:tcW w:type="dxa" w:w="2160"/>
+          </w:tcPr>
+          <w:p>
+            <w:r>
+              <w:rPr>
+                <w:b/>
+              </w:rPr>
+              <w:t>산출근거</w:t>
+            </w:r>
+          </w:p>
+        </w:tc>
+        <w:tc>
+          <w:tcPr>
+            <w:tcW w:type="dxa" w:w="2160"/>
+          </w:tcPr>
+          <w:p>
+            <w:r>
+              <w:rPr>
+                <w:b/>
+              </w:rPr>
+              <w:t>금액</w:t>
+            </w:r>
+          </w:p>
+        </w:tc>
+        <w:tc>
+          <w:tcPr>
+            <w:tcW w:type="dxa" w:w="2160"/>
+          </w:tcPr>
+          <w:p>
+            <w:r>
+              <w:rPr>
+                <w:b/>
+              </w:rPr>
+              <w:t>재원</w:t>
+            </w:r>
+          </w:p>
+        </w:tc>
+      </w:tr>
+      <w:tr>
+        <w:tc>
+          <w:tcPr>
+            <w:tcW w:type="dxa" w:w="2160"/>
+          </w:tcPr>
+          <w:p>
+            <w:r>
+              <w:rPr>
+                <w:b w:val="0"/>
+              </w:rPr>
+              <w:t>숙박비</w:t>
+            </w:r>
+          </w:p>
+        </w:tc>
+        <w:tc>
+          <w:tcPr>
+            <w:tcW w:type="dxa" w:w="2160"/>
+          </w:tcPr>
+          <w:p>
+            <w:r>
+              <w:rPr>
+                <w:b w:val="0"/>
+              </w:rPr>
+              <w:t>________명 × ________원 × 1박</w:t>
+            </w:r>
+          </w:p>
+        </w:tc>
+        <w:tc>
+          <w:tcPr>
+            <w:tcW w:type="dxa" w:w="2160"/>
+          </w:tcPr>
+          <w:p>
+            <w:r>
+              <w:rPr>
+                <w:b w:val="0"/>
+              </w:rPr>
+              <w:t>________</w:t>
+            </w:r>
+          </w:p>
+        </w:tc>
+        <w:tc>
+          <w:tcPr>
+            <w:tcW w:type="dxa" w:w="2160"/>
+          </w:tcPr>
+          <w:p>
+            <w:r>
+              <w:rPr>
+                <w:b w:val="0"/>
+              </w:rPr>
+              <w:t>________</w:t>
+            </w:r>
+          </w:p>
+        </w:tc>
+      </w:tr>
+      <w:tr>
+        <w:tc>
+          <w:tcPr>
+            <w:tcW w:type="dxa" w:w="2160"/>
+          </w:tcPr>
+          <w:p>
+            <w:r>
+              <w:rPr>
+                <w:b w:val="0"/>
+              </w:rPr>
+              <w:t>식비</w:t>
+            </w:r>
+          </w:p>
+        </w:tc>
+        <w:tc>
+          <w:tcPr>
+            <w:tcW w:type="dxa" w:w="2160"/>
+          </w:tcPr>
+          <w:p>
+            <w:r>
+              <w:rPr>
+                <w:b w:val="0"/>
+              </w:rPr>
+              <w:t>________명 × ________원 × ________식</w:t>
+            </w:r>
+          </w:p>
+        </w:tc>
+        <w:tc>
+          <w:tcPr>
+            <w:tcW w:type="dxa" w:w="2160"/>
+          </w:tcPr>
+          <w:p>
+            <w:r>
+              <w:rPr>
+                <w:b w:val="0"/>
+              </w:rPr>
+              <w:t>________</w:t>
+            </w:r>
+          </w:p>
+        </w:tc>
+        <w:tc>
+          <w:tcPr>
+            <w:tcW w:type="dxa" w:w="2160"/>
+          </w:tcPr>
+          <w:p>
+            <w:r>
+              <w:rPr>
+                <w:b w:val="0"/>
+              </w:rPr>
+              <w:t>________</w:t>
+            </w:r>
+          </w:p>
+        </w:tc>
+      </w:tr>
+      <w:tr>
+        <w:tc>
+          <w:tcPr>
+            <w:tcW w:type="dxa" w:w="2160"/>
+          </w:tcPr>
+          <w:p>
+            <w:r>
+              <w:rPr>
+                <w:b w:val="0"/>
+              </w:rPr>
+              <w:t>차량·교통비</w:t>
+            </w:r>
+          </w:p>
+        </w:tc>
+        <w:tc>
+          <w:tcPr>
+            <w:tcW w:type="dxa" w:w="2160"/>
+          </w:tcPr>
+          <w:p>
+            <w:r>
+              <w:rPr>
+                <w:b w:val="0"/>
+              </w:rPr>
+              <w:t>________대 × ________원</w:t>
+            </w:r>
+          </w:p>
+        </w:tc>
+        <w:tc>
+          <w:tcPr>
+            <w:tcW w:type="dxa" w:w="2160"/>
+          </w:tcPr>
+          <w:p>
+            <w:r>
+              <w:rPr>
+                <w:b w:val="0"/>
+              </w:rPr>
+              <w:t>________</w:t>
+            </w:r>
+          </w:p>
+        </w:tc>
+        <w:tc>
+          <w:tcPr>
+            <w:tcW w:type="dxa" w:w="2160"/>
+          </w:tcPr>
+          <w:p>
+            <w:r>
+              <w:rPr>
+                <w:b w:val="0"/>
+              </w:rPr>
+              <w:t>________</w:t>
+            </w:r>
+          </w:p>
+        </w:tc>
+      </w:tr>
+      <w:tr>
+        <w:tc>
+          <w:tcPr>
+            <w:tcW w:type="dxa" w:w="2160"/>
+          </w:tcPr>
+          <w:p>
+            <w:r>
+              <w:rPr>
+                <w:b w:val="0"/>
+              </w:rPr>
+              <w:t>프로그램·교재비</w:t>
+            </w:r>
+          </w:p>
+        </w:tc>
+        <w:tc>
+          <w:tcPr>
+            <w:tcW w:type="dxa" w:w="2160"/>
+          </w:tcPr>
+          <w:p>
+            <w:r>
+              <w:rPr>
+                <w:b w:val="0"/>
+              </w:rPr>
+              <w:t>________명 × ________원</w:t>
+            </w:r>
+          </w:p>
+        </w:tc>
+        <w:tc>
+          <w:tcPr>
+            <w:tcW w:type="dxa" w:w="2160"/>
+          </w:tcPr>
+          <w:p>
+            <w:r>
+              <w:rPr>
+                <w:b w:val="0"/>
+              </w:rPr>
+              <w:t>________</w:t>
+            </w:r>
+          </w:p>
+        </w:tc>
+        <w:tc>
+          <w:tcPr>
+            <w:tcW w:type="dxa" w:w="2160"/>
+          </w:tcPr>
+          <w:p>
+            <w:r>
+              <w:rPr>
+                <w:b w:val="0"/>
+              </w:rPr>
+              <w:t>________</w:t>
+            </w:r>
+          </w:p>
+        </w:tc>
+      </w:tr>
+      <w:tr>
+        <w:tc>
+          <w:tcPr>
+            <w:tcW w:type="dxa" w:w="2160"/>
+          </w:tcPr>
+          <w:p>
+            <w:r>
+              <w:rPr>
+                <w:b w:val="0"/>
+              </w:rPr>
+              <w:t>간식비</w:t>
+            </w:r>
+          </w:p>
+        </w:tc>
+        <w:tc>
+          <w:tcPr>
+            <w:tcW w:type="dxa" w:w="2160"/>
+          </w:tcPr>
+          <w:p>
+            <w:r>
+              <w:rPr>
+                <w:b w:val="0"/>
+              </w:rPr>
+              <w:t>________명 × ________원 × ________회</w:t>
+            </w:r>
+          </w:p>
+        </w:tc>
+        <w:tc>
+          <w:tcPr>
+            <w:tcW w:type="dxa" w:w="2160"/>
+          </w:tcPr>
+          <w:p>
+            <w:r>
+              <w:rPr>
+                <w:b w:val="0"/>
+              </w:rPr>
+              <w:t>________</w:t>
+            </w:r>
+          </w:p>
+        </w:tc>
+        <w:tc>
+          <w:tcPr>
+            <w:tcW w:type="dxa" w:w="2160"/>
+          </w:tcPr>
+          <w:p>
+            <w:r>
+              <w:rPr>
+                <w:b w:val="0"/>
+              </w:rPr>
+              <w:t>________</w:t>
+            </w:r>
+          </w:p>
+        </w:tc>
+      </w:tr>
+      <w:tr>
+        <w:tc>
+          <w:tcPr>
+            <w:tcW w:type="dxa" w:w="2160"/>
+          </w:tcPr>
+          <w:p>
+            <w:r>
+              <w:rPr>
+                <w:b w:val="0"/>
+              </w:rPr>
+              <w:t>안전·방한물품비</w:t>
+            </w:r>
+          </w:p>
+        </w:tc>
+        <w:tc>
+          <w:tcPr>
+            <w:tcW w:type="dxa" w:w="2160"/>
+          </w:tcPr>
+          <w:p>
+            <w:r>
+              <w:rPr>
+                <w:b w:val="0"/>
+              </w:rPr>
+              <w:t>________개 × ________원</w:t>
+            </w:r>
+          </w:p>
+        </w:tc>
+        <w:tc>
+          <w:tcPr>
+            <w:tcW w:type="dxa" w:w="2160"/>
+          </w:tcPr>
+          <w:p>
+            <w:r>
+              <w:rPr>
+                <w:b w:val="0"/>
+              </w:rPr>
+              <w:t>________</w:t>
+            </w:r>
+          </w:p>
+        </w:tc>
+        <w:tc>
+          <w:tcPr>
+            <w:tcW w:type="dxa" w:w="2160"/>
+          </w:tcPr>
+          <w:p>
+            <w:r>
+              <w:rPr>
+                <w:b w:val="0"/>
+              </w:rPr>
+              <w:t>________</w:t>
+            </w:r>
+          </w:p>
+        </w:tc>
+      </w:tr>
+      <w:tr>
+        <w:tc>
+          <w:tcPr>
+            <w:tcW w:type="dxa" w:w="2160"/>
+          </w:tcPr>
+          <w:p>
+            <w:r>
+              <w:rPr>
+                <w:b w:val="0"/>
+              </w:rPr>
+              <w:t>보험료 등</w:t>
+            </w:r>
+          </w:p>
+        </w:tc>
+        <w:tc>
+          <w:tcPr>
+            <w:tcW w:type="dxa" w:w="2160"/>
+          </w:tcPr>
+          <w:p>
+            <w:r>
+              <w:rPr>
+                <w:b w:val="0"/>
+              </w:rPr>
+              <w:t>가입 대상·보장 범위 확인 후 ________명 × ________원</w:t>
+            </w:r>
+          </w:p>
+        </w:tc>
+        <w:tc>
+          <w:tcPr>
+            <w:tcW w:type="dxa" w:w="2160"/>
+          </w:tcPr>
+          <w:p>
+            <w:r>
+              <w:rPr>
+                <w:b w:val="0"/>
+              </w:rPr>
+              <w:t>________</w:t>
+            </w:r>
+          </w:p>
+        </w:tc>
+        <w:tc>
+          <w:tcPr>
+            <w:tcW w:type="dxa" w:w="2160"/>
+          </w:tcPr>
+          <w:p>
+            <w:r>
+              <w:rPr>
+                <w:b w:val="0"/>
+              </w:rPr>
+              <w:t>________</w:t>
+            </w:r>
+          </w:p>
+        </w:tc>
+      </w:tr>
+      <w:tr>
+        <w:tc>
+          <w:tcPr>
+            <w:tcW w:type="dxa" w:w="2160"/>
+          </w:tcPr>
+          <w:p>
+            <w:r>
+              <w:rPr>
+                <w:b w:val="0"/>
+              </w:rPr>
+              <w:t>예비비</w:t>
+            </w:r>
+          </w:p>
+        </w:tc>
+        <w:tc>
+          <w:tcPr>
+            <w:tcW w:type="dxa" w:w="2160"/>
+          </w:tcPr>
+          <w:p>
+            <w:r>
+              <w:rPr>
+                <w:b w:val="0"/>
+              </w:rPr>
+              <w:t>예상 사용 사유: ________</w:t>
+            </w:r>
+          </w:p>
+        </w:tc>
+        <w:tc>
+          <w:tcPr>
+            <w:tcW w:type="dxa" w:w="2160"/>
+          </w:tcPr>
+          <w:p>
+            <w:r>
+              <w:rPr>
+                <w:b w:val="0"/>
+              </w:rPr>
+              <w:t>________</w:t>
+            </w:r>
+          </w:p>
+        </w:tc>
+        <w:tc>
+          <w:tcPr>
+            <w:tcW w:type="dxa" w:w="2160"/>
+          </w:tcPr>
+          <w:p>
+            <w:r>
+              <w:rPr>
+                <w:b w:val="0"/>
+              </w:rPr>
+              <w:t>________</w:t>
+            </w:r>
+          </w:p>
+        </w:tc>
+      </w:tr>
+      <w:tr>
+        <w:tc>
+          <w:tcPr>
+            <w:tcW w:type="dxa" w:w="2160"/>
+          </w:tcPr>
+          <w:p>
+            <w:r>
+              <w:rPr>
+                <w:b w:val="0"/>
+              </w:rPr>
+              <w:t>합계</w:t>
+            </w:r>
+          </w:p>
+        </w:tc>
+        <w:tc>
+          <w:tcPr>
+            <w:tcW w:type="dxa" w:w="2160"/>
+          </w:tcPr>
+          <w:p>
+            <w:r>
+              <w:rPr>
+                <w:b w:val="0"/>
+              </w:rPr>
+              <w:t>위 항목 합계</w:t>
+            </w:r>
+          </w:p>
+        </w:tc>
+        <w:tc>
+          <w:tcPr>
+            <w:tcW w:type="dxa" w:w="2160"/>
+          </w:tcPr>
+          <w:p>
+            <w:r>
+              <w:rPr>
+                <w:b w:val="0"/>
+              </w:rPr>
+              <w:t>________</w:t>
+            </w:r>
+          </w:p>
+        </w:tc>
+        <w:tc>
+          <w:tcPr>
+            <w:tcW w:type="dxa" w:w="2160"/>
+          </w:tcPr>
+          <w:p>
+            <w:r>
+              <w:rPr>
+                <w:b w:val="0"/>
+              </w:rPr>
+              <w:t>________</w:t>
+            </w:r>
+          </w:p>
+        </w:tc>
+      </w:tr>
+    </w:tbl>
+    <w:p/>
+    <w:p>
       <w:r>
         <w:rPr>
           <w:b w:val="0"/>
         </w:rPr>
-        <w:t>보호자 성명 : ________ (연락처: ________)</w:t>
-      </w:r>
-    </w:p>
-    <w:p>
-      <w:pPr>
-        <w:pStyle w:val="ListBullet"/>
-      </w:pPr>
-      <w:r>
-        <w:rPr>
-          <w:b w:val="0"/>
-        </w:rPr>
-        <w:t>보호자 서명 : ____________ (인)</w:t>
-      </w:r>
-    </w:p>
-    <w:p>
-      <w:pPr>
-        <w:pStyle w:val="ListBullet"/>
-      </w:pPr>
-      <w:r>
-        <w:rPr>
-          <w:b w:val="0"/>
-        </w:rPr>
-        <w:t>개인정보 수집 및 이용에 동의합니다(□).</w:t>
+        <w:t>가. 예산 총액: 금________원(금________).</w:t>
       </w:r>
     </w:p>
     <w:p>
@@ -1386,9 +3923,1482 @@
         <w:rPr>
           <w:b w:val="0"/>
         </w:rPr>
-        <w:t>※ 위 양식은 보호자의 서명을 받아 교사에게 제출 바랍니다.</w:t>
+        <w:t>나. 재원: 교회 지원금 금________원(금________), 참가비 금________원(금________), 기타 승인 재원 금________원(금________).</w:t>
       </w:r>
     </w:p>
+    <w:p>
+      <w:r>
+        <w:rPr>
+          <w:b w:val="0"/>
+        </w:rPr>
+        <w:t>다. 재정 집행 및 확인</w:t>
+      </w:r>
+    </w:p>
+    <w:tbl>
+      <w:tblPr>
+        <w:tblStyle w:val="TableGrid"/>
+        <w:tblW w:type="auto" w:w="0"/>
+        <w:tblLook w:firstColumn="1" w:firstRow="1" w:lastColumn="0" w:lastRow="0" w:noHBand="0" w:noVBand="1" w:val="04A0"/>
+      </w:tblPr>
+      <w:tblGrid>
+        <w:gridCol w:w="2880"/>
+        <w:gridCol w:w="2880"/>
+        <w:gridCol w:w="2880"/>
+      </w:tblGrid>
+      <w:tr>
+        <w:tc>
+          <w:tcPr>
+            <w:tcW w:type="dxa" w:w="2880"/>
+          </w:tcPr>
+          <w:p>
+            <w:r>
+              <w:rPr>
+                <w:b/>
+              </w:rPr>
+              <w:t>실행 사항</w:t>
+            </w:r>
+          </w:p>
+        </w:tc>
+        <w:tc>
+          <w:tcPr>
+            <w:tcW w:type="dxa" w:w="2880"/>
+          </w:tcPr>
+          <w:p>
+            <w:r>
+              <w:rPr>
+                <w:b/>
+              </w:rPr>
+              <w:t>담당</w:t>
+            </w:r>
+          </w:p>
+        </w:tc>
+        <w:tc>
+          <w:tcPr>
+            <w:tcW w:type="dxa" w:w="2880"/>
+          </w:tcPr>
+          <w:p>
+            <w:r>
+              <w:rPr>
+                <w:b/>
+              </w:rPr>
+              <w:t>기한</w:t>
+            </w:r>
+          </w:p>
+        </w:tc>
+      </w:tr>
+      <w:tr>
+        <w:tc>
+          <w:tcPr>
+            <w:tcW w:type="dxa" w:w="2880"/>
+          </w:tcPr>
+          <w:p>
+            <w:r>
+              <w:rPr>
+                <w:b w:val="0"/>
+              </w:rPr>
+              <w:t>지출 전 예산·용도 승인, 예산 초과·변경 시 추가 승인</w:t>
+            </w:r>
+          </w:p>
+        </w:tc>
+        <w:tc>
+          <w:tcPr>
+            <w:tcW w:type="dxa" w:w="2880"/>
+          </w:tcPr>
+          <w:p>
+            <w:r>
+              <w:rPr>
+                <w:b w:val="0"/>
+              </w:rPr>
+              <w:t>________</w:t>
+            </w:r>
+          </w:p>
+        </w:tc>
+        <w:tc>
+          <w:tcPr>
+            <w:tcW w:type="dxa" w:w="2880"/>
+          </w:tcPr>
+          <w:p>
+            <w:r>
+              <w:rPr>
+                <w:b w:val="0"/>
+              </w:rPr>
+              <w:t>________</w:t>
+            </w:r>
+          </w:p>
+        </w:tc>
+      </w:tr>
+      <w:tr>
+        <w:tc>
+          <w:tcPr>
+            <w:tcW w:type="dxa" w:w="2880"/>
+          </w:tcPr>
+          <w:p>
+            <w:r>
+              <w:rPr>
+                <w:b w:val="0"/>
+              </w:rPr>
+              <w:t>거래별 일자·내용·금액·결제수단 기록, 영수증 증빙번호 연결</w:t>
+            </w:r>
+          </w:p>
+        </w:tc>
+        <w:tc>
+          <w:tcPr>
+            <w:tcW w:type="dxa" w:w="2880"/>
+          </w:tcPr>
+          <w:p>
+            <w:r>
+              <w:rPr>
+                <w:b w:val="0"/>
+              </w:rPr>
+              <w:t>________</w:t>
+            </w:r>
+          </w:p>
+        </w:tc>
+        <w:tc>
+          <w:tcPr>
+            <w:tcW w:type="dxa" w:w="2880"/>
+          </w:tcPr>
+          <w:p>
+            <w:r>
+              <w:rPr>
+                <w:b w:val="0"/>
+              </w:rPr>
+              <w:t>________</w:t>
+            </w:r>
+          </w:p>
+        </w:tc>
+      </w:tr>
+      <w:tr>
+        <w:tc>
+          <w:tcPr>
+            <w:tcW w:type="dxa" w:w="2880"/>
+          </w:tcPr>
+          <w:p>
+            <w:r>
+              <w:rPr>
+                <w:b w:val="0"/>
+              </w:rPr>
+              <w:t>교회 지정 계좌·결제수단 사용, 개인 계좌와 혼용 금지</w:t>
+            </w:r>
+          </w:p>
+        </w:tc>
+        <w:tc>
+          <w:tcPr>
+            <w:tcW w:type="dxa" w:w="2880"/>
+          </w:tcPr>
+          <w:p>
+            <w:r>
+              <w:rPr>
+                <w:b w:val="0"/>
+              </w:rPr>
+              <w:t>________</w:t>
+            </w:r>
+          </w:p>
+        </w:tc>
+        <w:tc>
+          <w:tcPr>
+            <w:tcW w:type="dxa" w:w="2880"/>
+          </w:tcPr>
+          <w:p>
+            <w:r>
+              <w:rPr>
+                <w:b w:val="0"/>
+              </w:rPr>
+              <w:t>________</w:t>
+            </w:r>
+          </w:p>
+        </w:tc>
+      </w:tr>
+      <w:tr>
+        <w:tc>
+          <w:tcPr>
+            <w:tcW w:type="dxa" w:w="2880"/>
+          </w:tcPr>
+          <w:p>
+            <w:r>
+              <w:rPr>
+                <w:b w:val="0"/>
+              </w:rPr>
+              <w:t>현금 수납 시 2인 공동 계수·서명, 지정 계좌 입금</w:t>
+            </w:r>
+          </w:p>
+        </w:tc>
+        <w:tc>
+          <w:tcPr>
+            <w:tcW w:type="dxa" w:w="2880"/>
+          </w:tcPr>
+          <w:p>
+            <w:r>
+              <w:rPr>
+                <w:b w:val="0"/>
+              </w:rPr>
+              <w:t>계수 ________ / 확인 ________</w:t>
+            </w:r>
+          </w:p>
+        </w:tc>
+        <w:tc>
+          <w:tcPr>
+            <w:tcW w:type="dxa" w:w="2880"/>
+          </w:tcPr>
+          <w:p>
+            <w:r>
+              <w:rPr>
+                <w:b w:val="0"/>
+              </w:rPr>
+              <w:t>________</w:t>
+            </w:r>
+          </w:p>
+        </w:tc>
+      </w:tr>
+      <w:tr>
+        <w:tc>
+          <w:tcPr>
+            <w:tcW w:type="dxa" w:w="2880"/>
+          </w:tcPr>
+          <w:p>
+            <w:r>
+              <w:rPr>
+                <w:b w:val="0"/>
+              </w:rPr>
+              <w:t>작성자 외 다른 사람의 증빙·잔액 확인으로 총 2인 이상 검증</w:t>
+            </w:r>
+          </w:p>
+        </w:tc>
+        <w:tc>
+          <w:tcPr>
+            <w:tcW w:type="dxa" w:w="2880"/>
+          </w:tcPr>
+          <w:p>
+            <w:r>
+              <w:rPr>
+                <w:b w:val="0"/>
+              </w:rPr>
+              <w:t>작성 ________ / 확인 ________</w:t>
+            </w:r>
+          </w:p>
+        </w:tc>
+        <w:tc>
+          <w:tcPr>
+            <w:tcW w:type="dxa" w:w="2880"/>
+          </w:tcPr>
+          <w:p>
+            <w:r>
+              <w:rPr>
+                <w:b w:val="0"/>
+              </w:rPr>
+              <w:t>________</w:t>
+            </w:r>
+          </w:p>
+        </w:tc>
+      </w:tr>
+      <w:tr>
+        <w:tc>
+          <w:tcPr>
+            <w:tcW w:type="dxa" w:w="2880"/>
+          </w:tcPr>
+          <w:p>
+            <w:r>
+              <w:rPr>
+                <w:b w:val="0"/>
+              </w:rPr>
+              <w:t>취소·중도 귀가 시 환불 기준 승인 및 신청 전 안내</w:t>
+            </w:r>
+          </w:p>
+        </w:tc>
+        <w:tc>
+          <w:tcPr>
+            <w:tcW w:type="dxa" w:w="2880"/>
+          </w:tcPr>
+          <w:p>
+            <w:r>
+              <w:rPr>
+                <w:b w:val="0"/>
+              </w:rPr>
+              <w:t>________</w:t>
+            </w:r>
+          </w:p>
+        </w:tc>
+        <w:tc>
+          <w:tcPr>
+            <w:tcW w:type="dxa" w:w="2880"/>
+          </w:tcPr>
+          <w:p>
+            <w:r>
+              <w:rPr>
+                <w:b w:val="0"/>
+              </w:rPr>
+              <w:t>________</w:t>
+            </w:r>
+          </w:p>
+        </w:tc>
+      </w:tr>
+      <w:tr>
+        <w:tc>
+          <w:tcPr>
+            <w:tcW w:type="dxa" w:w="2880"/>
+          </w:tcPr>
+          <w:p>
+            <w:r>
+              <w:rPr>
+                <w:b w:val="0"/>
+              </w:rPr>
+              <w:t>행사별 정산서 제출 및 해당 월 재정보고 반영</w:t>
+            </w:r>
+          </w:p>
+        </w:tc>
+        <w:tc>
+          <w:tcPr>
+            <w:tcW w:type="dxa" w:w="2880"/>
+          </w:tcPr>
+          <w:p>
+            <w:r>
+              <w:rPr>
+                <w:b w:val="0"/>
+              </w:rPr>
+              <w:t>________</w:t>
+            </w:r>
+          </w:p>
+        </w:tc>
+        <w:tc>
+          <w:tcPr>
+            <w:tcW w:type="dxa" w:w="2880"/>
+          </w:tcPr>
+          <w:p>
+            <w:r>
+              <w:rPr>
+                <w:b w:val="0"/>
+              </w:rPr>
+              <w:t>________</w:t>
+            </w:r>
+          </w:p>
+        </w:tc>
+      </w:tr>
+    </w:tbl>
+    <w:p/>
+    <w:p>
+      <w:pPr>
+        <w:pStyle w:val="Heading2"/>
+      </w:pPr>
+      <w:r>
+        <w:rPr>
+          <w:b w:val="0"/>
+        </w:rPr>
+        <w:t>7. 기대 효과 및 평가 방법</w:t>
+      </w:r>
+    </w:p>
+    <w:p>
+      <w:r>
+        <w:rPr>
+          <w:b w:val="0"/>
+        </w:rPr>
+        <w:t>가. 기대 효과: 말씀과 기도를 일상에 연결하고, 공동체 안에서 서로를 돌보는 경험을 갖도록 합니다.</w:t>
+      </w:r>
+    </w:p>
+    <w:p>
+      <w:r>
+        <w:rPr>
+          <w:b w:val="0"/>
+        </w:rPr>
+        <w:t>나. 평가 방법</w:t>
+      </w:r>
+    </w:p>
+    <w:tbl>
+      <w:tblPr>
+        <w:tblStyle w:val="TableGrid"/>
+        <w:tblW w:type="auto" w:w="0"/>
+        <w:tblLook w:firstColumn="1" w:firstRow="1" w:lastColumn="0" w:lastRow="0" w:noHBand="0" w:noVBand="1" w:val="04A0"/>
+      </w:tblPr>
+      <w:tblGrid>
+        <w:gridCol w:w="2160"/>
+        <w:gridCol w:w="2160"/>
+        <w:gridCol w:w="2160"/>
+        <w:gridCol w:w="2160"/>
+      </w:tblGrid>
+      <w:tr>
+        <w:tc>
+          <w:tcPr>
+            <w:tcW w:type="dxa" w:w="2160"/>
+          </w:tcPr>
+          <w:p>
+            <w:r>
+              <w:rPr>
+                <w:b/>
+              </w:rPr>
+              <w:t>평가 내용</w:t>
+            </w:r>
+          </w:p>
+        </w:tc>
+        <w:tc>
+          <w:tcPr>
+            <w:tcW w:type="dxa" w:w="2160"/>
+          </w:tcPr>
+          <w:p>
+            <w:r>
+              <w:rPr>
+                <w:b/>
+              </w:rPr>
+              <w:t>확인 자료</w:t>
+            </w:r>
+          </w:p>
+        </w:tc>
+        <w:tc>
+          <w:tcPr>
+            <w:tcW w:type="dxa" w:w="2160"/>
+          </w:tcPr>
+          <w:p>
+            <w:r>
+              <w:rPr>
+                <w:b/>
+              </w:rPr>
+              <w:t>담당</w:t>
+            </w:r>
+          </w:p>
+        </w:tc>
+        <w:tc>
+          <w:tcPr>
+            <w:tcW w:type="dxa" w:w="2160"/>
+          </w:tcPr>
+          <w:p>
+            <w:r>
+              <w:rPr>
+                <w:b/>
+              </w:rPr>
+              <w:t>기한</w:t>
+            </w:r>
+          </w:p>
+        </w:tc>
+      </w:tr>
+      <w:tr>
+        <w:tc>
+          <w:tcPr>
+            <w:tcW w:type="dxa" w:w="2160"/>
+          </w:tcPr>
+          <w:p>
+            <w:r>
+              <w:rPr>
+                <w:b w:val="0"/>
+              </w:rPr>
+              <w:t>참여 현황 및 목표 달성 정도</w:t>
+            </w:r>
+          </w:p>
+        </w:tc>
+        <w:tc>
+          <w:tcPr>
+            <w:tcW w:type="dxa" w:w="2160"/>
+          </w:tcPr>
+          <w:p>
+            <w:r>
+              <w:rPr>
+                <w:b w:val="0"/>
+              </w:rPr>
+              <w:t>출석 집계·일정 운영 기록</w:t>
+            </w:r>
+          </w:p>
+        </w:tc>
+        <w:tc>
+          <w:tcPr>
+            <w:tcW w:type="dxa" w:w="2160"/>
+          </w:tcPr>
+          <w:p>
+            <w:r>
+              <w:rPr>
+                <w:b w:val="0"/>
+              </w:rPr>
+              <w:t>________</w:t>
+            </w:r>
+          </w:p>
+        </w:tc>
+        <w:tc>
+          <w:tcPr>
+            <w:tcW w:type="dxa" w:w="2160"/>
+          </w:tcPr>
+          <w:p>
+            <w:r>
+              <w:rPr>
+                <w:b w:val="0"/>
+              </w:rPr>
+              <w:t>________</w:t>
+            </w:r>
+          </w:p>
+        </w:tc>
+      </w:tr>
+      <w:tr>
+        <w:tc>
+          <w:tcPr>
+            <w:tcW w:type="dxa" w:w="2160"/>
+          </w:tcPr>
+          <w:p>
+            <w:r>
+              <w:rPr>
+                <w:b w:val="0"/>
+              </w:rPr>
+              <w:t>말씀·공동체 활동에 대한 반응</w:t>
+            </w:r>
+          </w:p>
+        </w:tc>
+        <w:tc>
+          <w:tcPr>
+            <w:tcW w:type="dxa" w:w="2160"/>
+          </w:tcPr>
+          <w:p>
+            <w:r>
+              <w:rPr>
+                <w:b w:val="0"/>
+              </w:rPr>
+              <w:t>익명 설문·자율 소감</w:t>
+            </w:r>
+          </w:p>
+        </w:tc>
+        <w:tc>
+          <w:tcPr>
+            <w:tcW w:type="dxa" w:w="2160"/>
+          </w:tcPr>
+          <w:p>
+            <w:r>
+              <w:rPr>
+                <w:b w:val="0"/>
+              </w:rPr>
+              <w:t>________</w:t>
+            </w:r>
+          </w:p>
+        </w:tc>
+        <w:tc>
+          <w:tcPr>
+            <w:tcW w:type="dxa" w:w="2160"/>
+          </w:tcPr>
+          <w:p>
+            <w:r>
+              <w:rPr>
+                <w:b w:val="0"/>
+              </w:rPr>
+              <w:t>________</w:t>
+            </w:r>
+          </w:p>
+        </w:tc>
+      </w:tr>
+      <w:tr>
+        <w:tc>
+          <w:tcPr>
+            <w:tcW w:type="dxa" w:w="2160"/>
+          </w:tcPr>
+          <w:p>
+            <w:r>
+              <w:rPr>
+                <w:b w:val="0"/>
+              </w:rPr>
+              <w:t>안전·운영의 적절성</w:t>
+            </w:r>
+          </w:p>
+        </w:tc>
+        <w:tc>
+          <w:tcPr>
+            <w:tcW w:type="dxa" w:w="2160"/>
+          </w:tcPr>
+          <w:p>
+            <w:r>
+              <w:rPr>
+                <w:b w:val="0"/>
+              </w:rPr>
+              <w:t>점검 기록·사고 및 근접사고 기록</w:t>
+            </w:r>
+          </w:p>
+        </w:tc>
+        <w:tc>
+          <w:tcPr>
+            <w:tcW w:type="dxa" w:w="2160"/>
+          </w:tcPr>
+          <w:p>
+            <w:r>
+              <w:rPr>
+                <w:b w:val="0"/>
+              </w:rPr>
+              <w:t>________</w:t>
+            </w:r>
+          </w:p>
+        </w:tc>
+        <w:tc>
+          <w:tcPr>
+            <w:tcW w:type="dxa" w:w="2160"/>
+          </w:tcPr>
+          <w:p>
+            <w:r>
+              <w:rPr>
+                <w:b w:val="0"/>
+              </w:rPr>
+              <w:t>________</w:t>
+            </w:r>
+          </w:p>
+        </w:tc>
+      </w:tr>
+      <w:tr>
+        <w:tc>
+          <w:tcPr>
+            <w:tcW w:type="dxa" w:w="2160"/>
+          </w:tcPr>
+          <w:p>
+            <w:r>
+              <w:rPr>
+                <w:b w:val="0"/>
+              </w:rPr>
+              <w:t>예산 집행의 적정성</w:t>
+            </w:r>
+          </w:p>
+        </w:tc>
+        <w:tc>
+          <w:tcPr>
+            <w:tcW w:type="dxa" w:w="2160"/>
+          </w:tcPr>
+          <w:p>
+            <w:r>
+              <w:rPr>
+                <w:b w:val="0"/>
+              </w:rPr>
+              <w:t>정산서·영수증·잔액 확인</w:t>
+            </w:r>
+          </w:p>
+        </w:tc>
+        <w:tc>
+          <w:tcPr>
+            <w:tcW w:type="dxa" w:w="2160"/>
+          </w:tcPr>
+          <w:p>
+            <w:r>
+              <w:rPr>
+                <w:b w:val="0"/>
+              </w:rPr>
+              <w:t>________</w:t>
+            </w:r>
+          </w:p>
+        </w:tc>
+        <w:tc>
+          <w:tcPr>
+            <w:tcW w:type="dxa" w:w="2160"/>
+          </w:tcPr>
+          <w:p>
+            <w:r>
+              <w:rPr>
+                <w:b w:val="0"/>
+              </w:rPr>
+              <w:t>________</w:t>
+            </w:r>
+          </w:p>
+        </w:tc>
+      </w:tr>
+      <w:tr>
+        <w:tc>
+          <w:tcPr>
+            <w:tcW w:type="dxa" w:w="2160"/>
+          </w:tcPr>
+          <w:p>
+            <w:r>
+              <w:rPr>
+                <w:b w:val="0"/>
+              </w:rPr>
+              <w:t>후속 신앙 실천 지원</w:t>
+            </w:r>
+          </w:p>
+        </w:tc>
+        <w:tc>
+          <w:tcPr>
+            <w:tcW w:type="dxa" w:w="2160"/>
+          </w:tcPr>
+          <w:p>
+            <w:r>
+              <w:rPr>
+                <w:b w:val="0"/>
+              </w:rPr>
+              <w:t>실천계획 및 후속 모임 기록</w:t>
+            </w:r>
+          </w:p>
+        </w:tc>
+        <w:tc>
+          <w:tcPr>
+            <w:tcW w:type="dxa" w:w="2160"/>
+          </w:tcPr>
+          <w:p>
+            <w:r>
+              <w:rPr>
+                <w:b w:val="0"/>
+              </w:rPr>
+              <w:t>________</w:t>
+            </w:r>
+          </w:p>
+        </w:tc>
+        <w:tc>
+          <w:tcPr>
+            <w:tcW w:type="dxa" w:w="2160"/>
+          </w:tcPr>
+          <w:p>
+            <w:r>
+              <w:rPr>
+                <w:b w:val="0"/>
+              </w:rPr>
+              <w:t>________</w:t>
+            </w:r>
+          </w:p>
+        </w:tc>
+      </w:tr>
+    </w:tbl>
+    <w:p/>
+    <w:p>
+      <w:pPr>
+        <w:pStyle w:val="Heading2"/>
+      </w:pPr>
+      <w:r>
+        <w:rPr>
+          <w:b w:val="0"/>
+        </w:rPr>
+        <w:t>8. 향후 일정</w:t>
+      </w:r>
+    </w:p>
+    <w:tbl>
+      <w:tblPr>
+        <w:tblStyle w:val="TableGrid"/>
+        <w:tblW w:type="auto" w:w="0"/>
+        <w:tblLook w:firstColumn="1" w:firstRow="1" w:lastColumn="0" w:lastRow="0" w:noHBand="0" w:noVBand="1" w:val="04A0"/>
+      </w:tblPr>
+      <w:tblGrid>
+        <w:gridCol w:w="2880"/>
+        <w:gridCol w:w="2880"/>
+        <w:gridCol w:w="2880"/>
+      </w:tblGrid>
+      <w:tr>
+        <w:tc>
+          <w:tcPr>
+            <w:tcW w:type="dxa" w:w="2880"/>
+          </w:tcPr>
+          <w:p>
+            <w:r>
+              <w:rPr>
+                <w:b/>
+              </w:rPr>
+              <w:t>내용</w:t>
+            </w:r>
+          </w:p>
+        </w:tc>
+        <w:tc>
+          <w:tcPr>
+            <w:tcW w:type="dxa" w:w="2880"/>
+          </w:tcPr>
+          <w:p>
+            <w:r>
+              <w:rPr>
+                <w:b/>
+              </w:rPr>
+              <w:t>담당</w:t>
+            </w:r>
+          </w:p>
+        </w:tc>
+        <w:tc>
+          <w:tcPr>
+            <w:tcW w:type="dxa" w:w="2880"/>
+          </w:tcPr>
+          <w:p>
+            <w:r>
+              <w:rPr>
+                <w:b/>
+              </w:rPr>
+              <w:t>기한</w:t>
+            </w:r>
+          </w:p>
+        </w:tc>
+      </w:tr>
+      <w:tr>
+        <w:tc>
+          <w:tcPr>
+            <w:tcW w:type="dxa" w:w="2880"/>
+          </w:tcPr>
+          <w:p>
+            <w:r>
+              <w:rPr>
+                <w:b w:val="0"/>
+              </w:rPr>
+              <w:t>계획·예산 승인 및 장소·차량 확정</w:t>
+            </w:r>
+          </w:p>
+        </w:tc>
+        <w:tc>
+          <w:tcPr>
+            <w:tcW w:type="dxa" w:w="2880"/>
+          </w:tcPr>
+          <w:p>
+            <w:r>
+              <w:rPr>
+                <w:b w:val="0"/>
+              </w:rPr>
+              <w:t>________</w:t>
+            </w:r>
+          </w:p>
+        </w:tc>
+        <w:tc>
+          <w:tcPr>
+            <w:tcW w:type="dxa" w:w="2880"/>
+          </w:tcPr>
+          <w:p>
+            <w:r>
+              <w:rPr>
+                <w:b w:val="0"/>
+              </w:rPr>
+              <w:t>________</w:t>
+            </w:r>
+          </w:p>
+        </w:tc>
+      </w:tr>
+      <w:tr>
+        <w:tc>
+          <w:tcPr>
+            <w:tcW w:type="dxa" w:w="2880"/>
+          </w:tcPr>
+          <w:p>
+            <w:r>
+              <w:rPr>
+                <w:b w:val="0"/>
+              </w:rPr>
+              <w:t>참가 안내 및 별도 신청서 접수</w:t>
+            </w:r>
+          </w:p>
+        </w:tc>
+        <w:tc>
+          <w:tcPr>
+            <w:tcW w:type="dxa" w:w="2880"/>
+          </w:tcPr>
+          <w:p>
+            <w:r>
+              <w:rPr>
+                <w:b w:val="0"/>
+              </w:rPr>
+              <w:t>________</w:t>
+            </w:r>
+          </w:p>
+        </w:tc>
+        <w:tc>
+          <w:tcPr>
+            <w:tcW w:type="dxa" w:w="2880"/>
+          </w:tcPr>
+          <w:p>
+            <w:r>
+              <w:rPr>
+                <w:b w:val="0"/>
+              </w:rPr>
+              <w:t>________</w:t>
+            </w:r>
+          </w:p>
+        </w:tc>
+      </w:tr>
+      <w:tr>
+        <w:tc>
+          <w:tcPr>
+            <w:tcW w:type="dxa" w:w="2880"/>
+          </w:tcPr>
+          <w:p>
+            <w:r>
+              <w:rPr>
+                <w:b w:val="0"/>
+              </w:rPr>
+              <w:t>참가 인원 확정·보호자 안내·안전교육 준비</w:t>
+            </w:r>
+          </w:p>
+        </w:tc>
+        <w:tc>
+          <w:tcPr>
+            <w:tcW w:type="dxa" w:w="2880"/>
+          </w:tcPr>
+          <w:p>
+            <w:r>
+              <w:rPr>
+                <w:b w:val="0"/>
+              </w:rPr>
+              <w:t>________</w:t>
+            </w:r>
+          </w:p>
+        </w:tc>
+        <w:tc>
+          <w:tcPr>
+            <w:tcW w:type="dxa" w:w="2880"/>
+          </w:tcPr>
+          <w:p>
+            <w:r>
+              <w:rPr>
+                <w:b w:val="0"/>
+              </w:rPr>
+              <w:t>________</w:t>
+            </w:r>
+          </w:p>
+        </w:tc>
+      </w:tr>
+      <w:tr>
+        <w:tc>
+          <w:tcPr>
+            <w:tcW w:type="dxa" w:w="2880"/>
+          </w:tcPr>
+          <w:p>
+            <w:r>
+              <w:rPr>
+                <w:b w:val="0"/>
+              </w:rPr>
+              <w:t>최종 기상·시설·이동 안전 확인 및 진행 여부 통보</w:t>
+            </w:r>
+          </w:p>
+        </w:tc>
+        <w:tc>
+          <w:tcPr>
+            <w:tcW w:type="dxa" w:w="2880"/>
+          </w:tcPr>
+          <w:p>
+            <w:r>
+              <w:rPr>
+                <w:b w:val="0"/>
+              </w:rPr>
+              <w:t>________</w:t>
+            </w:r>
+          </w:p>
+        </w:tc>
+        <w:tc>
+          <w:tcPr>
+            <w:tcW w:type="dxa" w:w="2880"/>
+          </w:tcPr>
+          <w:p>
+            <w:r>
+              <w:rPr>
+                <w:b w:val="0"/>
+              </w:rPr>
+              <w:t>________</w:t>
+            </w:r>
+          </w:p>
+        </w:tc>
+      </w:tr>
+      <w:tr>
+        <w:tc>
+          <w:tcPr>
+            <w:tcW w:type="dxa" w:w="2880"/>
+          </w:tcPr>
+          <w:p>
+            <w:r>
+              <w:rPr>
+                <w:b w:val="0"/>
+              </w:rPr>
+              <w:t>수련회 실시 및 귀가 확인</w:t>
+            </w:r>
+          </w:p>
+        </w:tc>
+        <w:tc>
+          <w:tcPr>
+            <w:tcW w:type="dxa" w:w="2880"/>
+          </w:tcPr>
+          <w:p>
+            <w:r>
+              <w:rPr>
+                <w:b w:val="0"/>
+              </w:rPr>
+              <w:t>________</w:t>
+            </w:r>
+          </w:p>
+        </w:tc>
+        <w:tc>
+          <w:tcPr>
+            <w:tcW w:type="dxa" w:w="2880"/>
+          </w:tcPr>
+          <w:p>
+            <w:r>
+              <w:rPr>
+                <w:b w:val="0"/>
+              </w:rPr>
+              <w:t>________</w:t>
+            </w:r>
+          </w:p>
+        </w:tc>
+      </w:tr>
+      <w:tr>
+        <w:tc>
+          <w:tcPr>
+            <w:tcW w:type="dxa" w:w="2880"/>
+          </w:tcPr>
+          <w:p>
+            <w:r>
+              <w:rPr>
+                <w:b w:val="0"/>
+              </w:rPr>
+              <w:t>결과보고·정산·개선사항 공유</w:t>
+            </w:r>
+          </w:p>
+        </w:tc>
+        <w:tc>
+          <w:tcPr>
+            <w:tcW w:type="dxa" w:w="2880"/>
+          </w:tcPr>
+          <w:p>
+            <w:r>
+              <w:rPr>
+                <w:b w:val="0"/>
+              </w:rPr>
+              <w:t>________</w:t>
+            </w:r>
+          </w:p>
+        </w:tc>
+        <w:tc>
+          <w:tcPr>
+            <w:tcW w:type="dxa" w:w="2880"/>
+          </w:tcPr>
+          <w:p>
+            <w:r>
+              <w:rPr>
+                <w:b w:val="0"/>
+              </w:rPr>
+              <w:t>________</w:t>
+            </w:r>
+          </w:p>
+        </w:tc>
+      </w:tr>
+      <w:tr>
+        <w:tc>
+          <w:tcPr>
+            <w:tcW w:type="dxa" w:w="2880"/>
+          </w:tcPr>
+          <w:p>
+            <w:r>
+              <w:rPr>
+                <w:b w:val="0"/>
+              </w:rPr>
+              <w:t>별도 신청서 보관기간 종료 후 파기</w:t>
+            </w:r>
+          </w:p>
+        </w:tc>
+        <w:tc>
+          <w:tcPr>
+            <w:tcW w:type="dxa" w:w="2880"/>
+          </w:tcPr>
+          <w:p>
+            <w:r>
+              <w:rPr>
+                <w:b w:val="0"/>
+              </w:rPr>
+              <w:t>________</w:t>
+            </w:r>
+          </w:p>
+        </w:tc>
+        <w:tc>
+          <w:tcPr>
+            <w:tcW w:type="dxa" w:w="2880"/>
+          </w:tcPr>
+          <w:p>
+            <w:r>
+              <w:rPr>
+                <w:b w:val="0"/>
+              </w:rPr>
+              <w:t>________</w:t>
+            </w:r>
+          </w:p>
+        </w:tc>
+      </w:tr>
+    </w:tbl>
+    <w:p/>
+    <w:p>
+      <w:r>
+        <w:rPr>
+          <w:b w:val="0"/>
+        </w:rPr>
+        <w:t>붙임 1. 겨울수련회 참가 신청서 1부.</w:t>
+      </w:r>
+    </w:p>
+    <w:p>
+      <w:r>
+        <w:rPr>
+          <w:b/>
+        </w:rPr>
+        <w:t>붙임 1. 겨울수련회 참가 신청서</w:t>
+      </w:r>
+    </w:p>
+    <w:p>
+      <w:r>
+        <w:rPr>
+          <w:b w:val="0"/>
+        </w:rPr>
+        <w:t>※ 본 신청서는 계획서 공개·배포본과 분리하여 제출·보관합니다.</w:t>
+      </w:r>
+    </w:p>
+    <w:tbl>
+      <w:tblPr>
+        <w:tblStyle w:val="TableGrid"/>
+        <w:tblW w:type="auto" w:w="0"/>
+        <w:tblLook w:firstColumn="1" w:firstRow="1" w:lastColumn="0" w:lastRow="0" w:noHBand="0" w:noVBand="1" w:val="04A0"/>
+      </w:tblPr>
+      <w:tblGrid>
+        <w:gridCol w:w="4320"/>
+        <w:gridCol w:w="4320"/>
+      </w:tblGrid>
+      <w:tr>
+        <w:tc>
+          <w:tcPr>
+            <w:tcW w:type="dxa" w:w="4320"/>
+          </w:tcPr>
+          <w:p>
+            <w:r>
+              <w:rPr>
+                <w:b/>
+              </w:rPr>
+              <w:t>항목</w:t>
+            </w:r>
+          </w:p>
+        </w:tc>
+        <w:tc>
+          <w:tcPr>
+            <w:tcW w:type="dxa" w:w="4320"/>
+          </w:tcPr>
+          <w:p>
+            <w:r>
+              <w:rPr>
+                <w:b/>
+              </w:rPr>
+              <w:t>기재 내용</w:t>
+            </w:r>
+          </w:p>
+        </w:tc>
+      </w:tr>
+      <w:tr>
+        <w:tc>
+          <w:tcPr>
+            <w:tcW w:type="dxa" w:w="4320"/>
+          </w:tcPr>
+          <w:p>
+            <w:r>
+              <w:rPr>
+                <w:b w:val="0"/>
+              </w:rPr>
+              <w:t>부서</w:t>
+            </w:r>
+          </w:p>
+        </w:tc>
+        <w:tc>
+          <w:tcPr>
+            <w:tcW w:type="dxa" w:w="4320"/>
+          </w:tcPr>
+          <w:p>
+            <w:r>
+              <w:rPr>
+                <w:b w:val="0"/>
+              </w:rPr>
+              <w:t>(부서명)</w:t>
+            </w:r>
+          </w:p>
+        </w:tc>
+      </w:tr>
+      <w:tr>
+        <w:tc>
+          <w:tcPr>
+            <w:tcW w:type="dxa" w:w="4320"/>
+          </w:tcPr>
+          <w:p>
+            <w:r>
+              <w:rPr>
+                <w:b w:val="0"/>
+              </w:rPr>
+              <w:t>학생 이름</w:t>
+            </w:r>
+          </w:p>
+        </w:tc>
+        <w:tc>
+          <w:tcPr>
+            <w:tcW w:type="dxa" w:w="4320"/>
+          </w:tcPr>
+          <w:p>
+            <w:r>
+              <w:rPr>
+                <w:b w:val="0"/>
+              </w:rPr>
+              <w:t>________</w:t>
+            </w:r>
+          </w:p>
+        </w:tc>
+      </w:tr>
+      <w:tr>
+        <w:tc>
+          <w:tcPr>
+            <w:tcW w:type="dxa" w:w="4320"/>
+          </w:tcPr>
+          <w:p>
+            <w:r>
+              <w:rPr>
+                <w:b w:val="0"/>
+              </w:rPr>
+              <w:t>보호자 연락처</w:t>
+            </w:r>
+          </w:p>
+        </w:tc>
+        <w:tc>
+          <w:tcPr>
+            <w:tcW w:type="dxa" w:w="4320"/>
+          </w:tcPr>
+          <w:p>
+            <w:r>
+              <w:rPr>
+                <w:b w:val="0"/>
+              </w:rPr>
+              <w:t>________</w:t>
+            </w:r>
+          </w:p>
+        </w:tc>
+      </w:tr>
+      <w:tr>
+        <w:tc>
+          <w:tcPr>
+            <w:tcW w:type="dxa" w:w="4320"/>
+          </w:tcPr>
+          <w:p>
+            <w:r>
+              <w:rPr>
+                <w:b w:val="0"/>
+              </w:rPr>
+              <w:t>특이사항</w:t>
+            </w:r>
+          </w:p>
+        </w:tc>
+        <w:tc>
+          <w:tcPr>
+            <w:tcW w:type="dxa" w:w="4320"/>
+          </w:tcPr>
+          <w:p>
+            <w:r>
+              <w:rPr>
+                <w:b w:val="0"/>
+              </w:rPr>
+              <w:t>안전한 참여에 필요한 알레르기·복약·이동 지원 사항만 기재: ________</w:t>
+            </w:r>
+          </w:p>
+        </w:tc>
+      </w:tr>
+      <w:tr>
+        <w:tc>
+          <w:tcPr>
+            <w:tcW w:type="dxa" w:w="4320"/>
+          </w:tcPr>
+          <w:p>
+            <w:r>
+              <w:rPr>
+                <w:b w:val="0"/>
+              </w:rPr>
+              <w:t>참가 여부</w:t>
+            </w:r>
+          </w:p>
+        </w:tc>
+        <w:tc>
+          <w:tcPr>
+            <w:tcW w:type="dxa" w:w="4320"/>
+          </w:tcPr>
+          <w:p>
+            <w:r>
+              <w:rPr>
+                <w:b w:val="0"/>
+              </w:rPr>
+              <w:t>참가 / 불참: ________</w:t>
+            </w:r>
+          </w:p>
+        </w:tc>
+      </w:tr>
+      <w:tr>
+        <w:tc>
+          <w:tcPr>
+            <w:tcW w:type="dxa" w:w="4320"/>
+          </w:tcPr>
+          <w:p>
+            <w:r>
+              <w:rPr>
+                <w:b w:val="0"/>
+              </w:rPr>
+              <w:t>귀가 방법·인계 사항</w:t>
+            </w:r>
+          </w:p>
+        </w:tc>
+        <w:tc>
+          <w:tcPr>
+            <w:tcW w:type="dxa" w:w="4320"/>
+          </w:tcPr>
+          <w:p>
+            <w:r>
+              <w:rPr>
+                <w:b w:val="0"/>
+              </w:rPr>
+              <w:t>________</w:t>
+            </w:r>
+          </w:p>
+        </w:tc>
+      </w:tr>
+      <w:tr>
+        <w:tc>
+          <w:tcPr>
+            <w:tcW w:type="dxa" w:w="4320"/>
+          </w:tcPr>
+          <w:p>
+            <w:r>
+              <w:rPr>
+                <w:b w:val="0"/>
+              </w:rPr>
+              <w:t>보호자 서명</w:t>
+            </w:r>
+          </w:p>
+        </w:tc>
+        <w:tc>
+          <w:tcPr>
+            <w:tcW w:type="dxa" w:w="4320"/>
+          </w:tcPr>
+          <w:p>
+            <w:r>
+              <w:rPr>
+                <w:b w:val="0"/>
+              </w:rPr>
+              <w:t>________</w:t>
+            </w:r>
+          </w:p>
+        </w:tc>
+      </w:tr>
+      <w:tr>
+        <w:tc>
+          <w:tcPr>
+            <w:tcW w:type="dxa" w:w="4320"/>
+          </w:tcPr>
+          <w:p>
+            <w:r>
+              <w:rPr>
+                <w:b w:val="0"/>
+              </w:rPr>
+              <w:t>작성일</w:t>
+            </w:r>
+          </w:p>
+        </w:tc>
+        <w:tc>
+          <w:tcPr>
+            <w:tcW w:type="dxa" w:w="4320"/>
+          </w:tcPr>
+          <w:p>
+            <w:r>
+              <w:rPr>
+                <w:b w:val="0"/>
+              </w:rPr>
+              <w:t>________</w:t>
+            </w:r>
+          </w:p>
+        </w:tc>
+      </w:tr>
+    </w:tbl>
+    <w:p/>
+    <w:p>
+      <w:r>
+        <w:rPr>
+          <w:b w:val="0"/>
+        </w:rPr>
+        <w:t>개인정보 수집·이용 동의: (교회명)이 참가 관리·안전 대응·귀가 확인을 위해 부서·학생 이름·보호자 연락처·귀가 사항·서명을 수집하여 ________까지 보관 후 파기하는 것에 동의합니다(동의 / 미동의: ________). 동의를 거부할 수 있으며, 필수 정보 미제공 시 참가·안전 확인이 제한될 수 있습니다.</w:t>
+      </w:r>
+    </w:p>
+    <w:p>
+      <w:r>
+        <w:rPr>
+          <w:b w:val="0"/>
+        </w:rPr>
+        <w:t>민감정보 별도 동의: 기재한 건강 관련 특이사항을 안전 대응 목적으로 위 기간 동안 수집·이용하는 것에 동의합니다(동의 / 미동의 / 해당 없음: ________). 미동의 시 개별 안전조치 협의가 필요할 수 있습니다.</w:t>
+      </w:r>
+    </w:p>
+    <w:p>
+      <w:r>
+        <w:rPr>
+          <w:b w:val="0"/>
+        </w:rPr>
+        <w:t>※ 만 14세 미만 참가자는 법정대리인이 동의합니다. 법정대리인 성명·관계·서명: ________ / ________ / ________.</w:t>
+      </w:r>
+    </w:p>
+    <w:tbl>
+      <w:tblPr>
+        <w:tblStyle w:val="TableGrid"/>
+        <w:tblW w:type="auto" w:w="0"/>
+        <w:tblLook w:firstColumn="1" w:firstRow="1" w:lastColumn="0" w:lastRow="0" w:noHBand="0" w:noVBand="1" w:val="04A0"/>
+      </w:tblPr>
+      <w:tblGrid>
+        <w:gridCol w:w="2880"/>
+        <w:gridCol w:w="2880"/>
+        <w:gridCol w:w="2880"/>
+      </w:tblGrid>
+      <w:tr>
+        <w:tc>
+          <w:tcPr>
+            <w:tcW w:type="dxa" w:w="2880"/>
+          </w:tcPr>
+          <w:p>
+            <w:r>
+              <w:rPr>
+                <w:b/>
+              </w:rPr>
+              <w:t>발신 부서</w:t>
+            </w:r>
+          </w:p>
+        </w:tc>
+        <w:tc>
+          <w:tcPr>
+            <w:tcW w:type="dxa" w:w="2880"/>
+          </w:tcPr>
+          <w:p>
+            <w:r>
+              <w:rPr>
+                <w:b/>
+              </w:rPr>
+              <w:t>담당</w:t>
+            </w:r>
+          </w:p>
+        </w:tc>
+        <w:tc>
+          <w:tcPr>
+            <w:tcW w:type="dxa" w:w="2880"/>
+          </w:tcPr>
+          <w:p>
+            <w:r>
+              <w:rPr>
+                <w:b/>
+              </w:rPr>
+              <w:t>문의처</w:t>
+            </w:r>
+          </w:p>
+        </w:tc>
+      </w:tr>
+      <w:tr>
+        <w:tc>
+          <w:tcPr>
+            <w:tcW w:type="dxa" w:w="2880"/>
+          </w:tcPr>
+          <w:p>
+            <w:r>
+              <w:rPr>
+                <w:b w:val="0"/>
+              </w:rPr>
+              <w:t>(교회명) (부서명)</w:t>
+            </w:r>
+          </w:p>
+        </w:tc>
+        <w:tc>
+          <w:tcPr>
+            <w:tcW w:type="dxa" w:w="2880"/>
+          </w:tcPr>
+          <w:p>
+            <w:r>
+              <w:rPr>
+                <w:b w:val="0"/>
+              </w:rPr>
+              <w:t>________</w:t>
+            </w:r>
+          </w:p>
+        </w:tc>
+        <w:tc>
+          <w:tcPr>
+            <w:tcW w:type="dxa" w:w="2880"/>
+          </w:tcPr>
+          <w:p>
+            <w:r>
+              <w:rPr>
+                <w:b w:val="0"/>
+              </w:rPr>
+              <w:t>(교회 공식 문의처)</w:t>
+            </w:r>
+          </w:p>
+        </w:tc>
+      </w:tr>
+    </w:tbl>
+    <w:p/>
     <w:sectPr>
       <w:pgSz w:w="12240" w:h="15840"/>
       <w:pgMar w:top="1440" w:right="1800" w:bottom="1440" w:left="1800" w:header="720" w:footer="720" w:gutter="0"/>
